--- a/6-过程管理/流程制度规范类文件/060102-服务级别管理程序.docx
+++ b/6-过程管理/流程制度规范类文件/060102-服务级别管理程序.docx
@@ -5,9 +5,41 @@
     <w:p>
       <w:pPr>
         <w:pStyle w:val="31"/>
-        <w:bidi w:val="0"/>
-      </w:pPr>
-      <w:bookmarkStart w:id="0" w:name="_Toc16124"/>
+        <w:keepNext w:val="0"/>
+        <w:keepLines w:val="0"/>
+        <w:pageBreakBefore w:val="0"/>
+        <w:widowControl w:val="0"/>
+        <w:kinsoku w:val="0"/>
+        <w:wordWrap/>
+        <w:overflowPunct/>
+        <w:topLinePunct w:val="0"/>
+        <w:autoSpaceDE w:val="0"/>
+        <w:autoSpaceDN w:val="0"/>
+        <w:bidi w:val="0"/>
+        <w:adjustRightInd w:val="0"/>
+        <w:snapToGrid w:val="0"/>
+        <w:textAlignment w:val="baseline"/>
+      </w:pPr>
+      <w:bookmarkStart w:id="0" w:name="_Toc6763"/>
+    </w:p>
+    <w:p>
+      <w:pPr>
+        <w:pStyle w:val="31"/>
+        <w:keepNext w:val="0"/>
+        <w:keepLines w:val="0"/>
+        <w:pageBreakBefore w:val="0"/>
+        <w:widowControl w:val="0"/>
+        <w:kinsoku w:val="0"/>
+        <w:wordWrap/>
+        <w:overflowPunct/>
+        <w:topLinePunct w:val="0"/>
+        <w:autoSpaceDE w:val="0"/>
+        <w:autoSpaceDN w:val="0"/>
+        <w:bidi w:val="0"/>
+        <w:adjustRightInd w:val="0"/>
+        <w:snapToGrid w:val="0"/>
+        <w:textAlignment w:val="baseline"/>
+      </w:pPr>
       <w:r>
         <w:t>服务级别管理程序</w:t>
       </w:r>
@@ -16,9 +48,22 @@
     <w:p>
       <w:pPr>
         <w:pStyle w:val="32"/>
-        <w:bidi w:val="0"/>
-      </w:pPr>
-      <w:bookmarkStart w:id="1" w:name="_Toc17978"/>
+        <w:keepNext w:val="0"/>
+        <w:keepLines w:val="0"/>
+        <w:pageBreakBefore w:val="0"/>
+        <w:widowControl w:val="0"/>
+        <w:kinsoku w:val="0"/>
+        <w:wordWrap/>
+        <w:overflowPunct/>
+        <w:topLinePunct w:val="0"/>
+        <w:autoSpaceDE w:val="0"/>
+        <w:autoSpaceDN w:val="0"/>
+        <w:bidi w:val="0"/>
+        <w:adjustRightInd w:val="0"/>
+        <w:snapToGrid w:val="0"/>
+        <w:textAlignment w:val="baseline"/>
+      </w:pPr>
+      <w:bookmarkStart w:id="1" w:name="_Toc22990"/>
       <w:r>
         <w:t>甘肃国邦信息科技有限公司</w:t>
       </w:r>
@@ -26,8 +71,22 @@
     </w:p>
     <w:p>
       <w:pPr>
+        <w:keepNext w:val="0"/>
+        <w:keepLines w:val="0"/>
+        <w:pageBreakBefore w:val="0"/>
+        <w:widowControl w:val="0"/>
+        <w:kinsoku w:val="0"/>
+        <w:wordWrap/>
+        <w:overflowPunct/>
+        <w:topLinePunct w:val="0"/>
+        <w:autoSpaceDE w:val="0"/>
+        <w:autoSpaceDN w:val="0"/>
+        <w:bidi w:val="0"/>
+        <w:adjustRightInd w:val="0"/>
+        <w:snapToGrid w:val="0"/>
         <w:spacing w:before="275"/>
         <w:ind w:left="3285"/>
+        <w:textAlignment w:val="baseline"/>
         <w:rPr>
           <w:rFonts w:ascii="宋体" w:hAnsi="宋体" w:eastAsia="宋体" w:cs="宋体"/>
           <w:sz w:val="36"/>
@@ -46,6 +105,20 @@
     </w:p>
     <w:p>
       <w:pPr>
+        <w:keepNext w:val="0"/>
+        <w:keepLines w:val="0"/>
+        <w:pageBreakBefore w:val="0"/>
+        <w:widowControl w:val="0"/>
+        <w:kinsoku w:val="0"/>
+        <w:wordWrap/>
+        <w:overflowPunct/>
+        <w:topLinePunct w:val="0"/>
+        <w:autoSpaceDE w:val="0"/>
+        <w:autoSpaceDN w:val="0"/>
+        <w:bidi w:val="0"/>
+        <w:adjustRightInd w:val="0"/>
+        <w:snapToGrid w:val="0"/>
+        <w:textAlignment w:val="baseline"/>
         <w:rPr>
           <w:rFonts w:ascii="宋体" w:hAnsi="宋体" w:eastAsia="宋体" w:cs="宋体"/>
           <w:sz w:val="36"/>
@@ -61,13 +134,41 @@
     <w:p>
       <w:pPr>
         <w:pStyle w:val="12"/>
+        <w:keepNext w:val="0"/>
+        <w:keepLines w:val="0"/>
+        <w:pageBreakBefore w:val="0"/>
+        <w:widowControl w:val="0"/>
+        <w:kinsoku w:val="0"/>
+        <w:wordWrap/>
+        <w:overflowPunct/>
+        <w:topLinePunct w:val="0"/>
+        <w:autoSpaceDE w:val="0"/>
+        <w:autoSpaceDN w:val="0"/>
+        <w:bidi w:val="0"/>
+        <w:adjustRightInd w:val="0"/>
+        <w:snapToGrid w:val="0"/>
         <w:spacing w:line="258" w:lineRule="auto"/>
-      </w:pPr>
-    </w:p>
-    <w:p>
-      <w:pPr>
+        <w:textAlignment w:val="baseline"/>
+      </w:pPr>
+    </w:p>
+    <w:p>
+      <w:pPr>
+        <w:keepNext w:val="0"/>
+        <w:keepLines w:val="0"/>
+        <w:pageBreakBefore w:val="0"/>
+        <w:widowControl w:val="0"/>
+        <w:kinsoku w:val="0"/>
+        <w:wordWrap/>
+        <w:overflowPunct/>
+        <w:topLinePunct w:val="0"/>
+        <w:autoSpaceDE w:val="0"/>
+        <w:autoSpaceDN w:val="0"/>
+        <w:bidi w:val="0"/>
+        <w:adjustRightInd w:val="0"/>
+        <w:snapToGrid w:val="0"/>
         <w:spacing w:before="69" w:line="220" w:lineRule="auto"/>
         <w:ind w:left="3954"/>
+        <w:textAlignment w:val="baseline"/>
         <w:outlineLvl w:val="0"/>
         <w:rPr>
           <w:rFonts w:ascii="宋体" w:hAnsi="宋体" w:eastAsia="宋体" w:cs="宋体"/>
@@ -75,7 +176,7 @@
           <w:szCs w:val="21"/>
         </w:rPr>
       </w:pPr>
-      <w:bookmarkStart w:id="2" w:name="_Toc9964"/>
+      <w:bookmarkStart w:id="2" w:name="_Toc9955"/>
       <w:r>
         <w:rPr>
           <w:rFonts w:ascii="宋体" w:hAnsi="宋体" w:eastAsia="宋体" w:cs="宋体"/>
@@ -89,7 +190,21 @@
     </w:p>
     <w:p>
       <w:pPr>
+        <w:keepNext w:val="0"/>
+        <w:keepLines w:val="0"/>
+        <w:pageBreakBefore w:val="0"/>
+        <w:widowControl w:val="0"/>
+        <w:kinsoku w:val="0"/>
+        <w:wordWrap/>
+        <w:overflowPunct/>
+        <w:topLinePunct w:val="0"/>
+        <w:autoSpaceDE w:val="0"/>
+        <w:autoSpaceDN w:val="0"/>
+        <w:bidi w:val="0"/>
+        <w:adjustRightInd w:val="0"/>
+        <w:snapToGrid w:val="0"/>
         <w:spacing w:line="16" w:lineRule="exact"/>
+        <w:textAlignment w:val="baseline"/>
       </w:pPr>
     </w:p>
     <w:tbl>
@@ -146,8 +261,22 @@
           </w:tcPr>
           <w:p>
             <w:pPr>
+              <w:keepNext w:val="0"/>
+              <w:keepLines w:val="0"/>
+              <w:pageBreakBefore w:val="0"/>
+              <w:widowControl w:val="0"/>
+              <w:kinsoku w:val="0"/>
+              <w:wordWrap/>
+              <w:overflowPunct/>
+              <w:topLinePunct w:val="0"/>
+              <w:autoSpaceDE w:val="0"/>
+              <w:autoSpaceDN w:val="0"/>
+              <w:bidi w:val="0"/>
+              <w:adjustRightInd w:val="0"/>
+              <w:snapToGrid w:val="0"/>
               <w:spacing w:before="199" w:line="220" w:lineRule="auto"/>
               <w:ind w:left="225"/>
+              <w:textAlignment w:val="baseline"/>
               <w:rPr>
                 <w:rFonts w:ascii="宋体" w:hAnsi="宋体" w:eastAsia="宋体" w:cs="宋体"/>
                 <w:sz w:val="21"/>
@@ -172,8 +301,22 @@
           </w:tcPr>
           <w:p>
             <w:pPr>
+              <w:keepNext w:val="0"/>
+              <w:keepLines w:val="0"/>
+              <w:pageBreakBefore w:val="0"/>
+              <w:widowControl w:val="0"/>
+              <w:kinsoku w:val="0"/>
+              <w:wordWrap/>
+              <w:overflowPunct/>
+              <w:topLinePunct w:val="0"/>
+              <w:autoSpaceDE w:val="0"/>
+              <w:autoSpaceDN w:val="0"/>
+              <w:bidi w:val="0"/>
+              <w:adjustRightInd w:val="0"/>
+              <w:snapToGrid w:val="0"/>
               <w:spacing w:before="200" w:line="218" w:lineRule="auto"/>
               <w:ind w:left="108"/>
+              <w:textAlignment w:val="baseline"/>
               <w:rPr>
                 <w:rFonts w:ascii="宋体" w:hAnsi="宋体" w:eastAsia="宋体" w:cs="宋体"/>
                 <w:sz w:val="21"/>
@@ -218,8 +361,22 @@
           </w:tcPr>
           <w:p>
             <w:pPr>
+              <w:keepNext w:val="0"/>
+              <w:keepLines w:val="0"/>
+              <w:pageBreakBefore w:val="0"/>
+              <w:widowControl w:val="0"/>
+              <w:kinsoku w:val="0"/>
+              <w:wordWrap/>
+              <w:overflowPunct/>
+              <w:topLinePunct w:val="0"/>
+              <w:autoSpaceDE w:val="0"/>
+              <w:autoSpaceDN w:val="0"/>
+              <w:bidi w:val="0"/>
+              <w:adjustRightInd w:val="0"/>
+              <w:snapToGrid w:val="0"/>
               <w:spacing w:before="196" w:line="220" w:lineRule="auto"/>
               <w:ind w:left="435"/>
+              <w:textAlignment w:val="baseline"/>
               <w:rPr>
                 <w:rFonts w:ascii="宋体" w:hAnsi="宋体" w:eastAsia="宋体" w:cs="宋体"/>
                 <w:sz w:val="21"/>
@@ -244,8 +401,22 @@
           </w:tcPr>
           <w:p>
             <w:pPr>
+              <w:keepNext w:val="0"/>
+              <w:keepLines w:val="0"/>
+              <w:pageBreakBefore w:val="0"/>
+              <w:widowControl w:val="0"/>
+              <w:kinsoku w:val="0"/>
+              <w:wordWrap/>
+              <w:overflowPunct/>
+              <w:topLinePunct w:val="0"/>
+              <w:autoSpaceDE w:val="0"/>
+              <w:autoSpaceDN w:val="0"/>
+              <w:bidi w:val="0"/>
+              <w:adjustRightInd w:val="0"/>
+              <w:snapToGrid w:val="0"/>
               <w:spacing w:before="197" w:line="219" w:lineRule="auto"/>
               <w:ind w:left="108"/>
+              <w:textAlignment w:val="baseline"/>
               <w:rPr>
                 <w:rFonts w:ascii="宋体" w:hAnsi="宋体" w:eastAsia="宋体" w:cs="宋体"/>
                 <w:sz w:val="21"/>
@@ -290,8 +461,22 @@
           </w:tcPr>
           <w:p>
             <w:pPr>
+              <w:keepNext w:val="0"/>
+              <w:keepLines w:val="0"/>
+              <w:pageBreakBefore w:val="0"/>
+              <w:widowControl w:val="0"/>
+              <w:kinsoku w:val="0"/>
+              <w:wordWrap/>
+              <w:overflowPunct/>
+              <w:topLinePunct w:val="0"/>
+              <w:autoSpaceDE w:val="0"/>
+              <w:autoSpaceDN w:val="0"/>
+              <w:bidi w:val="0"/>
+              <w:adjustRightInd w:val="0"/>
+              <w:snapToGrid w:val="0"/>
               <w:spacing w:before="199" w:line="219" w:lineRule="auto"/>
               <w:ind w:left="435"/>
+              <w:textAlignment w:val="baseline"/>
               <w:rPr>
                 <w:rFonts w:ascii="宋体" w:hAnsi="宋体" w:eastAsia="宋体" w:cs="宋体"/>
                 <w:sz w:val="21"/>
@@ -315,8 +500,22 @@
           </w:tcPr>
           <w:p>
             <w:pPr>
+              <w:keepNext w:val="0"/>
+              <w:keepLines w:val="0"/>
+              <w:pageBreakBefore w:val="0"/>
+              <w:widowControl w:val="0"/>
+              <w:kinsoku w:val="0"/>
+              <w:wordWrap/>
+              <w:overflowPunct/>
+              <w:topLinePunct w:val="0"/>
+              <w:autoSpaceDE w:val="0"/>
+              <w:autoSpaceDN w:val="0"/>
+              <w:bidi w:val="0"/>
+              <w:adjustRightInd w:val="0"/>
+              <w:snapToGrid w:val="0"/>
               <w:spacing w:before="199" w:line="219" w:lineRule="auto"/>
               <w:ind w:left="359"/>
+              <w:textAlignment w:val="baseline"/>
               <w:rPr>
                 <w:rFonts w:ascii="宋体" w:hAnsi="宋体" w:eastAsia="宋体" w:cs="宋体"/>
                 <w:sz w:val="21"/>
@@ -340,8 +539,22 @@
           </w:tcPr>
           <w:p>
             <w:pPr>
+              <w:keepNext w:val="0"/>
+              <w:keepLines w:val="0"/>
+              <w:pageBreakBefore w:val="0"/>
+              <w:widowControl w:val="0"/>
+              <w:kinsoku w:val="0"/>
+              <w:wordWrap/>
+              <w:overflowPunct/>
+              <w:topLinePunct w:val="0"/>
+              <w:autoSpaceDE w:val="0"/>
+              <w:autoSpaceDN w:val="0"/>
+              <w:bidi w:val="0"/>
+              <w:adjustRightInd w:val="0"/>
+              <w:snapToGrid w:val="0"/>
               <w:spacing w:before="199" w:line="219" w:lineRule="auto"/>
               <w:ind w:left="735"/>
+              <w:textAlignment w:val="baseline"/>
               <w:rPr>
                 <w:rFonts w:ascii="宋体" w:hAnsi="宋体" w:eastAsia="宋体" w:cs="宋体"/>
                 <w:sz w:val="21"/>
@@ -365,8 +578,22 @@
           </w:tcPr>
           <w:p>
             <w:pPr>
+              <w:keepNext w:val="0"/>
+              <w:keepLines w:val="0"/>
+              <w:pageBreakBefore w:val="0"/>
+              <w:widowControl w:val="0"/>
+              <w:kinsoku w:val="0"/>
+              <w:wordWrap/>
+              <w:overflowPunct/>
+              <w:topLinePunct w:val="0"/>
+              <w:autoSpaceDE w:val="0"/>
+              <w:autoSpaceDN w:val="0"/>
+              <w:bidi w:val="0"/>
+              <w:adjustRightInd w:val="0"/>
+              <w:snapToGrid w:val="0"/>
               <w:spacing w:before="199" w:line="220" w:lineRule="auto"/>
               <w:ind w:left="575"/>
+              <w:textAlignment w:val="baseline"/>
               <w:rPr>
                 <w:rFonts w:ascii="宋体" w:hAnsi="宋体" w:eastAsia="宋体" w:cs="宋体"/>
                 <w:sz w:val="21"/>
@@ -390,8 +617,22 @@
           </w:tcPr>
           <w:p>
             <w:pPr>
+              <w:keepNext w:val="0"/>
+              <w:keepLines w:val="0"/>
+              <w:pageBreakBefore w:val="0"/>
+              <w:widowControl w:val="0"/>
+              <w:kinsoku w:val="0"/>
+              <w:wordWrap/>
+              <w:overflowPunct/>
+              <w:topLinePunct w:val="0"/>
+              <w:autoSpaceDE w:val="0"/>
+              <w:autoSpaceDN w:val="0"/>
+              <w:bidi w:val="0"/>
+              <w:adjustRightInd w:val="0"/>
+              <w:snapToGrid w:val="0"/>
               <w:spacing w:before="199" w:line="220" w:lineRule="auto"/>
               <w:ind w:left="782"/>
+              <w:textAlignment w:val="baseline"/>
               <w:rPr>
                 <w:rFonts w:ascii="宋体" w:hAnsi="宋体" w:eastAsia="宋体" w:cs="宋体"/>
                 <w:sz w:val="21"/>
@@ -436,8 +677,22 @@
           </w:tcPr>
           <w:p>
             <w:pPr>
+              <w:keepNext w:val="0"/>
+              <w:keepLines w:val="0"/>
+              <w:pageBreakBefore w:val="0"/>
+              <w:widowControl w:val="0"/>
+              <w:kinsoku w:val="0"/>
+              <w:wordWrap/>
+              <w:overflowPunct/>
+              <w:topLinePunct w:val="0"/>
+              <w:autoSpaceDE w:val="0"/>
+              <w:autoSpaceDN w:val="0"/>
+              <w:bidi w:val="0"/>
+              <w:adjustRightInd w:val="0"/>
+              <w:snapToGrid w:val="0"/>
               <w:spacing w:before="163" w:line="239" w:lineRule="auto"/>
               <w:ind w:left="638"/>
+              <w:textAlignment w:val="baseline"/>
               <w:rPr>
                 <w:rFonts w:ascii="宋体" w:hAnsi="宋体" w:eastAsia="宋体" w:cs="宋体"/>
                 <w:sz w:val="21"/>
@@ -461,8 +716,22 @@
           </w:tcPr>
           <w:p>
             <w:pPr>
+              <w:keepNext w:val="0"/>
+              <w:keepLines w:val="0"/>
+              <w:pageBreakBefore w:val="0"/>
+              <w:widowControl w:val="0"/>
+              <w:kinsoku w:val="0"/>
+              <w:wordWrap/>
+              <w:overflowPunct/>
+              <w:topLinePunct w:val="0"/>
+              <w:autoSpaceDE w:val="0"/>
+              <w:autoSpaceDN w:val="0"/>
+              <w:bidi w:val="0"/>
+              <w:adjustRightInd w:val="0"/>
+              <w:snapToGrid w:val="0"/>
               <w:spacing w:before="163"/>
               <w:ind w:left="361"/>
+              <w:textAlignment w:val="baseline"/>
               <w:rPr>
                 <w:rFonts w:ascii="宋体" w:hAnsi="宋体" w:eastAsia="宋体" w:cs="宋体"/>
                 <w:sz w:val="21"/>
@@ -486,8 +755,22 @@
           </w:tcPr>
           <w:p>
             <w:pPr>
+              <w:keepNext w:val="0"/>
+              <w:keepLines w:val="0"/>
+              <w:pageBreakBefore w:val="0"/>
+              <w:widowControl w:val="0"/>
+              <w:kinsoku w:val="0"/>
+              <w:wordWrap/>
+              <w:overflowPunct/>
+              <w:topLinePunct w:val="0"/>
+              <w:autoSpaceDE w:val="0"/>
+              <w:autoSpaceDN w:val="0"/>
+              <w:bidi w:val="0"/>
+              <w:adjustRightInd w:val="0"/>
+              <w:snapToGrid w:val="0"/>
               <w:spacing w:before="133" w:line="219" w:lineRule="auto"/>
               <w:ind w:left="738"/>
+              <w:textAlignment w:val="baseline"/>
               <w:rPr>
                 <w:rFonts w:ascii="宋体" w:hAnsi="宋体" w:eastAsia="宋体" w:cs="宋体"/>
                 <w:sz w:val="21"/>
@@ -511,8 +794,22 @@
           </w:tcPr>
           <w:p>
             <w:pPr>
+              <w:keepNext w:val="0"/>
+              <w:keepLines w:val="0"/>
+              <w:pageBreakBefore w:val="0"/>
+              <w:widowControl w:val="0"/>
+              <w:kinsoku w:val="0"/>
+              <w:wordWrap/>
+              <w:overflowPunct/>
+              <w:topLinePunct w:val="0"/>
+              <w:autoSpaceDE w:val="0"/>
+              <w:autoSpaceDN w:val="0"/>
+              <w:bidi w:val="0"/>
+              <w:adjustRightInd w:val="0"/>
+              <w:snapToGrid w:val="0"/>
               <w:spacing w:before="134" w:line="220" w:lineRule="auto"/>
               <w:ind w:left="480"/>
+              <w:textAlignment w:val="baseline"/>
               <w:rPr>
                 <w:rFonts w:hint="eastAsia" w:ascii="宋体" w:hAnsi="宋体" w:eastAsia="宋体" w:cs="宋体"/>
                 <w:sz w:val="21"/>
@@ -537,8 +834,22 @@
           </w:tcPr>
           <w:p>
             <w:pPr>
+              <w:keepNext w:val="0"/>
+              <w:keepLines w:val="0"/>
+              <w:pageBreakBefore w:val="0"/>
+              <w:widowControl w:val="0"/>
+              <w:kinsoku w:val="0"/>
+              <w:wordWrap/>
+              <w:overflowPunct/>
+              <w:topLinePunct w:val="0"/>
+              <w:autoSpaceDE w:val="0"/>
+              <w:autoSpaceDN w:val="0"/>
+              <w:bidi w:val="0"/>
+              <w:adjustRightInd w:val="0"/>
+              <w:snapToGrid w:val="0"/>
               <w:spacing w:before="133" w:line="220" w:lineRule="auto"/>
               <w:ind w:left="672"/>
+              <w:textAlignment w:val="baseline"/>
               <w:rPr>
                 <w:rFonts w:ascii="宋体" w:hAnsi="宋体" w:eastAsia="宋体" w:cs="宋体"/>
                 <w:sz w:val="21"/>
@@ -584,6 +895,20 @@
           <w:p>
             <w:pPr>
               <w:pStyle w:val="25"/>
+              <w:keepNext w:val="0"/>
+              <w:keepLines w:val="0"/>
+              <w:pageBreakBefore w:val="0"/>
+              <w:widowControl w:val="0"/>
+              <w:kinsoku w:val="0"/>
+              <w:wordWrap/>
+              <w:overflowPunct/>
+              <w:topLinePunct w:val="0"/>
+              <w:autoSpaceDE w:val="0"/>
+              <w:autoSpaceDN w:val="0"/>
+              <w:bidi w:val="0"/>
+              <w:adjustRightInd w:val="0"/>
+              <w:snapToGrid w:val="0"/>
+              <w:textAlignment w:val="baseline"/>
             </w:pPr>
           </w:p>
         </w:tc>
@@ -594,6 +919,20 @@
           <w:p>
             <w:pPr>
               <w:pStyle w:val="25"/>
+              <w:keepNext w:val="0"/>
+              <w:keepLines w:val="0"/>
+              <w:pageBreakBefore w:val="0"/>
+              <w:widowControl w:val="0"/>
+              <w:kinsoku w:val="0"/>
+              <w:wordWrap/>
+              <w:overflowPunct/>
+              <w:topLinePunct w:val="0"/>
+              <w:autoSpaceDE w:val="0"/>
+              <w:autoSpaceDN w:val="0"/>
+              <w:bidi w:val="0"/>
+              <w:adjustRightInd w:val="0"/>
+              <w:snapToGrid w:val="0"/>
+              <w:textAlignment w:val="baseline"/>
             </w:pPr>
           </w:p>
         </w:tc>
@@ -604,6 +943,20 @@
           <w:p>
             <w:pPr>
               <w:pStyle w:val="25"/>
+              <w:keepNext w:val="0"/>
+              <w:keepLines w:val="0"/>
+              <w:pageBreakBefore w:val="0"/>
+              <w:widowControl w:val="0"/>
+              <w:kinsoku w:val="0"/>
+              <w:wordWrap/>
+              <w:overflowPunct/>
+              <w:topLinePunct w:val="0"/>
+              <w:autoSpaceDE w:val="0"/>
+              <w:autoSpaceDN w:val="0"/>
+              <w:bidi w:val="0"/>
+              <w:adjustRightInd w:val="0"/>
+              <w:snapToGrid w:val="0"/>
+              <w:textAlignment w:val="baseline"/>
             </w:pPr>
           </w:p>
         </w:tc>
@@ -614,6 +967,20 @@
           <w:p>
             <w:pPr>
               <w:pStyle w:val="25"/>
+              <w:keepNext w:val="0"/>
+              <w:keepLines w:val="0"/>
+              <w:pageBreakBefore w:val="0"/>
+              <w:widowControl w:val="0"/>
+              <w:kinsoku w:val="0"/>
+              <w:wordWrap/>
+              <w:overflowPunct/>
+              <w:topLinePunct w:val="0"/>
+              <w:autoSpaceDE w:val="0"/>
+              <w:autoSpaceDN w:val="0"/>
+              <w:bidi w:val="0"/>
+              <w:adjustRightInd w:val="0"/>
+              <w:snapToGrid w:val="0"/>
+              <w:textAlignment w:val="baseline"/>
             </w:pPr>
           </w:p>
         </w:tc>
@@ -624,6 +991,20 @@
           <w:p>
             <w:pPr>
               <w:pStyle w:val="25"/>
+              <w:keepNext w:val="0"/>
+              <w:keepLines w:val="0"/>
+              <w:pageBreakBefore w:val="0"/>
+              <w:widowControl w:val="0"/>
+              <w:kinsoku w:val="0"/>
+              <w:wordWrap/>
+              <w:overflowPunct/>
+              <w:topLinePunct w:val="0"/>
+              <w:autoSpaceDE w:val="0"/>
+              <w:autoSpaceDN w:val="0"/>
+              <w:bidi w:val="0"/>
+              <w:adjustRightInd w:val="0"/>
+              <w:snapToGrid w:val="0"/>
+              <w:textAlignment w:val="baseline"/>
             </w:pPr>
           </w:p>
         </w:tc>
@@ -655,6 +1036,20 @@
           <w:p>
             <w:pPr>
               <w:pStyle w:val="25"/>
+              <w:keepNext w:val="0"/>
+              <w:keepLines w:val="0"/>
+              <w:pageBreakBefore w:val="0"/>
+              <w:widowControl w:val="0"/>
+              <w:kinsoku w:val="0"/>
+              <w:wordWrap/>
+              <w:overflowPunct/>
+              <w:topLinePunct w:val="0"/>
+              <w:autoSpaceDE w:val="0"/>
+              <w:autoSpaceDN w:val="0"/>
+              <w:bidi w:val="0"/>
+              <w:adjustRightInd w:val="0"/>
+              <w:snapToGrid w:val="0"/>
+              <w:textAlignment w:val="baseline"/>
             </w:pPr>
           </w:p>
         </w:tc>
@@ -665,6 +1060,20 @@
           <w:p>
             <w:pPr>
               <w:pStyle w:val="25"/>
+              <w:keepNext w:val="0"/>
+              <w:keepLines w:val="0"/>
+              <w:pageBreakBefore w:val="0"/>
+              <w:widowControl w:val="0"/>
+              <w:kinsoku w:val="0"/>
+              <w:wordWrap/>
+              <w:overflowPunct/>
+              <w:topLinePunct w:val="0"/>
+              <w:autoSpaceDE w:val="0"/>
+              <w:autoSpaceDN w:val="0"/>
+              <w:bidi w:val="0"/>
+              <w:adjustRightInd w:val="0"/>
+              <w:snapToGrid w:val="0"/>
+              <w:textAlignment w:val="baseline"/>
             </w:pPr>
           </w:p>
         </w:tc>
@@ -675,6 +1084,20 @@
           <w:p>
             <w:pPr>
               <w:pStyle w:val="25"/>
+              <w:keepNext w:val="0"/>
+              <w:keepLines w:val="0"/>
+              <w:pageBreakBefore w:val="0"/>
+              <w:widowControl w:val="0"/>
+              <w:kinsoku w:val="0"/>
+              <w:wordWrap/>
+              <w:overflowPunct/>
+              <w:topLinePunct w:val="0"/>
+              <w:autoSpaceDE w:val="0"/>
+              <w:autoSpaceDN w:val="0"/>
+              <w:bidi w:val="0"/>
+              <w:adjustRightInd w:val="0"/>
+              <w:snapToGrid w:val="0"/>
+              <w:textAlignment w:val="baseline"/>
             </w:pPr>
           </w:p>
         </w:tc>
@@ -685,6 +1108,20 @@
           <w:p>
             <w:pPr>
               <w:pStyle w:val="25"/>
+              <w:keepNext w:val="0"/>
+              <w:keepLines w:val="0"/>
+              <w:pageBreakBefore w:val="0"/>
+              <w:widowControl w:val="0"/>
+              <w:kinsoku w:val="0"/>
+              <w:wordWrap/>
+              <w:overflowPunct/>
+              <w:topLinePunct w:val="0"/>
+              <w:autoSpaceDE w:val="0"/>
+              <w:autoSpaceDN w:val="0"/>
+              <w:bidi w:val="0"/>
+              <w:adjustRightInd w:val="0"/>
+              <w:snapToGrid w:val="0"/>
+              <w:textAlignment w:val="baseline"/>
             </w:pPr>
           </w:p>
         </w:tc>
@@ -695,6 +1132,20 @@
           <w:p>
             <w:pPr>
               <w:pStyle w:val="25"/>
+              <w:keepNext w:val="0"/>
+              <w:keepLines w:val="0"/>
+              <w:pageBreakBefore w:val="0"/>
+              <w:widowControl w:val="0"/>
+              <w:kinsoku w:val="0"/>
+              <w:wordWrap/>
+              <w:overflowPunct/>
+              <w:topLinePunct w:val="0"/>
+              <w:autoSpaceDE w:val="0"/>
+              <w:autoSpaceDN w:val="0"/>
+              <w:bidi w:val="0"/>
+              <w:adjustRightInd w:val="0"/>
+              <w:snapToGrid w:val="0"/>
+              <w:textAlignment w:val="baseline"/>
             </w:pPr>
           </w:p>
         </w:tc>
@@ -726,6 +1177,20 @@
           <w:p>
             <w:pPr>
               <w:pStyle w:val="25"/>
+              <w:keepNext w:val="0"/>
+              <w:keepLines w:val="0"/>
+              <w:pageBreakBefore w:val="0"/>
+              <w:widowControl w:val="0"/>
+              <w:kinsoku w:val="0"/>
+              <w:wordWrap/>
+              <w:overflowPunct/>
+              <w:topLinePunct w:val="0"/>
+              <w:autoSpaceDE w:val="0"/>
+              <w:autoSpaceDN w:val="0"/>
+              <w:bidi w:val="0"/>
+              <w:adjustRightInd w:val="0"/>
+              <w:snapToGrid w:val="0"/>
+              <w:textAlignment w:val="baseline"/>
             </w:pPr>
           </w:p>
         </w:tc>
@@ -736,6 +1201,20 @@
           <w:p>
             <w:pPr>
               <w:pStyle w:val="25"/>
+              <w:keepNext w:val="0"/>
+              <w:keepLines w:val="0"/>
+              <w:pageBreakBefore w:val="0"/>
+              <w:widowControl w:val="0"/>
+              <w:kinsoku w:val="0"/>
+              <w:wordWrap/>
+              <w:overflowPunct/>
+              <w:topLinePunct w:val="0"/>
+              <w:autoSpaceDE w:val="0"/>
+              <w:autoSpaceDN w:val="0"/>
+              <w:bidi w:val="0"/>
+              <w:adjustRightInd w:val="0"/>
+              <w:snapToGrid w:val="0"/>
+              <w:textAlignment w:val="baseline"/>
             </w:pPr>
           </w:p>
         </w:tc>
@@ -746,6 +1225,20 @@
           <w:p>
             <w:pPr>
               <w:pStyle w:val="25"/>
+              <w:keepNext w:val="0"/>
+              <w:keepLines w:val="0"/>
+              <w:pageBreakBefore w:val="0"/>
+              <w:widowControl w:val="0"/>
+              <w:kinsoku w:val="0"/>
+              <w:wordWrap/>
+              <w:overflowPunct/>
+              <w:topLinePunct w:val="0"/>
+              <w:autoSpaceDE w:val="0"/>
+              <w:autoSpaceDN w:val="0"/>
+              <w:bidi w:val="0"/>
+              <w:adjustRightInd w:val="0"/>
+              <w:snapToGrid w:val="0"/>
+              <w:textAlignment w:val="baseline"/>
             </w:pPr>
           </w:p>
         </w:tc>
@@ -756,6 +1249,20 @@
           <w:p>
             <w:pPr>
               <w:pStyle w:val="25"/>
+              <w:keepNext w:val="0"/>
+              <w:keepLines w:val="0"/>
+              <w:pageBreakBefore w:val="0"/>
+              <w:widowControl w:val="0"/>
+              <w:kinsoku w:val="0"/>
+              <w:wordWrap/>
+              <w:overflowPunct/>
+              <w:topLinePunct w:val="0"/>
+              <w:autoSpaceDE w:val="0"/>
+              <w:autoSpaceDN w:val="0"/>
+              <w:bidi w:val="0"/>
+              <w:adjustRightInd w:val="0"/>
+              <w:snapToGrid w:val="0"/>
+              <w:textAlignment w:val="baseline"/>
             </w:pPr>
           </w:p>
         </w:tc>
@@ -766,6 +1273,20 @@
           <w:p>
             <w:pPr>
               <w:pStyle w:val="25"/>
+              <w:keepNext w:val="0"/>
+              <w:keepLines w:val="0"/>
+              <w:pageBreakBefore w:val="0"/>
+              <w:widowControl w:val="0"/>
+              <w:kinsoku w:val="0"/>
+              <w:wordWrap/>
+              <w:overflowPunct/>
+              <w:topLinePunct w:val="0"/>
+              <w:autoSpaceDE w:val="0"/>
+              <w:autoSpaceDN w:val="0"/>
+              <w:bidi w:val="0"/>
+              <w:adjustRightInd w:val="0"/>
+              <w:snapToGrid w:val="0"/>
+              <w:textAlignment w:val="baseline"/>
             </w:pPr>
           </w:p>
         </w:tc>
@@ -797,6 +1318,20 @@
           <w:p>
             <w:pPr>
               <w:pStyle w:val="25"/>
+              <w:keepNext w:val="0"/>
+              <w:keepLines w:val="0"/>
+              <w:pageBreakBefore w:val="0"/>
+              <w:widowControl w:val="0"/>
+              <w:kinsoku w:val="0"/>
+              <w:wordWrap/>
+              <w:overflowPunct/>
+              <w:topLinePunct w:val="0"/>
+              <w:autoSpaceDE w:val="0"/>
+              <w:autoSpaceDN w:val="0"/>
+              <w:bidi w:val="0"/>
+              <w:adjustRightInd w:val="0"/>
+              <w:snapToGrid w:val="0"/>
+              <w:textAlignment w:val="baseline"/>
             </w:pPr>
           </w:p>
         </w:tc>
@@ -807,6 +1342,20 @@
           <w:p>
             <w:pPr>
               <w:pStyle w:val="25"/>
+              <w:keepNext w:val="0"/>
+              <w:keepLines w:val="0"/>
+              <w:pageBreakBefore w:val="0"/>
+              <w:widowControl w:val="0"/>
+              <w:kinsoku w:val="0"/>
+              <w:wordWrap/>
+              <w:overflowPunct/>
+              <w:topLinePunct w:val="0"/>
+              <w:autoSpaceDE w:val="0"/>
+              <w:autoSpaceDN w:val="0"/>
+              <w:bidi w:val="0"/>
+              <w:adjustRightInd w:val="0"/>
+              <w:snapToGrid w:val="0"/>
+              <w:textAlignment w:val="baseline"/>
             </w:pPr>
           </w:p>
         </w:tc>
@@ -817,6 +1366,20 @@
           <w:p>
             <w:pPr>
               <w:pStyle w:val="25"/>
+              <w:keepNext w:val="0"/>
+              <w:keepLines w:val="0"/>
+              <w:pageBreakBefore w:val="0"/>
+              <w:widowControl w:val="0"/>
+              <w:kinsoku w:val="0"/>
+              <w:wordWrap/>
+              <w:overflowPunct/>
+              <w:topLinePunct w:val="0"/>
+              <w:autoSpaceDE w:val="0"/>
+              <w:autoSpaceDN w:val="0"/>
+              <w:bidi w:val="0"/>
+              <w:adjustRightInd w:val="0"/>
+              <w:snapToGrid w:val="0"/>
+              <w:textAlignment w:val="baseline"/>
             </w:pPr>
           </w:p>
         </w:tc>
@@ -827,6 +1390,20 @@
           <w:p>
             <w:pPr>
               <w:pStyle w:val="25"/>
+              <w:keepNext w:val="0"/>
+              <w:keepLines w:val="0"/>
+              <w:pageBreakBefore w:val="0"/>
+              <w:widowControl w:val="0"/>
+              <w:kinsoku w:val="0"/>
+              <w:wordWrap/>
+              <w:overflowPunct/>
+              <w:topLinePunct w:val="0"/>
+              <w:autoSpaceDE w:val="0"/>
+              <w:autoSpaceDN w:val="0"/>
+              <w:bidi w:val="0"/>
+              <w:adjustRightInd w:val="0"/>
+              <w:snapToGrid w:val="0"/>
+              <w:textAlignment w:val="baseline"/>
             </w:pPr>
           </w:p>
         </w:tc>
@@ -837,6 +1414,20 @@
           <w:p>
             <w:pPr>
               <w:pStyle w:val="25"/>
+              <w:keepNext w:val="0"/>
+              <w:keepLines w:val="0"/>
+              <w:pageBreakBefore w:val="0"/>
+              <w:widowControl w:val="0"/>
+              <w:kinsoku w:val="0"/>
+              <w:wordWrap/>
+              <w:overflowPunct/>
+              <w:topLinePunct w:val="0"/>
+              <w:autoSpaceDE w:val="0"/>
+              <w:autoSpaceDN w:val="0"/>
+              <w:bidi w:val="0"/>
+              <w:adjustRightInd w:val="0"/>
+              <w:snapToGrid w:val="0"/>
+              <w:textAlignment w:val="baseline"/>
             </w:pPr>
           </w:p>
         </w:tc>
@@ -845,10 +1436,38 @@
     <w:p>
       <w:pPr>
         <w:pStyle w:val="12"/>
-      </w:pPr>
-    </w:p>
-    <w:p>
-      <w:pPr>
+        <w:keepNext w:val="0"/>
+        <w:keepLines w:val="0"/>
+        <w:pageBreakBefore w:val="0"/>
+        <w:widowControl w:val="0"/>
+        <w:kinsoku w:val="0"/>
+        <w:wordWrap/>
+        <w:overflowPunct/>
+        <w:topLinePunct w:val="0"/>
+        <w:autoSpaceDE w:val="0"/>
+        <w:autoSpaceDN w:val="0"/>
+        <w:bidi w:val="0"/>
+        <w:adjustRightInd w:val="0"/>
+        <w:snapToGrid w:val="0"/>
+        <w:textAlignment w:val="baseline"/>
+      </w:pPr>
+    </w:p>
+    <w:p>
+      <w:pPr>
+        <w:keepNext w:val="0"/>
+        <w:keepLines w:val="0"/>
+        <w:pageBreakBefore w:val="0"/>
+        <w:widowControl w:val="0"/>
+        <w:kinsoku w:val="0"/>
+        <w:wordWrap/>
+        <w:overflowPunct/>
+        <w:topLinePunct w:val="0"/>
+        <w:autoSpaceDE w:val="0"/>
+        <w:autoSpaceDN w:val="0"/>
+        <w:bidi w:val="0"/>
+        <w:adjustRightInd w:val="0"/>
+        <w:snapToGrid w:val="0"/>
+        <w:textAlignment w:val="baseline"/>
         <w:sectPr>
           <w:pgSz w:w="11906" w:h="16839"/>
           <w:pgMar w:top="1431" w:right="1236" w:bottom="0" w:left="1588" w:header="0" w:footer="0" w:gutter="0"/>
@@ -859,7 +1478,21 @@
     <w:p>
       <w:pPr>
         <w:pStyle w:val="12"/>
+        <w:keepNext w:val="0"/>
+        <w:keepLines w:val="0"/>
+        <w:pageBreakBefore w:val="0"/>
+        <w:widowControl w:val="0"/>
+        <w:kinsoku w:val="0"/>
+        <w:wordWrap/>
+        <w:overflowPunct/>
+        <w:topLinePunct w:val="0"/>
+        <w:autoSpaceDE w:val="0"/>
+        <w:autoSpaceDN w:val="0"/>
+        <w:bidi w:val="0"/>
+        <w:adjustRightInd w:val="0"/>
+        <w:snapToGrid w:val="0"/>
         <w:spacing w:line="364" w:lineRule="auto"/>
+        <w:textAlignment w:val="baseline"/>
       </w:pPr>
     </w:p>
     <w:sdt>
@@ -893,9 +1526,23 @@
       <w:sdtContent>
         <w:p>
           <w:pPr>
+            <w:keepNext w:val="0"/>
+            <w:keepLines w:val="0"/>
+            <w:pageBreakBefore w:val="0"/>
+            <w:widowControl w:val="0"/>
+            <w:kinsoku w:val="0"/>
+            <w:wordWrap/>
+            <w:overflowPunct/>
+            <w:topLinePunct w:val="0"/>
+            <w:autoSpaceDE w:val="0"/>
+            <w:autoSpaceDN w:val="0"/>
+            <w:bidi w:val="0"/>
+            <w:adjustRightInd w:val="0"/>
+            <w:snapToGrid w:val="0"/>
             <w:spacing w:before="0" w:beforeLines="0" w:after="0" w:afterLines="0" w:line="240" w:lineRule="auto"/>
             <w:ind w:left="0" w:leftChars="0" w:right="0" w:rightChars="0" w:firstLine="0" w:firstLineChars="0"/>
             <w:jc w:val="center"/>
+            <w:textAlignment w:val="baseline"/>
           </w:pPr>
           <w:r>
             <w:rPr>
@@ -909,7 +1556,7 @@
           <w:pPr>
             <w:pStyle w:val="16"/>
             <w:tabs>
-              <w:tab w:val="right" w:leader="dot" w:pos="8492"/>
+              <w:tab w:val="right" w:leader="dot" w:pos="8468"/>
             </w:tabs>
           </w:pPr>
           <w:r>
@@ -948,7 +1595,7 @@
               <w:rFonts w:hint="eastAsia" w:ascii="Microsoft JhengHei" w:hAnsi="Microsoft JhengHei" w:eastAsia="Microsoft JhengHei" w:cs="Microsoft JhengHei"/>
               <w:szCs w:val="24"/>
             </w:rPr>
-            <w:instrText xml:space="preserve"> HYPERLINK \l _Toc16124 </w:instrText>
+            <w:instrText xml:space="preserve"> HYPERLINK \l _Toc6763 </w:instrText>
           </w:r>
           <w:r>
             <w:rPr>
@@ -967,7 +1614,7 @@
             <w:fldChar w:fldCharType="begin"/>
           </w:r>
           <w:r>
-            <w:instrText xml:space="preserve"> PAGEREF _Toc16124 \h </w:instrText>
+            <w:instrText xml:space="preserve"> PAGEREF _Toc6763 \h </w:instrText>
           </w:r>
           <w:r>
             <w:fldChar w:fldCharType="separate"/>
@@ -990,7 +1637,7 @@
           <w:pPr>
             <w:pStyle w:val="16"/>
             <w:tabs>
-              <w:tab w:val="right" w:leader="dot" w:pos="8492"/>
+              <w:tab w:val="right" w:leader="dot" w:pos="8468"/>
             </w:tabs>
           </w:pPr>
           <w:r>
@@ -1005,7 +1652,7 @@
               <w:rFonts w:hint="eastAsia" w:ascii="Microsoft JhengHei" w:hAnsi="Microsoft JhengHei" w:eastAsia="Microsoft JhengHei" w:cs="Microsoft JhengHei"/>
               <w:szCs w:val="24"/>
             </w:rPr>
-            <w:instrText xml:space="preserve"> HYPERLINK \l _Toc17978 </w:instrText>
+            <w:instrText xml:space="preserve"> HYPERLINK \l _Toc22990 </w:instrText>
           </w:r>
           <w:r>
             <w:rPr>
@@ -1024,7 +1671,7 @@
             <w:fldChar w:fldCharType="begin"/>
           </w:r>
           <w:r>
-            <w:instrText xml:space="preserve"> PAGEREF _Toc17978 \h </w:instrText>
+            <w:instrText xml:space="preserve"> PAGEREF _Toc22990 \h </w:instrText>
           </w:r>
           <w:r>
             <w:fldChar w:fldCharType="separate"/>
@@ -1047,7 +1694,7 @@
           <w:pPr>
             <w:pStyle w:val="16"/>
             <w:tabs>
-              <w:tab w:val="right" w:leader="dot" w:pos="8492"/>
+              <w:tab w:val="right" w:leader="dot" w:pos="8468"/>
             </w:tabs>
           </w:pPr>
           <w:r>
@@ -1062,7 +1709,7 @@
               <w:rFonts w:hint="eastAsia" w:ascii="Microsoft JhengHei" w:hAnsi="Microsoft JhengHei" w:eastAsia="Microsoft JhengHei" w:cs="Microsoft JhengHei"/>
               <w:szCs w:val="24"/>
             </w:rPr>
-            <w:instrText xml:space="preserve"> HYPERLINK \l _Toc9964 </w:instrText>
+            <w:instrText xml:space="preserve"> HYPERLINK \l _Toc9955 </w:instrText>
           </w:r>
           <w:r>
             <w:rPr>
@@ -1086,7 +1733,7 @@
             <w:fldChar w:fldCharType="begin"/>
           </w:r>
           <w:r>
-            <w:instrText xml:space="preserve"> PAGEREF _Toc9964 \h </w:instrText>
+            <w:instrText xml:space="preserve"> PAGEREF _Toc9955 \h </w:instrText>
           </w:r>
           <w:r>
             <w:fldChar w:fldCharType="separate"/>
@@ -1109,7 +1756,7 @@
           <w:pPr>
             <w:pStyle w:val="16"/>
             <w:tabs>
-              <w:tab w:val="right" w:leader="dot" w:pos="8492"/>
+              <w:tab w:val="right" w:leader="dot" w:pos="8468"/>
             </w:tabs>
           </w:pPr>
           <w:r>
@@ -1124,7 +1771,7 @@
               <w:rFonts w:hint="eastAsia" w:ascii="Microsoft JhengHei" w:hAnsi="Microsoft JhengHei" w:eastAsia="Microsoft JhengHei" w:cs="Microsoft JhengHei"/>
               <w:szCs w:val="24"/>
             </w:rPr>
-            <w:instrText xml:space="preserve"> HYPERLINK \l _Toc31557 </w:instrText>
+            <w:instrText xml:space="preserve"> HYPERLINK \l _Toc1624 </w:instrText>
           </w:r>
           <w:r>
             <w:rPr>
@@ -1149,7 +1796,7 @@
             <w:fldChar w:fldCharType="begin"/>
           </w:r>
           <w:r>
-            <w:instrText xml:space="preserve"> PAGEREF _Toc31557 \h </w:instrText>
+            <w:instrText xml:space="preserve"> PAGEREF _Toc1624 \h </w:instrText>
           </w:r>
           <w:r>
             <w:fldChar w:fldCharType="separate"/>
@@ -1172,7 +1819,7 @@
           <w:pPr>
             <w:pStyle w:val="16"/>
             <w:tabs>
-              <w:tab w:val="right" w:leader="dot" w:pos="8492"/>
+              <w:tab w:val="right" w:leader="dot" w:pos="8468"/>
             </w:tabs>
           </w:pPr>
           <w:r>
@@ -1187,7 +1834,7 @@
               <w:rFonts w:hint="eastAsia" w:ascii="Microsoft JhengHei" w:hAnsi="Microsoft JhengHei" w:eastAsia="Microsoft JhengHei" w:cs="Microsoft JhengHei"/>
               <w:szCs w:val="24"/>
             </w:rPr>
-            <w:instrText xml:space="preserve"> HYPERLINK \l _Toc19932 </w:instrText>
+            <w:instrText xml:space="preserve"> HYPERLINK \l _Toc6803 </w:instrText>
           </w:r>
           <w:r>
             <w:rPr>
@@ -1212,7 +1859,7 @@
             <w:fldChar w:fldCharType="begin"/>
           </w:r>
           <w:r>
-            <w:instrText xml:space="preserve"> PAGEREF _Toc19932 \h </w:instrText>
+            <w:instrText xml:space="preserve"> PAGEREF _Toc6803 \h </w:instrText>
           </w:r>
           <w:r>
             <w:fldChar w:fldCharType="separate"/>
@@ -1235,7 +1882,7 @@
           <w:pPr>
             <w:pStyle w:val="16"/>
             <w:tabs>
-              <w:tab w:val="right" w:leader="dot" w:pos="8492"/>
+              <w:tab w:val="right" w:leader="dot" w:pos="8468"/>
             </w:tabs>
           </w:pPr>
           <w:r>
@@ -1250,7 +1897,7 @@
               <w:rFonts w:hint="eastAsia" w:ascii="Microsoft JhengHei" w:hAnsi="Microsoft JhengHei" w:eastAsia="Microsoft JhengHei" w:cs="Microsoft JhengHei"/>
               <w:szCs w:val="24"/>
             </w:rPr>
-            <w:instrText xml:space="preserve"> HYPERLINK \l _Toc3687 </w:instrText>
+            <w:instrText xml:space="preserve"> HYPERLINK \l _Toc29187 </w:instrText>
           </w:r>
           <w:r>
             <w:rPr>
@@ -1275,7 +1922,7 @@
             <w:fldChar w:fldCharType="begin"/>
           </w:r>
           <w:r>
-            <w:instrText xml:space="preserve"> PAGEREF _Toc3687 \h </w:instrText>
+            <w:instrText xml:space="preserve"> PAGEREF _Toc29187 \h </w:instrText>
           </w:r>
           <w:r>
             <w:fldChar w:fldCharType="separate"/>
@@ -1298,7 +1945,7 @@
           <w:pPr>
             <w:pStyle w:val="16"/>
             <w:tabs>
-              <w:tab w:val="right" w:leader="dot" w:pos="8492"/>
+              <w:tab w:val="right" w:leader="dot" w:pos="8468"/>
             </w:tabs>
           </w:pPr>
           <w:r>
@@ -1313,7 +1960,7 @@
               <w:rFonts w:hint="eastAsia" w:ascii="Microsoft JhengHei" w:hAnsi="Microsoft JhengHei" w:eastAsia="Microsoft JhengHei" w:cs="Microsoft JhengHei"/>
               <w:szCs w:val="24"/>
             </w:rPr>
-            <w:instrText xml:space="preserve"> HYPERLINK \l _Toc28229 </w:instrText>
+            <w:instrText xml:space="preserve"> HYPERLINK \l _Toc27519 </w:instrText>
           </w:r>
           <w:r>
             <w:rPr>
@@ -1338,7 +1985,7 @@
             <w:fldChar w:fldCharType="begin"/>
           </w:r>
           <w:r>
-            <w:instrText xml:space="preserve"> PAGEREF _Toc28229 \h </w:instrText>
+            <w:instrText xml:space="preserve"> PAGEREF _Toc27519 \h </w:instrText>
           </w:r>
           <w:r>
             <w:fldChar w:fldCharType="separate"/>
@@ -1361,7 +2008,7 @@
           <w:pPr>
             <w:pStyle w:val="16"/>
             <w:tabs>
-              <w:tab w:val="right" w:leader="dot" w:pos="8492"/>
+              <w:tab w:val="right" w:leader="dot" w:pos="8468"/>
             </w:tabs>
           </w:pPr>
           <w:r>
@@ -1376,7 +2023,7 @@
               <w:rFonts w:hint="eastAsia" w:ascii="Microsoft JhengHei" w:hAnsi="Microsoft JhengHei" w:eastAsia="Microsoft JhengHei" w:cs="Microsoft JhengHei"/>
               <w:szCs w:val="24"/>
             </w:rPr>
-            <w:instrText xml:space="preserve"> HYPERLINK \l _Toc19163 </w:instrText>
+            <w:instrText xml:space="preserve"> HYPERLINK \l _Toc2838 </w:instrText>
           </w:r>
           <w:r>
             <w:rPr>
@@ -1401,7 +2048,7 @@
             <w:fldChar w:fldCharType="begin"/>
           </w:r>
           <w:r>
-            <w:instrText xml:space="preserve"> PAGEREF _Toc19163 \h </w:instrText>
+            <w:instrText xml:space="preserve"> PAGEREF _Toc2838 \h </w:instrText>
           </w:r>
           <w:r>
             <w:fldChar w:fldCharType="separate"/>
@@ -1424,7 +2071,7 @@
           <w:pPr>
             <w:pStyle w:val="17"/>
             <w:tabs>
-              <w:tab w:val="right" w:leader="dot" w:pos="8492"/>
+              <w:tab w:val="right" w:leader="dot" w:pos="8468"/>
             </w:tabs>
           </w:pPr>
           <w:r>
@@ -1439,7 +2086,7 @@
               <w:rFonts w:hint="eastAsia" w:ascii="Microsoft JhengHei" w:hAnsi="Microsoft JhengHei" w:eastAsia="Microsoft JhengHei" w:cs="Microsoft JhengHei"/>
               <w:szCs w:val="24"/>
             </w:rPr>
-            <w:instrText xml:space="preserve"> HYPERLINK \l _Toc24187 </w:instrText>
+            <w:instrText xml:space="preserve"> HYPERLINK \l _Toc9695 </w:instrText>
           </w:r>
           <w:r>
             <w:rPr>
@@ -1464,7 +2111,7 @@
             <w:fldChar w:fldCharType="begin"/>
           </w:r>
           <w:r>
-            <w:instrText xml:space="preserve"> PAGEREF _Toc24187 \h </w:instrText>
+            <w:instrText xml:space="preserve"> PAGEREF _Toc9695 \h </w:instrText>
           </w:r>
           <w:r>
             <w:fldChar w:fldCharType="separate"/>
@@ -1487,7 +2134,7 @@
           <w:pPr>
             <w:pStyle w:val="13"/>
             <w:tabs>
-              <w:tab w:val="right" w:leader="dot" w:pos="8492"/>
+              <w:tab w:val="right" w:leader="dot" w:pos="8468"/>
             </w:tabs>
           </w:pPr>
           <w:r>
@@ -1502,7 +2149,7 @@
               <w:rFonts w:hint="eastAsia" w:ascii="Microsoft JhengHei" w:hAnsi="Microsoft JhengHei" w:eastAsia="Microsoft JhengHei" w:cs="Microsoft JhengHei"/>
               <w:szCs w:val="24"/>
             </w:rPr>
-            <w:instrText xml:space="preserve"> HYPERLINK \l _Toc3487 </w:instrText>
+            <w:instrText xml:space="preserve"> HYPERLINK \l _Toc20429 </w:instrText>
           </w:r>
           <w:r>
             <w:rPr>
@@ -1527,7 +2174,7 @@
             <w:fldChar w:fldCharType="begin"/>
           </w:r>
           <w:r>
-            <w:instrText xml:space="preserve"> PAGEREF _Toc3487 \h </w:instrText>
+            <w:instrText xml:space="preserve"> PAGEREF _Toc20429 \h </w:instrText>
           </w:r>
           <w:r>
             <w:fldChar w:fldCharType="separate"/>
@@ -1550,7 +2197,7 @@
           <w:pPr>
             <w:pStyle w:val="13"/>
             <w:tabs>
-              <w:tab w:val="right" w:leader="dot" w:pos="8492"/>
+              <w:tab w:val="right" w:leader="dot" w:pos="8468"/>
             </w:tabs>
           </w:pPr>
           <w:r>
@@ -1565,7 +2212,7 @@
               <w:rFonts w:hint="eastAsia" w:ascii="Microsoft JhengHei" w:hAnsi="Microsoft JhengHei" w:eastAsia="Microsoft JhengHei" w:cs="Microsoft JhengHei"/>
               <w:szCs w:val="24"/>
             </w:rPr>
-            <w:instrText xml:space="preserve"> HYPERLINK \l _Toc20373 </w:instrText>
+            <w:instrText xml:space="preserve"> HYPERLINK \l _Toc28248 </w:instrText>
           </w:r>
           <w:r>
             <w:rPr>
@@ -1590,7 +2237,7 @@
             <w:fldChar w:fldCharType="begin"/>
           </w:r>
           <w:r>
-            <w:instrText xml:space="preserve"> PAGEREF _Toc20373 \h </w:instrText>
+            <w:instrText xml:space="preserve"> PAGEREF _Toc28248 \h </w:instrText>
           </w:r>
           <w:r>
             <w:fldChar w:fldCharType="separate"/>
@@ -1613,7 +2260,7 @@
           <w:pPr>
             <w:pStyle w:val="13"/>
             <w:tabs>
-              <w:tab w:val="right" w:leader="dot" w:pos="8492"/>
+              <w:tab w:val="right" w:leader="dot" w:pos="8468"/>
             </w:tabs>
           </w:pPr>
           <w:r>
@@ -1628,7 +2275,7 @@
               <w:rFonts w:hint="eastAsia" w:ascii="Microsoft JhengHei" w:hAnsi="Microsoft JhengHei" w:eastAsia="Microsoft JhengHei" w:cs="Microsoft JhengHei"/>
               <w:szCs w:val="24"/>
             </w:rPr>
-            <w:instrText xml:space="preserve"> HYPERLINK \l _Toc13118 </w:instrText>
+            <w:instrText xml:space="preserve"> HYPERLINK \l _Toc23592 </w:instrText>
           </w:r>
           <w:r>
             <w:rPr>
@@ -1653,7 +2300,7 @@
             <w:fldChar w:fldCharType="begin"/>
           </w:r>
           <w:r>
-            <w:instrText xml:space="preserve"> PAGEREF _Toc13118 \h </w:instrText>
+            <w:instrText xml:space="preserve"> PAGEREF _Toc23592 \h </w:instrText>
           </w:r>
           <w:r>
             <w:fldChar w:fldCharType="separate"/>
@@ -1676,7 +2323,7 @@
           <w:pPr>
             <w:pStyle w:val="17"/>
             <w:tabs>
-              <w:tab w:val="right" w:leader="dot" w:pos="8492"/>
+              <w:tab w:val="right" w:leader="dot" w:pos="8468"/>
             </w:tabs>
           </w:pPr>
           <w:r>
@@ -1691,7 +2338,7 @@
               <w:rFonts w:hint="eastAsia" w:ascii="Microsoft JhengHei" w:hAnsi="Microsoft JhengHei" w:eastAsia="Microsoft JhengHei" w:cs="Microsoft JhengHei"/>
               <w:szCs w:val="24"/>
             </w:rPr>
-            <w:instrText xml:space="preserve"> HYPERLINK \l _Toc1174 </w:instrText>
+            <w:instrText xml:space="preserve"> HYPERLINK \l _Toc6930 </w:instrText>
           </w:r>
           <w:r>
             <w:rPr>
@@ -1716,7 +2363,7 @@
             <w:fldChar w:fldCharType="begin"/>
           </w:r>
           <w:r>
-            <w:instrText xml:space="preserve"> PAGEREF _Toc1174 \h </w:instrText>
+            <w:instrText xml:space="preserve"> PAGEREF _Toc6930 \h </w:instrText>
           </w:r>
           <w:r>
             <w:fldChar w:fldCharType="separate"/>
@@ -1739,7 +2386,7 @@
           <w:pPr>
             <w:pStyle w:val="17"/>
             <w:tabs>
-              <w:tab w:val="right" w:leader="dot" w:pos="8492"/>
+              <w:tab w:val="right" w:leader="dot" w:pos="8468"/>
             </w:tabs>
           </w:pPr>
           <w:r>
@@ -1754,7 +2401,7 @@
               <w:rFonts w:hint="eastAsia" w:ascii="Microsoft JhengHei" w:hAnsi="Microsoft JhengHei" w:eastAsia="Microsoft JhengHei" w:cs="Microsoft JhengHei"/>
               <w:szCs w:val="24"/>
             </w:rPr>
-            <w:instrText xml:space="preserve"> HYPERLINK \l _Toc28866 </w:instrText>
+            <w:instrText xml:space="preserve"> HYPERLINK \l _Toc22321 </w:instrText>
           </w:r>
           <w:r>
             <w:rPr>
@@ -1779,7 +2426,7 @@
             <w:fldChar w:fldCharType="begin"/>
           </w:r>
           <w:r>
-            <w:instrText xml:space="preserve"> PAGEREF _Toc28866 \h </w:instrText>
+            <w:instrText xml:space="preserve"> PAGEREF _Toc22321 \h </w:instrText>
           </w:r>
           <w:r>
             <w:fldChar w:fldCharType="separate"/>
@@ -1802,7 +2449,7 @@
           <w:pPr>
             <w:pStyle w:val="13"/>
             <w:tabs>
-              <w:tab w:val="right" w:leader="dot" w:pos="8492"/>
+              <w:tab w:val="right" w:leader="dot" w:pos="8468"/>
             </w:tabs>
           </w:pPr>
           <w:r>
@@ -1817,7 +2464,7 @@
               <w:rFonts w:hint="eastAsia" w:ascii="Microsoft JhengHei" w:hAnsi="Microsoft JhengHei" w:eastAsia="Microsoft JhengHei" w:cs="Microsoft JhengHei"/>
               <w:szCs w:val="24"/>
             </w:rPr>
-            <w:instrText xml:space="preserve"> HYPERLINK \l _Toc19470 </w:instrText>
+            <w:instrText xml:space="preserve"> HYPERLINK \l _Toc17007 </w:instrText>
           </w:r>
           <w:r>
             <w:rPr>
@@ -1842,7 +2489,7 @@
             <w:fldChar w:fldCharType="begin"/>
           </w:r>
           <w:r>
-            <w:instrText xml:space="preserve"> PAGEREF _Toc19470 \h </w:instrText>
+            <w:instrText xml:space="preserve"> PAGEREF _Toc17007 \h </w:instrText>
           </w:r>
           <w:r>
             <w:fldChar w:fldCharType="separate"/>
@@ -1865,7 +2512,7 @@
           <w:pPr>
             <w:pStyle w:val="13"/>
             <w:tabs>
-              <w:tab w:val="right" w:leader="dot" w:pos="8492"/>
+              <w:tab w:val="right" w:leader="dot" w:pos="8468"/>
             </w:tabs>
           </w:pPr>
           <w:r>
@@ -1880,7 +2527,7 @@
               <w:rFonts w:hint="eastAsia" w:ascii="Microsoft JhengHei" w:hAnsi="Microsoft JhengHei" w:eastAsia="Microsoft JhengHei" w:cs="Microsoft JhengHei"/>
               <w:szCs w:val="24"/>
             </w:rPr>
-            <w:instrText xml:space="preserve"> HYPERLINK \l _Toc22891 </w:instrText>
+            <w:instrText xml:space="preserve"> HYPERLINK \l _Toc17240 </w:instrText>
           </w:r>
           <w:r>
             <w:rPr>
@@ -1905,7 +2552,7 @@
             <w:fldChar w:fldCharType="begin"/>
           </w:r>
           <w:r>
-            <w:instrText xml:space="preserve"> PAGEREF _Toc22891 \h </w:instrText>
+            <w:instrText xml:space="preserve"> PAGEREF _Toc17240 \h </w:instrText>
           </w:r>
           <w:r>
             <w:fldChar w:fldCharType="separate"/>
@@ -1928,7 +2575,7 @@
           <w:pPr>
             <w:pStyle w:val="13"/>
             <w:tabs>
-              <w:tab w:val="right" w:leader="dot" w:pos="8492"/>
+              <w:tab w:val="right" w:leader="dot" w:pos="8468"/>
             </w:tabs>
           </w:pPr>
           <w:r>
@@ -1943,7 +2590,7 @@
               <w:rFonts w:hint="eastAsia" w:ascii="Microsoft JhengHei" w:hAnsi="Microsoft JhengHei" w:eastAsia="Microsoft JhengHei" w:cs="Microsoft JhengHei"/>
               <w:szCs w:val="24"/>
             </w:rPr>
-            <w:instrText xml:space="preserve"> HYPERLINK \l _Toc6021 </w:instrText>
+            <w:instrText xml:space="preserve"> HYPERLINK \l _Toc21603 </w:instrText>
           </w:r>
           <w:r>
             <w:rPr>
@@ -1968,7 +2615,7 @@
             <w:fldChar w:fldCharType="begin"/>
           </w:r>
           <w:r>
-            <w:instrText xml:space="preserve"> PAGEREF _Toc6021 \h </w:instrText>
+            <w:instrText xml:space="preserve"> PAGEREF _Toc21603 \h </w:instrText>
           </w:r>
           <w:r>
             <w:fldChar w:fldCharType="separate"/>
@@ -1991,7 +2638,7 @@
           <w:pPr>
             <w:pStyle w:val="13"/>
             <w:tabs>
-              <w:tab w:val="right" w:leader="dot" w:pos="8492"/>
+              <w:tab w:val="right" w:leader="dot" w:pos="8468"/>
             </w:tabs>
           </w:pPr>
           <w:r>
@@ -2006,7 +2653,7 @@
               <w:rFonts w:hint="eastAsia" w:ascii="Microsoft JhengHei" w:hAnsi="Microsoft JhengHei" w:eastAsia="Microsoft JhengHei" w:cs="Microsoft JhengHei"/>
               <w:szCs w:val="24"/>
             </w:rPr>
-            <w:instrText xml:space="preserve"> HYPERLINK \l _Toc7896 </w:instrText>
+            <w:instrText xml:space="preserve"> HYPERLINK \l _Toc4829 </w:instrText>
           </w:r>
           <w:r>
             <w:rPr>
@@ -2031,7 +2678,7 @@
             <w:fldChar w:fldCharType="begin"/>
           </w:r>
           <w:r>
-            <w:instrText xml:space="preserve"> PAGEREF _Toc7896 \h </w:instrText>
+            <w:instrText xml:space="preserve"> PAGEREF _Toc4829 \h </w:instrText>
           </w:r>
           <w:r>
             <w:fldChar w:fldCharType="separate"/>
@@ -2054,7 +2701,7 @@
           <w:pPr>
             <w:pStyle w:val="13"/>
             <w:tabs>
-              <w:tab w:val="right" w:leader="dot" w:pos="8492"/>
+              <w:tab w:val="right" w:leader="dot" w:pos="8468"/>
             </w:tabs>
           </w:pPr>
           <w:r>
@@ -2069,7 +2716,7 @@
               <w:rFonts w:hint="eastAsia" w:ascii="Microsoft JhengHei" w:hAnsi="Microsoft JhengHei" w:eastAsia="Microsoft JhengHei" w:cs="Microsoft JhengHei"/>
               <w:szCs w:val="24"/>
             </w:rPr>
-            <w:instrText xml:space="preserve"> HYPERLINK \l _Toc10089 </w:instrText>
+            <w:instrText xml:space="preserve"> HYPERLINK \l _Toc15307 </w:instrText>
           </w:r>
           <w:r>
             <w:rPr>
@@ -2094,7 +2741,7 @@
             <w:fldChar w:fldCharType="begin"/>
           </w:r>
           <w:r>
-            <w:instrText xml:space="preserve"> PAGEREF _Toc10089 \h </w:instrText>
+            <w:instrText xml:space="preserve"> PAGEREF _Toc15307 \h </w:instrText>
           </w:r>
           <w:r>
             <w:fldChar w:fldCharType="separate"/>
@@ -2117,7 +2764,7 @@
           <w:pPr>
             <w:pStyle w:val="13"/>
             <w:tabs>
-              <w:tab w:val="right" w:leader="dot" w:pos="8492"/>
+              <w:tab w:val="right" w:leader="dot" w:pos="8468"/>
             </w:tabs>
           </w:pPr>
           <w:r>
@@ -2132,7 +2779,7 @@
               <w:rFonts w:hint="eastAsia" w:ascii="Microsoft JhengHei" w:hAnsi="Microsoft JhengHei" w:eastAsia="Microsoft JhengHei" w:cs="Microsoft JhengHei"/>
               <w:szCs w:val="24"/>
             </w:rPr>
-            <w:instrText xml:space="preserve"> HYPERLINK \l _Toc18377 </w:instrText>
+            <w:instrText xml:space="preserve"> HYPERLINK \l _Toc10336 </w:instrText>
           </w:r>
           <w:r>
             <w:rPr>
@@ -2162,13 +2809,13 @@
             <w:fldChar w:fldCharType="begin"/>
           </w:r>
           <w:r>
-            <w:instrText xml:space="preserve"> PAGEREF _Toc18377 \h </w:instrText>
+            <w:instrText xml:space="preserve"> PAGEREF _Toc10336 \h </w:instrText>
           </w:r>
           <w:r>
             <w:fldChar w:fldCharType="separate"/>
           </w:r>
           <w:r>
-            <w:t>9</w:t>
+            <w:t>8</w:t>
           </w:r>
           <w:r>
             <w:fldChar w:fldCharType="end"/>
@@ -2185,7 +2832,7 @@
           <w:pPr>
             <w:pStyle w:val="17"/>
             <w:tabs>
-              <w:tab w:val="right" w:leader="dot" w:pos="8492"/>
+              <w:tab w:val="right" w:leader="dot" w:pos="8468"/>
             </w:tabs>
           </w:pPr>
           <w:r>
@@ -2200,7 +2847,7 @@
               <w:rFonts w:hint="eastAsia" w:ascii="Microsoft JhengHei" w:hAnsi="Microsoft JhengHei" w:eastAsia="Microsoft JhengHei" w:cs="Microsoft JhengHei"/>
               <w:szCs w:val="24"/>
             </w:rPr>
-            <w:instrText xml:space="preserve"> HYPERLINK \l _Toc14177 </w:instrText>
+            <w:instrText xml:space="preserve"> HYPERLINK \l _Toc12079 </w:instrText>
           </w:r>
           <w:r>
             <w:rPr>
@@ -2225,13 +2872,13 @@
             <w:fldChar w:fldCharType="begin"/>
           </w:r>
           <w:r>
-            <w:instrText xml:space="preserve"> PAGEREF _Toc14177 \h </w:instrText>
+            <w:instrText xml:space="preserve"> PAGEREF _Toc12079 \h </w:instrText>
           </w:r>
           <w:r>
             <w:fldChar w:fldCharType="separate"/>
           </w:r>
           <w:r>
-            <w:t>10</w:t>
+            <w:t>9</w:t>
           </w:r>
           <w:r>
             <w:fldChar w:fldCharType="end"/>
@@ -2248,7 +2895,7 @@
           <w:pPr>
             <w:pStyle w:val="17"/>
             <w:tabs>
-              <w:tab w:val="right" w:leader="dot" w:pos="8492"/>
+              <w:tab w:val="right" w:leader="dot" w:pos="8468"/>
             </w:tabs>
           </w:pPr>
           <w:r>
@@ -2263,7 +2910,7 @@
               <w:rFonts w:hint="eastAsia" w:ascii="Microsoft JhengHei" w:hAnsi="Microsoft JhengHei" w:eastAsia="Microsoft JhengHei" w:cs="Microsoft JhengHei"/>
               <w:szCs w:val="24"/>
             </w:rPr>
-            <w:instrText xml:space="preserve"> HYPERLINK \l _Toc14756 </w:instrText>
+            <w:instrText xml:space="preserve"> HYPERLINK \l _Toc27916 </w:instrText>
           </w:r>
           <w:r>
             <w:rPr>
@@ -2288,7 +2935,7 @@
             <w:fldChar w:fldCharType="begin"/>
           </w:r>
           <w:r>
-            <w:instrText xml:space="preserve"> PAGEREF _Toc14756 \h </w:instrText>
+            <w:instrText xml:space="preserve"> PAGEREF _Toc27916 \h </w:instrText>
           </w:r>
           <w:r>
             <w:fldChar w:fldCharType="separate"/>
@@ -2311,7 +2958,7 @@
           <w:pPr>
             <w:pStyle w:val="17"/>
             <w:tabs>
-              <w:tab w:val="right" w:leader="dot" w:pos="8492"/>
+              <w:tab w:val="right" w:leader="dot" w:pos="8468"/>
             </w:tabs>
           </w:pPr>
           <w:r>
@@ -2326,7 +2973,7 @@
               <w:rFonts w:hint="eastAsia" w:ascii="Microsoft JhengHei" w:hAnsi="Microsoft JhengHei" w:eastAsia="Microsoft JhengHei" w:cs="Microsoft JhengHei"/>
               <w:szCs w:val="24"/>
             </w:rPr>
-            <w:instrText xml:space="preserve"> HYPERLINK \l _Toc13864 </w:instrText>
+            <w:instrText xml:space="preserve"> HYPERLINK \l _Toc21708 </w:instrText>
           </w:r>
           <w:r>
             <w:rPr>
@@ -2351,7 +2998,7 @@
             <w:fldChar w:fldCharType="begin"/>
           </w:r>
           <w:r>
-            <w:instrText xml:space="preserve"> PAGEREF _Toc13864 \h </w:instrText>
+            <w:instrText xml:space="preserve"> PAGEREF _Toc21708 \h </w:instrText>
           </w:r>
           <w:r>
             <w:fldChar w:fldCharType="separate"/>
@@ -2374,7 +3021,7 @@
           <w:pPr>
             <w:pStyle w:val="13"/>
             <w:tabs>
-              <w:tab w:val="right" w:leader="dot" w:pos="8492"/>
+              <w:tab w:val="right" w:leader="dot" w:pos="8468"/>
             </w:tabs>
           </w:pPr>
           <w:r>
@@ -2389,7 +3036,7 @@
               <w:rFonts w:hint="eastAsia" w:ascii="Microsoft JhengHei" w:hAnsi="Microsoft JhengHei" w:eastAsia="Microsoft JhengHei" w:cs="Microsoft JhengHei"/>
               <w:szCs w:val="24"/>
             </w:rPr>
-            <w:instrText xml:space="preserve"> HYPERLINK \l _Toc4958 </w:instrText>
+            <w:instrText xml:space="preserve"> HYPERLINK \l _Toc12533 </w:instrText>
           </w:r>
           <w:r>
             <w:rPr>
@@ -2414,7 +3061,7 @@
             <w:fldChar w:fldCharType="begin"/>
           </w:r>
           <w:r>
-            <w:instrText xml:space="preserve"> PAGEREF _Toc4958 \h </w:instrText>
+            <w:instrText xml:space="preserve"> PAGEREF _Toc12533 \h </w:instrText>
           </w:r>
           <w:r>
             <w:fldChar w:fldCharType="separate"/>
@@ -2437,7 +3084,7 @@
           <w:pPr>
             <w:pStyle w:val="13"/>
             <w:tabs>
-              <w:tab w:val="right" w:leader="dot" w:pos="8492"/>
+              <w:tab w:val="right" w:leader="dot" w:pos="8468"/>
             </w:tabs>
           </w:pPr>
           <w:r>
@@ -2452,7 +3099,7 @@
               <w:rFonts w:hint="eastAsia" w:ascii="Microsoft JhengHei" w:hAnsi="Microsoft JhengHei" w:eastAsia="Microsoft JhengHei" w:cs="Microsoft JhengHei"/>
               <w:szCs w:val="24"/>
             </w:rPr>
-            <w:instrText xml:space="preserve"> HYPERLINK \l _Toc11623 </w:instrText>
+            <w:instrText xml:space="preserve"> HYPERLINK \l _Toc15339 </w:instrText>
           </w:r>
           <w:r>
             <w:rPr>
@@ -2477,7 +3124,7 @@
             <w:fldChar w:fldCharType="begin"/>
           </w:r>
           <w:r>
-            <w:instrText xml:space="preserve"> PAGEREF _Toc11623 \h </w:instrText>
+            <w:instrText xml:space="preserve"> PAGEREF _Toc15339 \h </w:instrText>
           </w:r>
           <w:r>
             <w:fldChar w:fldCharType="separate"/>
@@ -2500,7 +3147,7 @@
           <w:pPr>
             <w:pStyle w:val="13"/>
             <w:tabs>
-              <w:tab w:val="right" w:leader="dot" w:pos="8492"/>
+              <w:tab w:val="right" w:leader="dot" w:pos="8468"/>
             </w:tabs>
           </w:pPr>
           <w:r>
@@ -2515,7 +3162,7 @@
               <w:rFonts w:hint="eastAsia" w:ascii="Microsoft JhengHei" w:hAnsi="Microsoft JhengHei" w:eastAsia="Microsoft JhengHei" w:cs="Microsoft JhengHei"/>
               <w:szCs w:val="24"/>
             </w:rPr>
-            <w:instrText xml:space="preserve"> HYPERLINK \l _Toc3196 </w:instrText>
+            <w:instrText xml:space="preserve"> HYPERLINK \l _Toc28586 </w:instrText>
           </w:r>
           <w:r>
             <w:rPr>
@@ -2540,13 +3187,13 @@
             <w:fldChar w:fldCharType="begin"/>
           </w:r>
           <w:r>
-            <w:instrText xml:space="preserve"> PAGEREF _Toc3196 \h </w:instrText>
+            <w:instrText xml:space="preserve"> PAGEREF _Toc28586 \h </w:instrText>
           </w:r>
           <w:r>
             <w:fldChar w:fldCharType="separate"/>
           </w:r>
           <w:r>
-            <w:t>12</w:t>
+            <w:t>11</w:t>
           </w:r>
           <w:r>
             <w:fldChar w:fldCharType="end"/>
@@ -2563,7 +3210,7 @@
           <w:pPr>
             <w:pStyle w:val="17"/>
             <w:tabs>
-              <w:tab w:val="right" w:leader="dot" w:pos="8492"/>
+              <w:tab w:val="right" w:leader="dot" w:pos="8468"/>
             </w:tabs>
           </w:pPr>
           <w:r>
@@ -2578,7 +3225,7 @@
               <w:rFonts w:hint="eastAsia" w:ascii="Microsoft JhengHei" w:hAnsi="Microsoft JhengHei" w:eastAsia="Microsoft JhengHei" w:cs="Microsoft JhengHei"/>
               <w:szCs w:val="24"/>
             </w:rPr>
-            <w:instrText xml:space="preserve"> HYPERLINK \l _Toc24863 </w:instrText>
+            <w:instrText xml:space="preserve"> HYPERLINK \l _Toc32189 </w:instrText>
           </w:r>
           <w:r>
             <w:rPr>
@@ -2603,13 +3250,13 @@
             <w:fldChar w:fldCharType="begin"/>
           </w:r>
           <w:r>
-            <w:instrText xml:space="preserve"> PAGEREF _Toc24863 \h </w:instrText>
+            <w:instrText xml:space="preserve"> PAGEREF _Toc32189 \h </w:instrText>
           </w:r>
           <w:r>
             <w:fldChar w:fldCharType="separate"/>
           </w:r>
           <w:r>
-            <w:t>12</w:t>
+            <w:t>11</w:t>
           </w:r>
           <w:r>
             <w:fldChar w:fldCharType="end"/>
@@ -2626,7 +3273,7 @@
           <w:pPr>
             <w:pStyle w:val="17"/>
             <w:tabs>
-              <w:tab w:val="right" w:leader="dot" w:pos="8492"/>
+              <w:tab w:val="right" w:leader="dot" w:pos="8468"/>
             </w:tabs>
           </w:pPr>
           <w:r>
@@ -2641,7 +3288,7 @@
               <w:rFonts w:hint="eastAsia" w:ascii="Microsoft JhengHei" w:hAnsi="Microsoft JhengHei" w:eastAsia="Microsoft JhengHei" w:cs="Microsoft JhengHei"/>
               <w:szCs w:val="24"/>
             </w:rPr>
-            <w:instrText xml:space="preserve"> HYPERLINK \l _Toc24899 </w:instrText>
+            <w:instrText xml:space="preserve"> HYPERLINK \l _Toc8708 </w:instrText>
           </w:r>
           <w:r>
             <w:rPr>
@@ -2666,7 +3313,7 @@
             <w:fldChar w:fldCharType="begin"/>
           </w:r>
           <w:r>
-            <w:instrText xml:space="preserve"> PAGEREF _Toc24899 \h </w:instrText>
+            <w:instrText xml:space="preserve"> PAGEREF _Toc8708 \h </w:instrText>
           </w:r>
           <w:r>
             <w:fldChar w:fldCharType="separate"/>
@@ -2689,7 +3336,7 @@
           <w:pPr>
             <w:pStyle w:val="13"/>
             <w:tabs>
-              <w:tab w:val="right" w:leader="dot" w:pos="8492"/>
+              <w:tab w:val="right" w:leader="dot" w:pos="8468"/>
             </w:tabs>
           </w:pPr>
           <w:r>
@@ -2704,7 +3351,7 @@
               <w:rFonts w:hint="eastAsia" w:ascii="Microsoft JhengHei" w:hAnsi="Microsoft JhengHei" w:eastAsia="Microsoft JhengHei" w:cs="Microsoft JhengHei"/>
               <w:szCs w:val="24"/>
             </w:rPr>
-            <w:instrText xml:space="preserve"> HYPERLINK \l _Toc11169 </w:instrText>
+            <w:instrText xml:space="preserve"> HYPERLINK \l _Toc10844 </w:instrText>
           </w:r>
           <w:r>
             <w:rPr>
@@ -2729,7 +3376,7 @@
             <w:fldChar w:fldCharType="begin"/>
           </w:r>
           <w:r>
-            <w:instrText xml:space="preserve"> PAGEREF _Toc11169 \h </w:instrText>
+            <w:instrText xml:space="preserve"> PAGEREF _Toc10844 \h </w:instrText>
           </w:r>
           <w:r>
             <w:fldChar w:fldCharType="separate"/>
@@ -2752,7 +3399,7 @@
           <w:pPr>
             <w:pStyle w:val="13"/>
             <w:tabs>
-              <w:tab w:val="right" w:leader="dot" w:pos="8492"/>
+              <w:tab w:val="right" w:leader="dot" w:pos="8468"/>
             </w:tabs>
           </w:pPr>
           <w:r>
@@ -2767,7 +3414,7 @@
               <w:rFonts w:hint="eastAsia" w:ascii="Microsoft JhengHei" w:hAnsi="Microsoft JhengHei" w:eastAsia="Microsoft JhengHei" w:cs="Microsoft JhengHei"/>
               <w:szCs w:val="24"/>
             </w:rPr>
-            <w:instrText xml:space="preserve"> HYPERLINK \l _Toc23896 </w:instrText>
+            <w:instrText xml:space="preserve"> HYPERLINK \l _Toc20408 </w:instrText>
           </w:r>
           <w:r>
             <w:rPr>
@@ -2792,7 +3439,7 @@
             <w:fldChar w:fldCharType="begin"/>
           </w:r>
           <w:r>
-            <w:instrText xml:space="preserve"> PAGEREF _Toc23896 \h </w:instrText>
+            <w:instrText xml:space="preserve"> PAGEREF _Toc20408 \h </w:instrText>
           </w:r>
           <w:r>
             <w:fldChar w:fldCharType="separate"/>
@@ -2815,7 +3462,7 @@
           <w:pPr>
             <w:pStyle w:val="16"/>
             <w:tabs>
-              <w:tab w:val="right" w:leader="dot" w:pos="8492"/>
+              <w:tab w:val="right" w:leader="dot" w:pos="8468"/>
             </w:tabs>
           </w:pPr>
           <w:r>
@@ -2830,7 +3477,7 @@
               <w:rFonts w:hint="eastAsia" w:ascii="Microsoft JhengHei" w:hAnsi="Microsoft JhengHei" w:eastAsia="Microsoft JhengHei" w:cs="Microsoft JhengHei"/>
               <w:szCs w:val="24"/>
             </w:rPr>
-            <w:instrText xml:space="preserve"> HYPERLINK \l _Toc562 </w:instrText>
+            <w:instrText xml:space="preserve"> HYPERLINK \l _Toc2728 </w:instrText>
           </w:r>
           <w:r>
             <w:rPr>
@@ -2855,7 +3502,7 @@
             <w:fldChar w:fldCharType="begin"/>
           </w:r>
           <w:r>
-            <w:instrText xml:space="preserve"> PAGEREF _Toc562 \h </w:instrText>
+            <w:instrText xml:space="preserve"> PAGEREF _Toc2728 \h </w:instrText>
           </w:r>
           <w:r>
             <w:fldChar w:fldCharType="separate"/>
@@ -2876,7 +3523,21 @@
         </w:p>
         <w:p>
           <w:pPr>
+            <w:keepNext w:val="0"/>
+            <w:keepLines w:val="0"/>
+            <w:pageBreakBefore w:val="0"/>
+            <w:widowControl w:val="0"/>
+            <w:kinsoku w:val="0"/>
+            <w:wordWrap/>
+            <w:overflowPunct/>
+            <w:topLinePunct w:val="0"/>
+            <w:autoSpaceDE w:val="0"/>
+            <w:autoSpaceDN w:val="0"/>
+            <w:bidi w:val="0"/>
+            <w:adjustRightInd w:val="0"/>
+            <w:snapToGrid w:val="0"/>
             <w:spacing w:line="219" w:lineRule="auto"/>
+            <w:textAlignment w:val="baseline"/>
             <w:rPr>
               <w:rFonts w:hint="eastAsia" w:ascii="Microsoft JhengHei" w:hAnsi="Microsoft JhengHei" w:eastAsia="Microsoft JhengHei" w:cs="Microsoft JhengHei"/>
               <w:snapToGrid w:val="0"/>
@@ -2899,29 +3560,44 @@
     </w:sdt>
     <w:p>
       <w:pPr>
-        <w:spacing w:line="219" w:lineRule="auto"/>
-        <w:rPr>
-          <w:rFonts w:hint="eastAsia" w:ascii="Microsoft JhengHei" w:hAnsi="Microsoft JhengHei" w:eastAsia="Microsoft JhengHei" w:cs="Microsoft JhengHei"/>
-          <w:snapToGrid w:val="0"/>
-          <w:color w:val="000000"/>
-          <w:kern w:val="0"/>
-          <w:sz w:val="24"/>
-          <w:szCs w:val="24"/>
-          <w:lang w:val="en-US" w:eastAsia="en-US" w:bidi="ar-SA"/>
-        </w:rPr>
-        <w:sectPr>
-          <w:pgSz w:w="11906" w:h="16839"/>
-          <w:pgMar w:top="1431" w:right="1710" w:bottom="0" w:left="1704" w:header="0" w:footer="0" w:gutter="0"/>
-          <w:cols w:space="720" w:num="1"/>
-        </w:sectPr>
-      </w:pPr>
+        <w:keepNext w:val="0"/>
+        <w:keepLines w:val="0"/>
+        <w:pageBreakBefore w:val="0"/>
+        <w:widowControl w:val="0"/>
+        <w:kinsoku w:val="0"/>
+        <w:wordWrap/>
+        <w:overflowPunct/>
+        <w:topLinePunct w:val="0"/>
+        <w:autoSpaceDE w:val="0"/>
+        <w:autoSpaceDN w:val="0"/>
+        <w:bidi w:val="0"/>
+        <w:adjustRightInd w:val="0"/>
+        <w:snapToGrid w:val="0"/>
+        <w:textAlignment w:val="baseline"/>
+      </w:pPr>
+      <w:r>
+        <w:br w:type="page"/>
+      </w:r>
     </w:p>
     <w:p>
       <w:pPr>
         <w:pStyle w:val="26"/>
-        <w:bidi w:val="0"/>
-      </w:pPr>
-      <w:bookmarkStart w:id="3" w:name="_Toc31557"/>
+        <w:keepNext w:val="0"/>
+        <w:keepLines w:val="0"/>
+        <w:pageBreakBefore w:val="0"/>
+        <w:widowControl w:val="0"/>
+        <w:kinsoku w:val="0"/>
+        <w:wordWrap/>
+        <w:overflowPunct/>
+        <w:topLinePunct w:val="0"/>
+        <w:autoSpaceDE w:val="0"/>
+        <w:autoSpaceDN w:val="0"/>
+        <w:bidi w:val="0"/>
+        <w:adjustRightInd w:val="0"/>
+        <w:snapToGrid w:val="0"/>
+        <w:textAlignment w:val="baseline"/>
+      </w:pPr>
+      <w:bookmarkStart w:id="3" w:name="_Toc1624"/>
       <w:r>
         <w:t>目的</w:t>
       </w:r>
@@ -2932,7 +3608,7 @@
         <w:keepNext w:val="0"/>
         <w:keepLines w:val="0"/>
         <w:pageBreakBefore w:val="0"/>
-        <w:widowControl/>
+        <w:widowControl w:val="0"/>
         <w:kinsoku w:val="0"/>
         <w:wordWrap/>
         <w:overflowPunct/>
@@ -3015,12 +3691,25 @@
     <w:p>
       <w:pPr>
         <w:pStyle w:val="39"/>
+        <w:keepNext w:val="0"/>
+        <w:keepLines w:val="0"/>
+        <w:pageBreakBefore w:val="0"/>
+        <w:widowControl w:val="0"/>
         <w:numPr>
           <w:ilvl w:val="0"/>
           <w:numId w:val="2"/>
         </w:numPr>
-        <w:bidi w:val="0"/>
+        <w:kinsoku w:val="0"/>
+        <w:wordWrap/>
+        <w:overflowPunct/>
+        <w:topLinePunct w:val="0"/>
+        <w:autoSpaceDE w:val="0"/>
+        <w:autoSpaceDN w:val="0"/>
+        <w:bidi w:val="0"/>
+        <w:adjustRightInd w:val="0"/>
+        <w:snapToGrid w:val="0"/>
         <w:ind w:left="425" w:leftChars="0" w:hanging="425" w:firstLineChars="0"/>
+        <w:textAlignment w:val="baseline"/>
       </w:pPr>
       <w:r>
         <w:t>通过对运维服务绩效的协商、监控、评价和报告等一整套相对固定的</w:t>
@@ -3039,12 +3728,25 @@
     <w:p>
       <w:pPr>
         <w:pStyle w:val="39"/>
+        <w:keepNext w:val="0"/>
+        <w:keepLines w:val="0"/>
+        <w:pageBreakBefore w:val="0"/>
+        <w:widowControl w:val="0"/>
         <w:numPr>
           <w:ilvl w:val="0"/>
           <w:numId w:val="2"/>
         </w:numPr>
-        <w:bidi w:val="0"/>
+        <w:kinsoku w:val="0"/>
+        <w:wordWrap/>
+        <w:overflowPunct/>
+        <w:topLinePunct w:val="0"/>
+        <w:autoSpaceDE w:val="0"/>
+        <w:autoSpaceDN w:val="0"/>
+        <w:bidi w:val="0"/>
+        <w:adjustRightInd w:val="0"/>
+        <w:snapToGrid w:val="0"/>
         <w:ind w:left="425" w:leftChars="0" w:hanging="425" w:firstLineChars="0"/>
+        <w:textAlignment w:val="baseline"/>
       </w:pPr>
       <w:r>
         <w:t>采取适当的行动来消除或改进不符合级别要求的运维服务；</w:t>
@@ -3053,12 +3755,25 @@
     <w:p>
       <w:pPr>
         <w:pStyle w:val="39"/>
+        <w:keepNext w:val="0"/>
+        <w:keepLines w:val="0"/>
+        <w:pageBreakBefore w:val="0"/>
+        <w:widowControl w:val="0"/>
         <w:numPr>
           <w:ilvl w:val="0"/>
           <w:numId w:val="2"/>
         </w:numPr>
-        <w:bidi w:val="0"/>
+        <w:kinsoku w:val="0"/>
+        <w:wordWrap/>
+        <w:overflowPunct/>
+        <w:topLinePunct w:val="0"/>
+        <w:autoSpaceDE w:val="0"/>
+        <w:autoSpaceDN w:val="0"/>
+        <w:bidi w:val="0"/>
+        <w:adjustRightInd w:val="0"/>
+        <w:snapToGrid w:val="0"/>
         <w:ind w:left="425" w:leftChars="0" w:hanging="425" w:firstLineChars="0"/>
+        <w:textAlignment w:val="baseline"/>
       </w:pPr>
       <w:r>
         <w:t>提高客户满意度以改善与客户的关系；</w:t>
@@ -3067,12 +3782,25 @@
     <w:p>
       <w:pPr>
         <w:pStyle w:val="39"/>
+        <w:keepNext w:val="0"/>
+        <w:keepLines w:val="0"/>
+        <w:pageBreakBefore w:val="0"/>
+        <w:widowControl w:val="0"/>
         <w:numPr>
           <w:ilvl w:val="0"/>
           <w:numId w:val="2"/>
         </w:numPr>
-        <w:bidi w:val="0"/>
+        <w:kinsoku w:val="0"/>
+        <w:wordWrap/>
+        <w:overflowPunct/>
+        <w:topLinePunct w:val="0"/>
+        <w:autoSpaceDE w:val="0"/>
+        <w:autoSpaceDN w:val="0"/>
+        <w:bidi w:val="0"/>
+        <w:adjustRightInd w:val="0"/>
+        <w:snapToGrid w:val="0"/>
         <w:ind w:left="425" w:leftChars="0" w:hanging="425" w:firstLineChars="0"/>
+        <w:textAlignment w:val="baseline"/>
       </w:pPr>
       <w:r>
         <w:t>督促运维服务提供方。为了规范服务级别管理过程，特制定本文档。</w:t>
@@ -3081,9 +3809,22 @@
     <w:p>
       <w:pPr>
         <w:pStyle w:val="26"/>
-        <w:bidi w:val="0"/>
-      </w:pPr>
-      <w:bookmarkStart w:id="4" w:name="_Toc19932"/>
+        <w:keepNext w:val="0"/>
+        <w:keepLines w:val="0"/>
+        <w:pageBreakBefore w:val="0"/>
+        <w:widowControl w:val="0"/>
+        <w:kinsoku w:val="0"/>
+        <w:wordWrap/>
+        <w:overflowPunct/>
+        <w:topLinePunct w:val="0"/>
+        <w:autoSpaceDE w:val="0"/>
+        <w:autoSpaceDN w:val="0"/>
+        <w:bidi w:val="0"/>
+        <w:adjustRightInd w:val="0"/>
+        <w:snapToGrid w:val="0"/>
+        <w:textAlignment w:val="baseline"/>
+      </w:pPr>
+      <w:bookmarkStart w:id="4" w:name="_Toc6803"/>
       <w:r>
         <w:t>适用范围</w:t>
       </w:r>
@@ -3092,7 +3833,20 @@
     <w:p>
       <w:pPr>
         <w:pStyle w:val="27"/>
-        <w:bidi w:val="0"/>
+        <w:keepNext w:val="0"/>
+        <w:keepLines w:val="0"/>
+        <w:pageBreakBefore w:val="0"/>
+        <w:widowControl w:val="0"/>
+        <w:kinsoku w:val="0"/>
+        <w:wordWrap/>
+        <w:overflowPunct/>
+        <w:topLinePunct w:val="0"/>
+        <w:autoSpaceDE w:val="0"/>
+        <w:autoSpaceDN w:val="0"/>
+        <w:bidi w:val="0"/>
+        <w:adjustRightInd w:val="0"/>
+        <w:snapToGrid w:val="0"/>
+        <w:textAlignment w:val="baseline"/>
       </w:pPr>
       <w:r>
         <w:t>本文档适用于服务级别管理过程。</w:t>
@@ -3101,9 +3855,22 @@
     <w:p>
       <w:pPr>
         <w:pStyle w:val="26"/>
-        <w:bidi w:val="0"/>
-      </w:pPr>
-      <w:bookmarkStart w:id="5" w:name="_Toc3687"/>
+        <w:keepNext w:val="0"/>
+        <w:keepLines w:val="0"/>
+        <w:pageBreakBefore w:val="0"/>
+        <w:widowControl w:val="0"/>
+        <w:kinsoku w:val="0"/>
+        <w:wordWrap/>
+        <w:overflowPunct/>
+        <w:topLinePunct w:val="0"/>
+        <w:autoSpaceDE w:val="0"/>
+        <w:autoSpaceDN w:val="0"/>
+        <w:bidi w:val="0"/>
+        <w:adjustRightInd w:val="0"/>
+        <w:snapToGrid w:val="0"/>
+        <w:textAlignment w:val="baseline"/>
+      </w:pPr>
+      <w:bookmarkStart w:id="5" w:name="_Toc29187"/>
       <w:r>
         <w:t>术语、缩略词和定义</w:t>
       </w:r>
@@ -3111,7 +3878,21 @@
     </w:p>
     <w:p>
       <w:pPr>
+        <w:keepNext w:val="0"/>
+        <w:keepLines w:val="0"/>
+        <w:pageBreakBefore w:val="0"/>
+        <w:widowControl w:val="0"/>
+        <w:kinsoku w:val="0"/>
+        <w:wordWrap/>
+        <w:overflowPunct/>
+        <w:topLinePunct w:val="0"/>
+        <w:autoSpaceDE w:val="0"/>
+        <w:autoSpaceDN w:val="0"/>
+        <w:bidi w:val="0"/>
+        <w:adjustRightInd w:val="0"/>
+        <w:snapToGrid w:val="0"/>
         <w:spacing w:line="35" w:lineRule="exact"/>
+        <w:textAlignment w:val="baseline"/>
       </w:pPr>
     </w:p>
     <w:tbl>
@@ -3173,8 +3954,22 @@
           </w:tcPr>
           <w:p>
             <w:pPr>
+              <w:keepNext w:val="0"/>
+              <w:keepLines w:val="0"/>
+              <w:pageBreakBefore w:val="0"/>
+              <w:widowControl w:val="0"/>
+              <w:kinsoku w:val="0"/>
+              <w:wordWrap/>
+              <w:overflowPunct/>
+              <w:topLinePunct w:val="0"/>
+              <w:autoSpaceDE w:val="0"/>
+              <w:autoSpaceDN w:val="0"/>
+              <w:bidi w:val="0"/>
+              <w:adjustRightInd w:val="0"/>
+              <w:snapToGrid w:val="0"/>
               <w:spacing w:before="285" w:line="220" w:lineRule="auto"/>
               <w:ind w:left="327"/>
+              <w:textAlignment w:val="baseline"/>
               <w:rPr>
                 <w:rFonts w:ascii="宋体" w:hAnsi="宋体" w:eastAsia="宋体" w:cs="宋体"/>
                 <w:sz w:val="21"/>
@@ -3227,8 +4022,22 @@
           </w:tcPr>
           <w:p>
             <w:pPr>
+              <w:keepNext w:val="0"/>
+              <w:keepLines w:val="0"/>
+              <w:pageBreakBefore w:val="0"/>
+              <w:widowControl w:val="0"/>
+              <w:kinsoku w:val="0"/>
+              <w:wordWrap/>
+              <w:overflowPunct/>
+              <w:topLinePunct w:val="0"/>
+              <w:autoSpaceDE w:val="0"/>
+              <w:autoSpaceDN w:val="0"/>
+              <w:bidi w:val="0"/>
+              <w:adjustRightInd w:val="0"/>
+              <w:snapToGrid w:val="0"/>
               <w:spacing w:before="286" w:line="219" w:lineRule="auto"/>
               <w:ind w:left="129"/>
+              <w:textAlignment w:val="baseline"/>
               <w:rPr>
                 <w:rFonts w:ascii="宋体" w:hAnsi="宋体" w:eastAsia="宋体" w:cs="宋体"/>
                 <w:sz w:val="21"/>
@@ -3261,8 +4070,22 @@
           </w:tcPr>
           <w:p>
             <w:pPr>
+              <w:keepNext w:val="0"/>
+              <w:keepLines w:val="0"/>
+              <w:pageBreakBefore w:val="0"/>
+              <w:widowControl w:val="0"/>
+              <w:kinsoku w:val="0"/>
+              <w:wordWrap/>
+              <w:overflowPunct/>
+              <w:topLinePunct w:val="0"/>
+              <w:autoSpaceDE w:val="0"/>
+              <w:autoSpaceDN w:val="0"/>
+              <w:bidi w:val="0"/>
+              <w:adjustRightInd w:val="0"/>
+              <w:snapToGrid w:val="0"/>
               <w:spacing w:before="286" w:line="220" w:lineRule="auto"/>
               <w:ind w:left="2958"/>
+              <w:textAlignment w:val="baseline"/>
               <w:rPr>
                 <w:rFonts w:ascii="宋体" w:hAnsi="宋体" w:eastAsia="宋体" w:cs="宋体"/>
                 <w:sz w:val="21"/>
@@ -3333,8 +4156,22 @@
           </w:tcPr>
           <w:p>
             <w:pPr>
+              <w:keepNext w:val="0"/>
+              <w:keepLines w:val="0"/>
+              <w:pageBreakBefore w:val="0"/>
+              <w:widowControl w:val="0"/>
+              <w:kinsoku w:val="0"/>
+              <w:wordWrap/>
+              <w:overflowPunct/>
+              <w:topLinePunct w:val="0"/>
+              <w:autoSpaceDE w:val="0"/>
+              <w:autoSpaceDN w:val="0"/>
+              <w:bidi w:val="0"/>
+              <w:adjustRightInd w:val="0"/>
+              <w:snapToGrid w:val="0"/>
               <w:spacing w:before="68" w:line="220" w:lineRule="auto"/>
               <w:ind w:left="168"/>
+              <w:textAlignment w:val="baseline"/>
               <w:rPr>
                 <w:rFonts w:ascii="宋体" w:hAnsi="宋体" w:eastAsia="宋体" w:cs="宋体"/>
                 <w:sz w:val="21"/>
@@ -3359,8 +4196,22 @@
           </w:tcPr>
           <w:p>
             <w:pPr>
+              <w:keepNext w:val="0"/>
+              <w:keepLines w:val="0"/>
+              <w:pageBreakBefore w:val="0"/>
+              <w:widowControl w:val="0"/>
+              <w:kinsoku w:val="0"/>
+              <w:wordWrap/>
+              <w:overflowPunct/>
+              <w:topLinePunct w:val="0"/>
+              <w:autoSpaceDE w:val="0"/>
+              <w:autoSpaceDN w:val="0"/>
+              <w:bidi w:val="0"/>
+              <w:adjustRightInd w:val="0"/>
+              <w:snapToGrid w:val="0"/>
               <w:spacing w:before="60" w:line="186" w:lineRule="auto"/>
               <w:ind w:left="316"/>
+              <w:textAlignment w:val="baseline"/>
               <w:rPr>
                 <w:rFonts w:ascii="Times New Roman" w:hAnsi="Times New Roman" w:eastAsia="Times New Roman" w:cs="Times New Roman"/>
                 <w:sz w:val="21"/>
@@ -3389,7 +4240,20 @@
           <w:p>
             <w:pPr>
               <w:pStyle w:val="39"/>
-              <w:bidi w:val="0"/>
+              <w:keepNext w:val="0"/>
+              <w:keepLines w:val="0"/>
+              <w:pageBreakBefore w:val="0"/>
+              <w:widowControl w:val="0"/>
+              <w:kinsoku w:val="0"/>
+              <w:wordWrap/>
+              <w:overflowPunct/>
+              <w:topLinePunct w:val="0"/>
+              <w:autoSpaceDE w:val="0"/>
+              <w:autoSpaceDN w:val="0"/>
+              <w:bidi w:val="0"/>
+              <w:adjustRightInd w:val="0"/>
+              <w:snapToGrid w:val="0"/>
+              <w:textAlignment w:val="baseline"/>
             </w:pPr>
             <w:r>
               <w:t>服务提供方以顾客的语言记录可提供全部服务的文件，并给出这些服务的概要信息。作为一个重要的沟通工具，服务目录可以帮助协调顾客的期望，从而有助于客户和服务提供方之间的过程整合。</w:t>
@@ -3427,8 +4291,22 @@
           </w:tcPr>
           <w:p>
             <w:pPr>
+              <w:keepNext w:val="0"/>
+              <w:keepLines w:val="0"/>
+              <w:pageBreakBefore w:val="0"/>
+              <w:widowControl w:val="0"/>
+              <w:kinsoku w:val="0"/>
+              <w:wordWrap/>
+              <w:overflowPunct/>
+              <w:topLinePunct w:val="0"/>
+              <w:autoSpaceDE w:val="0"/>
+              <w:autoSpaceDN w:val="0"/>
+              <w:bidi w:val="0"/>
+              <w:adjustRightInd w:val="0"/>
+              <w:snapToGrid w:val="0"/>
               <w:spacing w:before="289" w:line="220" w:lineRule="auto"/>
               <w:ind w:left="168"/>
+              <w:textAlignment w:val="baseline"/>
               <w:rPr>
                 <w:rFonts w:ascii="宋体" w:hAnsi="宋体" w:eastAsia="宋体" w:cs="宋体"/>
                 <w:sz w:val="21"/>
@@ -3453,8 +4331,22 @@
           </w:tcPr>
           <w:p>
             <w:pPr>
+              <w:keepNext w:val="0"/>
+              <w:keepLines w:val="0"/>
+              <w:pageBreakBefore w:val="0"/>
+              <w:widowControl w:val="0"/>
+              <w:kinsoku w:val="0"/>
+              <w:wordWrap/>
+              <w:overflowPunct/>
+              <w:topLinePunct w:val="0"/>
+              <w:autoSpaceDE w:val="0"/>
+              <w:autoSpaceDN w:val="0"/>
+              <w:bidi w:val="0"/>
+              <w:adjustRightInd w:val="0"/>
+              <w:snapToGrid w:val="0"/>
               <w:spacing w:before="60" w:line="186" w:lineRule="auto"/>
               <w:ind w:left="322"/>
+              <w:textAlignment w:val="baseline"/>
               <w:rPr>
                 <w:rFonts w:ascii="Times New Roman" w:hAnsi="Times New Roman" w:eastAsia="Times New Roman" w:cs="Times New Roman"/>
                 <w:sz w:val="21"/>
@@ -3483,7 +4375,20 @@
           <w:p>
             <w:pPr>
               <w:pStyle w:val="39"/>
-              <w:bidi w:val="0"/>
+              <w:keepNext w:val="0"/>
+              <w:keepLines w:val="0"/>
+              <w:pageBreakBefore w:val="0"/>
+              <w:widowControl w:val="0"/>
+              <w:kinsoku w:val="0"/>
+              <w:wordWrap/>
+              <w:overflowPunct/>
+              <w:topLinePunct w:val="0"/>
+              <w:autoSpaceDE w:val="0"/>
+              <w:autoSpaceDN w:val="0"/>
+              <w:bidi w:val="0"/>
+              <w:adjustRightInd w:val="0"/>
+              <w:snapToGrid w:val="0"/>
+              <w:textAlignment w:val="baseline"/>
             </w:pPr>
             <w:r>
               <w:t>指服务提供方与客户就服务的质量、性能等方面所达成的双方共同认可的级别要求。</w:t>
@@ -3495,9 +4400,22 @@
     <w:p>
       <w:pPr>
         <w:pStyle w:val="26"/>
-        <w:bidi w:val="0"/>
-      </w:pPr>
-      <w:bookmarkStart w:id="6" w:name="_Toc28229"/>
+        <w:keepNext w:val="0"/>
+        <w:keepLines w:val="0"/>
+        <w:pageBreakBefore w:val="0"/>
+        <w:widowControl w:val="0"/>
+        <w:kinsoku w:val="0"/>
+        <w:wordWrap/>
+        <w:overflowPunct/>
+        <w:topLinePunct w:val="0"/>
+        <w:autoSpaceDE w:val="0"/>
+        <w:autoSpaceDN w:val="0"/>
+        <w:bidi w:val="0"/>
+        <w:adjustRightInd w:val="0"/>
+        <w:snapToGrid w:val="0"/>
+        <w:textAlignment w:val="baseline"/>
+      </w:pPr>
+      <w:bookmarkStart w:id="6" w:name="_Toc27519"/>
       <w:r>
         <w:t>角色与职责</w:t>
       </w:r>
@@ -3505,7 +4423,21 @@
     </w:p>
     <w:p>
       <w:pPr>
+        <w:keepNext w:val="0"/>
+        <w:keepLines w:val="0"/>
+        <w:pageBreakBefore w:val="0"/>
+        <w:widowControl w:val="0"/>
+        <w:kinsoku w:val="0"/>
+        <w:wordWrap/>
+        <w:overflowPunct/>
+        <w:topLinePunct w:val="0"/>
+        <w:autoSpaceDE w:val="0"/>
+        <w:autoSpaceDN w:val="0"/>
+        <w:bidi w:val="0"/>
+        <w:adjustRightInd w:val="0"/>
+        <w:snapToGrid w:val="0"/>
         <w:spacing w:line="35" w:lineRule="exact"/>
+        <w:textAlignment w:val="baseline"/>
       </w:pPr>
     </w:p>
     <w:tbl>
@@ -3561,8 +4493,22 @@
           </w:tcPr>
           <w:p>
             <w:pPr>
+              <w:keepNext w:val="0"/>
+              <w:keepLines w:val="0"/>
+              <w:pageBreakBefore w:val="0"/>
+              <w:widowControl w:val="0"/>
+              <w:kinsoku w:val="0"/>
+              <w:wordWrap/>
+              <w:overflowPunct/>
+              <w:topLinePunct w:val="0"/>
+              <w:autoSpaceDE w:val="0"/>
+              <w:autoSpaceDN w:val="0"/>
+              <w:bidi w:val="0"/>
+              <w:adjustRightInd w:val="0"/>
+              <w:snapToGrid w:val="0"/>
               <w:spacing w:before="286" w:line="219" w:lineRule="auto"/>
               <w:ind w:left="558"/>
+              <w:textAlignment w:val="baseline"/>
               <w:rPr>
                 <w:rFonts w:ascii="宋体" w:hAnsi="宋体" w:eastAsia="宋体" w:cs="宋体"/>
                 <w:sz w:val="21"/>
@@ -3589,8 +4535,22 @@
           </w:tcPr>
           <w:p>
             <w:pPr>
+              <w:keepNext w:val="0"/>
+              <w:keepLines w:val="0"/>
+              <w:pageBreakBefore w:val="0"/>
+              <w:widowControl w:val="0"/>
+              <w:kinsoku w:val="0"/>
+              <w:wordWrap/>
+              <w:overflowPunct/>
+              <w:topLinePunct w:val="0"/>
+              <w:autoSpaceDE w:val="0"/>
+              <w:autoSpaceDN w:val="0"/>
+              <w:bidi w:val="0"/>
+              <w:adjustRightInd w:val="0"/>
+              <w:snapToGrid w:val="0"/>
               <w:spacing w:before="286" w:line="221" w:lineRule="auto"/>
               <w:ind w:left="2491"/>
+              <w:textAlignment w:val="baseline"/>
               <w:rPr>
                 <w:rFonts w:ascii="宋体" w:hAnsi="宋体" w:eastAsia="宋体" w:cs="宋体"/>
                 <w:sz w:val="21"/>
@@ -3617,8 +4577,22 @@
           </w:tcPr>
           <w:p>
             <w:pPr>
+              <w:keepNext w:val="0"/>
+              <w:keepLines w:val="0"/>
+              <w:pageBreakBefore w:val="0"/>
+              <w:widowControl w:val="0"/>
+              <w:kinsoku w:val="0"/>
+              <w:wordWrap/>
+              <w:overflowPunct/>
+              <w:topLinePunct w:val="0"/>
+              <w:autoSpaceDE w:val="0"/>
+              <w:autoSpaceDN w:val="0"/>
+              <w:bidi w:val="0"/>
+              <w:adjustRightInd w:val="0"/>
+              <w:snapToGrid w:val="0"/>
               <w:spacing w:before="285" w:line="220" w:lineRule="auto"/>
               <w:ind w:left="474"/>
+              <w:textAlignment w:val="baseline"/>
               <w:rPr>
                 <w:rFonts w:ascii="宋体" w:hAnsi="宋体" w:eastAsia="宋体" w:cs="宋体"/>
                 <w:sz w:val="21"/>
@@ -3666,13 +4640,39 @@
           <w:p>
             <w:pPr>
               <w:pStyle w:val="39"/>
-              <w:bidi w:val="0"/>
+              <w:keepNext w:val="0"/>
+              <w:keepLines w:val="0"/>
+              <w:pageBreakBefore w:val="0"/>
+              <w:widowControl w:val="0"/>
+              <w:kinsoku w:val="0"/>
+              <w:wordWrap/>
+              <w:overflowPunct/>
+              <w:topLinePunct w:val="0"/>
+              <w:autoSpaceDE w:val="0"/>
+              <w:autoSpaceDN w:val="0"/>
+              <w:bidi w:val="0"/>
+              <w:adjustRightInd w:val="0"/>
+              <w:snapToGrid w:val="0"/>
+              <w:textAlignment w:val="baseline"/>
             </w:pPr>
           </w:p>
           <w:p>
             <w:pPr>
               <w:pStyle w:val="39"/>
-              <w:bidi w:val="0"/>
+              <w:keepNext w:val="0"/>
+              <w:keepLines w:val="0"/>
+              <w:pageBreakBefore w:val="0"/>
+              <w:widowControl w:val="0"/>
+              <w:kinsoku w:val="0"/>
+              <w:wordWrap/>
+              <w:overflowPunct/>
+              <w:topLinePunct w:val="0"/>
+              <w:autoSpaceDE w:val="0"/>
+              <w:autoSpaceDN w:val="0"/>
+              <w:bidi w:val="0"/>
+              <w:adjustRightInd w:val="0"/>
+              <w:snapToGrid w:val="0"/>
+              <w:textAlignment w:val="baseline"/>
             </w:pPr>
             <w:r>
               <w:t>服务级别经理</w:t>
@@ -3686,12 +4686,25 @@
           <w:p>
             <w:pPr>
               <w:pStyle w:val="39"/>
+              <w:keepNext w:val="0"/>
+              <w:keepLines w:val="0"/>
+              <w:pageBreakBefore w:val="0"/>
+              <w:widowControl w:val="0"/>
               <w:numPr>
                 <w:ilvl w:val="0"/>
                 <w:numId w:val="3"/>
               </w:numPr>
-              <w:bidi w:val="0"/>
+              <w:kinsoku w:val="0"/>
+              <w:wordWrap/>
+              <w:overflowPunct/>
+              <w:topLinePunct w:val="0"/>
+              <w:autoSpaceDE w:val="0"/>
+              <w:autoSpaceDN w:val="0"/>
+              <w:bidi w:val="0"/>
+              <w:adjustRightInd w:val="0"/>
+              <w:snapToGrid w:val="0"/>
               <w:ind w:left="425" w:leftChars="0" w:hanging="425" w:firstLineChars="0"/>
+              <w:textAlignment w:val="baseline"/>
             </w:pPr>
             <w:r>
               <w:t>编制与更新服务目录</w:t>
@@ -3700,12 +4713,25 @@
           <w:p>
             <w:pPr>
               <w:pStyle w:val="39"/>
+              <w:keepNext w:val="0"/>
+              <w:keepLines w:val="0"/>
+              <w:pageBreakBefore w:val="0"/>
+              <w:widowControl w:val="0"/>
               <w:numPr>
                 <w:ilvl w:val="0"/>
                 <w:numId w:val="3"/>
               </w:numPr>
-              <w:bidi w:val="0"/>
+              <w:kinsoku w:val="0"/>
+              <w:wordWrap/>
+              <w:overflowPunct/>
+              <w:topLinePunct w:val="0"/>
+              <w:autoSpaceDE w:val="0"/>
+              <w:autoSpaceDN w:val="0"/>
+              <w:bidi w:val="0"/>
+              <w:adjustRightInd w:val="0"/>
+              <w:snapToGrid w:val="0"/>
               <w:ind w:left="425" w:leftChars="0" w:hanging="425" w:firstLineChars="0"/>
+              <w:textAlignment w:val="baseline"/>
             </w:pPr>
             <w:r>
               <w:t>定义和维护一个有效的服务级别管理过程</w:t>
@@ -3719,7 +4745,20 @@
           <w:p>
             <w:pPr>
               <w:pStyle w:val="39"/>
-              <w:bidi w:val="0"/>
+              <w:keepNext w:val="0"/>
+              <w:keepLines w:val="0"/>
+              <w:pageBreakBefore w:val="0"/>
+              <w:widowControl w:val="0"/>
+              <w:kinsoku w:val="0"/>
+              <w:wordWrap/>
+              <w:overflowPunct/>
+              <w:topLinePunct w:val="0"/>
+              <w:autoSpaceDE w:val="0"/>
+              <w:autoSpaceDN w:val="0"/>
+              <w:bidi w:val="0"/>
+              <w:adjustRightInd w:val="0"/>
+              <w:snapToGrid w:val="0"/>
+              <w:textAlignment w:val="baseline"/>
             </w:pPr>
             <w:r>
               <w:t>运维部经理</w:t>
@@ -3730,7 +4769,21 @@
     </w:tbl>
     <w:p>
       <w:pPr>
+        <w:keepNext w:val="0"/>
+        <w:keepLines w:val="0"/>
+        <w:pageBreakBefore w:val="0"/>
+        <w:widowControl w:val="0"/>
+        <w:kinsoku w:val="0"/>
+        <w:wordWrap/>
+        <w:overflowPunct/>
+        <w:topLinePunct w:val="0"/>
+        <w:autoSpaceDE w:val="0"/>
+        <w:autoSpaceDN w:val="0"/>
+        <w:bidi w:val="0"/>
+        <w:adjustRightInd w:val="0"/>
+        <w:snapToGrid w:val="0"/>
         <w:spacing w:line="91" w:lineRule="auto"/>
+        <w:textAlignment w:val="baseline"/>
         <w:rPr>
           <w:rFonts w:ascii="Arial"/>
           <w:sz w:val="2"/>
@@ -3790,8 +4843,22 @@
           </w:tcPr>
           <w:p>
             <w:pPr>
+              <w:keepNext w:val="0"/>
+              <w:keepLines w:val="0"/>
+              <w:pageBreakBefore w:val="0"/>
+              <w:widowControl w:val="0"/>
+              <w:kinsoku w:val="0"/>
+              <w:wordWrap/>
+              <w:overflowPunct/>
+              <w:topLinePunct w:val="0"/>
+              <w:autoSpaceDE w:val="0"/>
+              <w:autoSpaceDN w:val="0"/>
+              <w:bidi w:val="0"/>
+              <w:adjustRightInd w:val="0"/>
+              <w:snapToGrid w:val="0"/>
               <w:spacing w:before="286" w:line="219" w:lineRule="auto"/>
               <w:ind w:left="558"/>
+              <w:textAlignment w:val="baseline"/>
               <w:rPr>
                 <w:rFonts w:ascii="宋体" w:hAnsi="宋体" w:eastAsia="宋体" w:cs="宋体"/>
                 <w:sz w:val="21"/>
@@ -3818,8 +4885,22 @@
           </w:tcPr>
           <w:p>
             <w:pPr>
+              <w:keepNext w:val="0"/>
+              <w:keepLines w:val="0"/>
+              <w:pageBreakBefore w:val="0"/>
+              <w:widowControl w:val="0"/>
+              <w:kinsoku w:val="0"/>
+              <w:wordWrap/>
+              <w:overflowPunct/>
+              <w:topLinePunct w:val="0"/>
+              <w:autoSpaceDE w:val="0"/>
+              <w:autoSpaceDN w:val="0"/>
+              <w:bidi w:val="0"/>
+              <w:adjustRightInd w:val="0"/>
+              <w:snapToGrid w:val="0"/>
               <w:spacing w:before="286" w:line="221" w:lineRule="auto"/>
               <w:ind w:left="2491"/>
+              <w:textAlignment w:val="baseline"/>
               <w:rPr>
                 <w:rFonts w:ascii="宋体" w:hAnsi="宋体" w:eastAsia="宋体" w:cs="宋体"/>
                 <w:sz w:val="21"/>
@@ -3846,8 +4927,22 @@
           </w:tcPr>
           <w:p>
             <w:pPr>
+              <w:keepNext w:val="0"/>
+              <w:keepLines w:val="0"/>
+              <w:pageBreakBefore w:val="0"/>
+              <w:widowControl w:val="0"/>
+              <w:kinsoku w:val="0"/>
+              <w:wordWrap/>
+              <w:overflowPunct/>
+              <w:topLinePunct w:val="0"/>
+              <w:autoSpaceDE w:val="0"/>
+              <w:autoSpaceDN w:val="0"/>
+              <w:bidi w:val="0"/>
+              <w:adjustRightInd w:val="0"/>
+              <w:snapToGrid w:val="0"/>
               <w:spacing w:before="285" w:line="220" w:lineRule="auto"/>
               <w:ind w:left="474"/>
+              <w:textAlignment w:val="baseline"/>
               <w:rPr>
                 <w:rFonts w:ascii="宋体" w:hAnsi="宋体" w:eastAsia="宋体" w:cs="宋体"/>
                 <w:sz w:val="21"/>
@@ -3895,6 +4990,20 @@
           <w:p>
             <w:pPr>
               <w:pStyle w:val="25"/>
+              <w:keepNext w:val="0"/>
+              <w:keepLines w:val="0"/>
+              <w:pageBreakBefore w:val="0"/>
+              <w:widowControl w:val="0"/>
+              <w:kinsoku w:val="0"/>
+              <w:wordWrap/>
+              <w:overflowPunct/>
+              <w:topLinePunct w:val="0"/>
+              <w:autoSpaceDE w:val="0"/>
+              <w:autoSpaceDN w:val="0"/>
+              <w:bidi w:val="0"/>
+              <w:adjustRightInd w:val="0"/>
+              <w:snapToGrid w:val="0"/>
+              <w:textAlignment w:val="baseline"/>
             </w:pPr>
           </w:p>
         </w:tc>
@@ -3905,11 +5014,24 @@
           <w:p>
             <w:pPr>
               <w:pStyle w:val="39"/>
+              <w:keepNext w:val="0"/>
+              <w:keepLines w:val="0"/>
+              <w:pageBreakBefore w:val="0"/>
+              <w:widowControl w:val="0"/>
               <w:numPr>
                 <w:ilvl w:val="0"/>
                 <w:numId w:val="3"/>
               </w:numPr>
-              <w:bidi w:val="0"/>
+              <w:kinsoku w:val="0"/>
+              <w:wordWrap/>
+              <w:overflowPunct/>
+              <w:topLinePunct w:val="0"/>
+              <w:autoSpaceDE w:val="0"/>
+              <w:autoSpaceDN w:val="0"/>
+              <w:bidi w:val="0"/>
+              <w:adjustRightInd w:val="0"/>
+              <w:snapToGrid w:val="0"/>
+              <w:textAlignment w:val="baseline"/>
               <w:rPr>
                 <w:rFonts w:ascii="宋体" w:hAnsi="宋体" w:eastAsia="宋体" w:cs="宋体"/>
                 <w:szCs w:val="24"/>
@@ -3927,6 +5049,20 @@
           <w:p>
             <w:pPr>
               <w:pStyle w:val="25"/>
+              <w:keepNext w:val="0"/>
+              <w:keepLines w:val="0"/>
+              <w:pageBreakBefore w:val="0"/>
+              <w:widowControl w:val="0"/>
+              <w:kinsoku w:val="0"/>
+              <w:wordWrap/>
+              <w:overflowPunct/>
+              <w:topLinePunct w:val="0"/>
+              <w:autoSpaceDE w:val="0"/>
+              <w:autoSpaceDN w:val="0"/>
+              <w:bidi w:val="0"/>
+              <w:adjustRightInd w:val="0"/>
+              <w:snapToGrid w:val="0"/>
+              <w:textAlignment w:val="baseline"/>
             </w:pPr>
           </w:p>
         </w:tc>
@@ -3959,7 +5095,20 @@
           <w:p>
             <w:pPr>
               <w:pStyle w:val="39"/>
-              <w:bidi w:val="0"/>
+              <w:keepNext w:val="0"/>
+              <w:keepLines w:val="0"/>
+              <w:pageBreakBefore w:val="0"/>
+              <w:widowControl w:val="0"/>
+              <w:kinsoku w:val="0"/>
+              <w:wordWrap/>
+              <w:overflowPunct/>
+              <w:topLinePunct w:val="0"/>
+              <w:autoSpaceDE w:val="0"/>
+              <w:autoSpaceDN w:val="0"/>
+              <w:bidi w:val="0"/>
+              <w:adjustRightInd w:val="0"/>
+              <w:snapToGrid w:val="0"/>
+              <w:textAlignment w:val="baseline"/>
               <w:rPr>
                 <w:rFonts w:hint="default"/>
                 <w:lang w:val="en-US" w:eastAsia="zh-CN"/>
@@ -3982,12 +5131,25 @@
           <w:p>
             <w:pPr>
               <w:pStyle w:val="39"/>
+              <w:keepNext w:val="0"/>
+              <w:keepLines w:val="0"/>
+              <w:pageBreakBefore w:val="0"/>
+              <w:widowControl w:val="0"/>
               <w:numPr>
                 <w:ilvl w:val="0"/>
                 <w:numId w:val="4"/>
               </w:numPr>
-              <w:bidi w:val="0"/>
+              <w:kinsoku w:val="0"/>
+              <w:wordWrap/>
+              <w:overflowPunct/>
+              <w:topLinePunct w:val="0"/>
+              <w:autoSpaceDE w:val="0"/>
+              <w:autoSpaceDN w:val="0"/>
+              <w:bidi w:val="0"/>
+              <w:adjustRightInd w:val="0"/>
+              <w:snapToGrid w:val="0"/>
               <w:ind w:left="425" w:leftChars="0" w:hanging="425" w:firstLineChars="0"/>
+              <w:textAlignment w:val="baseline"/>
             </w:pPr>
             <w:r>
               <w:t>识别客户需求，与客户协商谈判，负责签订和维护SLA</w:t>
@@ -3996,12 +5158,25 @@
           <w:p>
             <w:pPr>
               <w:pStyle w:val="39"/>
+              <w:keepNext w:val="0"/>
+              <w:keepLines w:val="0"/>
+              <w:pageBreakBefore w:val="0"/>
+              <w:widowControl w:val="0"/>
               <w:numPr>
                 <w:ilvl w:val="0"/>
                 <w:numId w:val="4"/>
               </w:numPr>
-              <w:bidi w:val="0"/>
+              <w:kinsoku w:val="0"/>
+              <w:wordWrap/>
+              <w:overflowPunct/>
+              <w:topLinePunct w:val="0"/>
+              <w:autoSpaceDE w:val="0"/>
+              <w:autoSpaceDN w:val="0"/>
+              <w:bidi w:val="0"/>
+              <w:adjustRightInd w:val="0"/>
+              <w:snapToGrid w:val="0"/>
               <w:ind w:left="425" w:leftChars="0" w:hanging="425" w:firstLineChars="0"/>
+              <w:textAlignment w:val="baseline"/>
             </w:pPr>
             <w:r>
               <w:t>依据SLA完成服务规划，完成服务部署</w:t>
@@ -4010,12 +5185,25 @@
           <w:p>
             <w:pPr>
               <w:pStyle w:val="39"/>
+              <w:keepNext w:val="0"/>
+              <w:keepLines w:val="0"/>
+              <w:pageBreakBefore w:val="0"/>
+              <w:widowControl w:val="0"/>
               <w:numPr>
                 <w:ilvl w:val="0"/>
                 <w:numId w:val="4"/>
               </w:numPr>
-              <w:bidi w:val="0"/>
+              <w:kinsoku w:val="0"/>
+              <w:wordWrap/>
+              <w:overflowPunct/>
+              <w:topLinePunct w:val="0"/>
+              <w:autoSpaceDE w:val="0"/>
+              <w:autoSpaceDN w:val="0"/>
+              <w:bidi w:val="0"/>
+              <w:adjustRightInd w:val="0"/>
+              <w:snapToGrid w:val="0"/>
               <w:ind w:left="425" w:leftChars="0" w:hanging="425" w:firstLineChars="0"/>
+              <w:textAlignment w:val="baseline"/>
             </w:pPr>
             <w:r>
               <w:t>监测服务质量，落实服务改进措施</w:t>
@@ -4024,12 +5212,25 @@
           <w:p>
             <w:pPr>
               <w:pStyle w:val="39"/>
+              <w:keepNext w:val="0"/>
+              <w:keepLines w:val="0"/>
+              <w:pageBreakBefore w:val="0"/>
+              <w:widowControl w:val="0"/>
               <w:numPr>
                 <w:ilvl w:val="0"/>
                 <w:numId w:val="4"/>
               </w:numPr>
-              <w:bidi w:val="0"/>
+              <w:kinsoku w:val="0"/>
+              <w:wordWrap/>
+              <w:overflowPunct/>
+              <w:topLinePunct w:val="0"/>
+              <w:autoSpaceDE w:val="0"/>
+              <w:autoSpaceDN w:val="0"/>
+              <w:bidi w:val="0"/>
+              <w:adjustRightInd w:val="0"/>
+              <w:snapToGrid w:val="0"/>
               <w:ind w:left="425" w:leftChars="0" w:hanging="425" w:firstLineChars="0"/>
+              <w:textAlignment w:val="baseline"/>
             </w:pPr>
             <w:r>
               <w:t>同客户进行评价，调整下一周期的SLA</w:t>
@@ -4044,7 +5245,20 @@
           <w:p>
             <w:pPr>
               <w:pStyle w:val="39"/>
-              <w:bidi w:val="0"/>
+              <w:keepNext w:val="0"/>
+              <w:keepLines w:val="0"/>
+              <w:pageBreakBefore w:val="0"/>
+              <w:widowControl w:val="0"/>
+              <w:kinsoku w:val="0"/>
+              <w:wordWrap/>
+              <w:overflowPunct/>
+              <w:topLinePunct w:val="0"/>
+              <w:autoSpaceDE w:val="0"/>
+              <w:autoSpaceDN w:val="0"/>
+              <w:bidi w:val="0"/>
+              <w:adjustRightInd w:val="0"/>
+              <w:snapToGrid w:val="0"/>
+              <w:textAlignment w:val="baseline"/>
               <w:rPr>
                 <w:rFonts w:hint="default"/>
                 <w:lang w:val="en-US" w:eastAsia="zh-CN"/>
@@ -4064,9 +5278,22 @@
     <w:p>
       <w:pPr>
         <w:pStyle w:val="26"/>
-        <w:bidi w:val="0"/>
-      </w:pPr>
-      <w:bookmarkStart w:id="7" w:name="_Toc19163"/>
+        <w:keepNext w:val="0"/>
+        <w:keepLines w:val="0"/>
+        <w:pageBreakBefore w:val="0"/>
+        <w:widowControl w:val="0"/>
+        <w:kinsoku w:val="0"/>
+        <w:wordWrap/>
+        <w:overflowPunct/>
+        <w:topLinePunct w:val="0"/>
+        <w:autoSpaceDE w:val="0"/>
+        <w:autoSpaceDN w:val="0"/>
+        <w:bidi w:val="0"/>
+        <w:adjustRightInd w:val="0"/>
+        <w:snapToGrid w:val="0"/>
+        <w:textAlignment w:val="baseline"/>
+      </w:pPr>
+      <w:bookmarkStart w:id="7" w:name="_Toc2838"/>
       <w:r>
         <w:t>服务级别管理流程</w:t>
       </w:r>
@@ -4075,11 +5302,24 @@
     <w:p>
       <w:pPr>
         <w:pStyle w:val="28"/>
-        <w:bidi w:val="0"/>
+        <w:keepNext w:val="0"/>
+        <w:keepLines w:val="0"/>
+        <w:pageBreakBefore w:val="0"/>
+        <w:widowControl w:val="0"/>
+        <w:kinsoku w:val="0"/>
+        <w:wordWrap/>
+        <w:overflowPunct/>
+        <w:topLinePunct w:val="0"/>
+        <w:autoSpaceDE w:val="0"/>
+        <w:autoSpaceDN w:val="0"/>
+        <w:bidi w:val="0"/>
+        <w:adjustRightInd w:val="0"/>
+        <w:snapToGrid w:val="0"/>
+        <w:textAlignment w:val="baseline"/>
       </w:pPr>
       <w:bookmarkStart w:id="8" w:name="bookmark29"/>
       <w:bookmarkEnd w:id="8"/>
-      <w:bookmarkStart w:id="9" w:name="_Toc24187"/>
+      <w:bookmarkStart w:id="9" w:name="_Toc9695"/>
       <w:r>
         <w:t>流程原则</w:t>
       </w:r>
@@ -4088,11 +5328,24 @@
     <w:p>
       <w:pPr>
         <w:pStyle w:val="29"/>
-        <w:bidi w:val="0"/>
+        <w:keepNext w:val="0"/>
+        <w:keepLines w:val="0"/>
+        <w:pageBreakBefore w:val="0"/>
+        <w:widowControl w:val="0"/>
+        <w:kinsoku w:val="0"/>
+        <w:wordWrap/>
+        <w:overflowPunct/>
+        <w:topLinePunct w:val="0"/>
+        <w:autoSpaceDE w:val="0"/>
+        <w:autoSpaceDN w:val="0"/>
+        <w:bidi w:val="0"/>
+        <w:adjustRightInd w:val="0"/>
+        <w:snapToGrid w:val="0"/>
+        <w:textAlignment w:val="baseline"/>
       </w:pPr>
       <w:bookmarkStart w:id="10" w:name="bookmark30"/>
       <w:bookmarkEnd w:id="10"/>
-      <w:bookmarkStart w:id="11" w:name="_Toc3487"/>
+      <w:bookmarkStart w:id="11" w:name="_Toc20429"/>
       <w:r>
         <w:t>流程触发条件</w:t>
       </w:r>
@@ -4101,11 +5354,24 @@
     <w:p>
       <w:pPr>
         <w:pStyle w:val="39"/>
+        <w:keepNext w:val="0"/>
+        <w:keepLines w:val="0"/>
+        <w:pageBreakBefore w:val="0"/>
+        <w:widowControl w:val="0"/>
         <w:numPr>
           <w:ilvl w:val="0"/>
           <w:numId w:val="5"/>
         </w:numPr>
-        <w:bidi w:val="0"/>
+        <w:kinsoku w:val="0"/>
+        <w:wordWrap/>
+        <w:overflowPunct/>
+        <w:topLinePunct w:val="0"/>
+        <w:autoSpaceDE w:val="0"/>
+        <w:autoSpaceDN w:val="0"/>
+        <w:bidi w:val="0"/>
+        <w:adjustRightInd w:val="0"/>
+        <w:snapToGrid w:val="0"/>
+        <w:textAlignment w:val="baseline"/>
       </w:pPr>
       <w:r>
         <w:t>新的服务被批准时；</w:t>
@@ -4114,11 +5380,24 @@
     <w:p>
       <w:pPr>
         <w:pStyle w:val="39"/>
+        <w:keepNext w:val="0"/>
+        <w:keepLines w:val="0"/>
+        <w:pageBreakBefore w:val="0"/>
+        <w:widowControl w:val="0"/>
         <w:numPr>
           <w:ilvl w:val="0"/>
           <w:numId w:val="5"/>
         </w:numPr>
-        <w:bidi w:val="0"/>
+        <w:kinsoku w:val="0"/>
+        <w:wordWrap/>
+        <w:overflowPunct/>
+        <w:topLinePunct w:val="0"/>
+        <w:autoSpaceDE w:val="0"/>
+        <w:autoSpaceDN w:val="0"/>
+        <w:bidi w:val="0"/>
+        <w:adjustRightInd w:val="0"/>
+        <w:snapToGrid w:val="0"/>
+        <w:textAlignment w:val="baseline"/>
       </w:pPr>
       <w:r>
         <w:t>变更的服务被批准时；</w:t>
@@ -4127,11 +5406,24 @@
     <w:p>
       <w:pPr>
         <w:pStyle w:val="39"/>
+        <w:keepNext w:val="0"/>
+        <w:keepLines w:val="0"/>
+        <w:pageBreakBefore w:val="0"/>
+        <w:widowControl w:val="0"/>
         <w:numPr>
           <w:ilvl w:val="0"/>
           <w:numId w:val="5"/>
         </w:numPr>
-        <w:bidi w:val="0"/>
+        <w:kinsoku w:val="0"/>
+        <w:wordWrap/>
+        <w:overflowPunct/>
+        <w:topLinePunct w:val="0"/>
+        <w:autoSpaceDE w:val="0"/>
+        <w:autoSpaceDN w:val="0"/>
+        <w:bidi w:val="0"/>
+        <w:adjustRightInd w:val="0"/>
+        <w:snapToGrid w:val="0"/>
+        <w:textAlignment w:val="baseline"/>
       </w:pPr>
       <w:r>
         <w:t>公司服务战略、运维能力及资源支持产生本质上的变动，需要更新服务级别时。</w:t>
@@ -4140,9 +5432,22 @@
     <w:p>
       <w:pPr>
         <w:pStyle w:val="29"/>
-        <w:bidi w:val="0"/>
-      </w:pPr>
-      <w:bookmarkStart w:id="12" w:name="_Toc20373"/>
+        <w:keepNext w:val="0"/>
+        <w:keepLines w:val="0"/>
+        <w:pageBreakBefore w:val="0"/>
+        <w:widowControl w:val="0"/>
+        <w:kinsoku w:val="0"/>
+        <w:wordWrap/>
+        <w:overflowPunct/>
+        <w:topLinePunct w:val="0"/>
+        <w:autoSpaceDE w:val="0"/>
+        <w:autoSpaceDN w:val="0"/>
+        <w:bidi w:val="0"/>
+        <w:adjustRightInd w:val="0"/>
+        <w:snapToGrid w:val="0"/>
+        <w:textAlignment w:val="baseline"/>
+      </w:pPr>
+      <w:bookmarkStart w:id="12" w:name="_Toc28248"/>
       <w:r>
         <w:t>流程输入</w:t>
       </w:r>
@@ -4151,11 +5456,24 @@
     <w:p>
       <w:pPr>
         <w:pStyle w:val="39"/>
+        <w:keepNext w:val="0"/>
+        <w:keepLines w:val="0"/>
+        <w:pageBreakBefore w:val="0"/>
+        <w:widowControl w:val="0"/>
         <w:numPr>
           <w:ilvl w:val="0"/>
           <w:numId w:val="6"/>
         </w:numPr>
-        <w:bidi w:val="0"/>
+        <w:kinsoku w:val="0"/>
+        <w:wordWrap/>
+        <w:overflowPunct/>
+        <w:topLinePunct w:val="0"/>
+        <w:autoSpaceDE w:val="0"/>
+        <w:autoSpaceDN w:val="0"/>
+        <w:bidi w:val="0"/>
+        <w:adjustRightInd w:val="0"/>
+        <w:snapToGrid w:val="0"/>
+        <w:textAlignment w:val="baseline"/>
       </w:pPr>
       <w:r>
         <w:t>客户需求；</w:t>
@@ -4164,11 +5482,24 @@
     <w:p>
       <w:pPr>
         <w:pStyle w:val="39"/>
+        <w:keepNext w:val="0"/>
+        <w:keepLines w:val="0"/>
+        <w:pageBreakBefore w:val="0"/>
+        <w:widowControl w:val="0"/>
         <w:numPr>
           <w:ilvl w:val="0"/>
           <w:numId w:val="6"/>
         </w:numPr>
-        <w:bidi w:val="0"/>
+        <w:kinsoku w:val="0"/>
+        <w:wordWrap/>
+        <w:overflowPunct/>
+        <w:topLinePunct w:val="0"/>
+        <w:autoSpaceDE w:val="0"/>
+        <w:autoSpaceDN w:val="0"/>
+        <w:bidi w:val="0"/>
+        <w:adjustRightInd w:val="0"/>
+        <w:snapToGrid w:val="0"/>
+        <w:textAlignment w:val="baseline"/>
       </w:pPr>
       <w:r>
         <w:t>增加新服务情况；</w:t>
@@ -4177,11 +5508,24 @@
     <w:p>
       <w:pPr>
         <w:pStyle w:val="39"/>
+        <w:keepNext w:val="0"/>
+        <w:keepLines w:val="0"/>
+        <w:pageBreakBefore w:val="0"/>
+        <w:widowControl w:val="0"/>
         <w:numPr>
           <w:ilvl w:val="0"/>
           <w:numId w:val="6"/>
         </w:numPr>
-        <w:bidi w:val="0"/>
+        <w:kinsoku w:val="0"/>
+        <w:wordWrap/>
+        <w:overflowPunct/>
+        <w:topLinePunct w:val="0"/>
+        <w:autoSpaceDE w:val="0"/>
+        <w:autoSpaceDN w:val="0"/>
+        <w:bidi w:val="0"/>
+        <w:adjustRightInd w:val="0"/>
+        <w:snapToGrid w:val="0"/>
+        <w:textAlignment w:val="baseline"/>
       </w:pPr>
       <w:r>
         <w:t>服务变更情况；</w:t>
@@ -4190,11 +5534,24 @@
     <w:p>
       <w:pPr>
         <w:pStyle w:val="39"/>
+        <w:keepNext w:val="0"/>
+        <w:keepLines w:val="0"/>
+        <w:pageBreakBefore w:val="0"/>
+        <w:widowControl w:val="0"/>
         <w:numPr>
           <w:ilvl w:val="0"/>
           <w:numId w:val="6"/>
         </w:numPr>
-        <w:bidi w:val="0"/>
+        <w:kinsoku w:val="0"/>
+        <w:wordWrap/>
+        <w:overflowPunct/>
+        <w:topLinePunct w:val="0"/>
+        <w:autoSpaceDE w:val="0"/>
+        <w:autoSpaceDN w:val="0"/>
+        <w:bidi w:val="0"/>
+        <w:adjustRightInd w:val="0"/>
+        <w:snapToGrid w:val="0"/>
+        <w:textAlignment w:val="baseline"/>
       </w:pPr>
       <w:r>
         <w:t>资源支持变动情况；</w:t>
@@ -4203,11 +5560,24 @@
     <w:p>
       <w:pPr>
         <w:pStyle w:val="39"/>
+        <w:keepNext w:val="0"/>
+        <w:keepLines w:val="0"/>
+        <w:pageBreakBefore w:val="0"/>
+        <w:widowControl w:val="0"/>
         <w:numPr>
           <w:ilvl w:val="0"/>
           <w:numId w:val="6"/>
         </w:numPr>
-        <w:bidi w:val="0"/>
+        <w:kinsoku w:val="0"/>
+        <w:wordWrap/>
+        <w:overflowPunct/>
+        <w:topLinePunct w:val="0"/>
+        <w:autoSpaceDE w:val="0"/>
+        <w:autoSpaceDN w:val="0"/>
+        <w:bidi w:val="0"/>
+        <w:adjustRightInd w:val="0"/>
+        <w:snapToGrid w:val="0"/>
+        <w:textAlignment w:val="baseline"/>
       </w:pPr>
       <w:r>
         <w:t>运维能力变动情况。</w:t>
@@ -4216,9 +5586,22 @@
     <w:p>
       <w:pPr>
         <w:pStyle w:val="29"/>
-        <w:bidi w:val="0"/>
-      </w:pPr>
-      <w:bookmarkStart w:id="13" w:name="_Toc13118"/>
+        <w:keepNext w:val="0"/>
+        <w:keepLines w:val="0"/>
+        <w:pageBreakBefore w:val="0"/>
+        <w:widowControl w:val="0"/>
+        <w:kinsoku w:val="0"/>
+        <w:wordWrap/>
+        <w:overflowPunct/>
+        <w:topLinePunct w:val="0"/>
+        <w:autoSpaceDE w:val="0"/>
+        <w:autoSpaceDN w:val="0"/>
+        <w:bidi w:val="0"/>
+        <w:adjustRightInd w:val="0"/>
+        <w:snapToGrid w:val="0"/>
+        <w:textAlignment w:val="baseline"/>
+      </w:pPr>
+      <w:bookmarkStart w:id="13" w:name="_Toc23592"/>
       <w:r>
         <w:t>流程输出</w:t>
       </w:r>
@@ -4227,11 +5610,24 @@
     <w:p>
       <w:pPr>
         <w:pStyle w:val="39"/>
+        <w:keepNext w:val="0"/>
+        <w:keepLines w:val="0"/>
+        <w:pageBreakBefore w:val="0"/>
+        <w:widowControl w:val="0"/>
         <w:numPr>
           <w:ilvl w:val="0"/>
           <w:numId w:val="7"/>
         </w:numPr>
-        <w:bidi w:val="0"/>
+        <w:kinsoku w:val="0"/>
+        <w:wordWrap/>
+        <w:overflowPunct/>
+        <w:topLinePunct w:val="0"/>
+        <w:autoSpaceDE w:val="0"/>
+        <w:autoSpaceDN w:val="0"/>
+        <w:bidi w:val="0"/>
+        <w:adjustRightInd w:val="0"/>
+        <w:snapToGrid w:val="0"/>
+        <w:textAlignment w:val="baseline"/>
       </w:pPr>
       <w:r>
         <w:t>服务目录；</w:t>
@@ -4240,11 +5636,24 @@
     <w:p>
       <w:pPr>
         <w:pStyle w:val="39"/>
+        <w:keepNext w:val="0"/>
+        <w:keepLines w:val="0"/>
+        <w:pageBreakBefore w:val="0"/>
+        <w:widowControl w:val="0"/>
         <w:numPr>
           <w:ilvl w:val="0"/>
           <w:numId w:val="7"/>
         </w:numPr>
-        <w:bidi w:val="0"/>
+        <w:kinsoku w:val="0"/>
+        <w:wordWrap/>
+        <w:overflowPunct/>
+        <w:topLinePunct w:val="0"/>
+        <w:autoSpaceDE w:val="0"/>
+        <w:autoSpaceDN w:val="0"/>
+        <w:bidi w:val="0"/>
+        <w:adjustRightInd w:val="0"/>
+        <w:snapToGrid w:val="0"/>
+        <w:textAlignment w:val="baseline"/>
       </w:pPr>
       <w:r>
         <w:t>服务级别协议(SLA)；</w:t>
@@ -4253,11 +5662,24 @@
     <w:p>
       <w:pPr>
         <w:pStyle w:val="39"/>
+        <w:keepNext w:val="0"/>
+        <w:keepLines w:val="0"/>
+        <w:pageBreakBefore w:val="0"/>
+        <w:widowControl w:val="0"/>
         <w:numPr>
           <w:ilvl w:val="0"/>
           <w:numId w:val="7"/>
         </w:numPr>
-        <w:bidi w:val="0"/>
+        <w:kinsoku w:val="0"/>
+        <w:wordWrap/>
+        <w:overflowPunct/>
+        <w:topLinePunct w:val="0"/>
+        <w:autoSpaceDE w:val="0"/>
+        <w:autoSpaceDN w:val="0"/>
+        <w:bidi w:val="0"/>
+        <w:adjustRightInd w:val="0"/>
+        <w:snapToGrid w:val="0"/>
+        <w:textAlignment w:val="baseline"/>
       </w:pPr>
       <w:r>
         <w:t>服务合同（SC）；</w:t>
@@ -4266,11 +5688,24 @@
     <w:p>
       <w:pPr>
         <w:pStyle w:val="39"/>
+        <w:keepNext w:val="0"/>
+        <w:keepLines w:val="0"/>
+        <w:pageBreakBefore w:val="0"/>
+        <w:widowControl w:val="0"/>
         <w:numPr>
           <w:ilvl w:val="0"/>
           <w:numId w:val="7"/>
         </w:numPr>
-        <w:bidi w:val="0"/>
+        <w:kinsoku w:val="0"/>
+        <w:wordWrap/>
+        <w:overflowPunct/>
+        <w:topLinePunct w:val="0"/>
+        <w:autoSpaceDE w:val="0"/>
+        <w:autoSpaceDN w:val="0"/>
+        <w:bidi w:val="0"/>
+        <w:adjustRightInd w:val="0"/>
+        <w:snapToGrid w:val="0"/>
+        <w:textAlignment w:val="baseline"/>
       </w:pPr>
       <w:r>
         <w:t>支持合同(UC)；</w:t>
@@ -4279,11 +5714,24 @@
     <w:p>
       <w:pPr>
         <w:pStyle w:val="39"/>
+        <w:keepNext w:val="0"/>
+        <w:keepLines w:val="0"/>
+        <w:pageBreakBefore w:val="0"/>
+        <w:widowControl w:val="0"/>
         <w:numPr>
           <w:ilvl w:val="0"/>
           <w:numId w:val="7"/>
         </w:numPr>
-        <w:bidi w:val="0"/>
+        <w:kinsoku w:val="0"/>
+        <w:wordWrap/>
+        <w:overflowPunct/>
+        <w:topLinePunct w:val="0"/>
+        <w:autoSpaceDE w:val="0"/>
+        <w:autoSpaceDN w:val="0"/>
+        <w:bidi w:val="0"/>
+        <w:adjustRightInd w:val="0"/>
+        <w:snapToGrid w:val="0"/>
+        <w:textAlignment w:val="baseline"/>
       </w:pPr>
       <w:r>
         <w:t>服务报告；</w:t>
@@ -4292,11 +5740,24 @@
     <w:p>
       <w:pPr>
         <w:pStyle w:val="39"/>
+        <w:keepNext w:val="0"/>
+        <w:keepLines w:val="0"/>
+        <w:pageBreakBefore w:val="0"/>
+        <w:widowControl w:val="0"/>
         <w:numPr>
           <w:ilvl w:val="0"/>
           <w:numId w:val="7"/>
         </w:numPr>
-        <w:bidi w:val="0"/>
+        <w:kinsoku w:val="0"/>
+        <w:wordWrap/>
+        <w:overflowPunct/>
+        <w:topLinePunct w:val="0"/>
+        <w:autoSpaceDE w:val="0"/>
+        <w:autoSpaceDN w:val="0"/>
+        <w:bidi w:val="0"/>
+        <w:adjustRightInd w:val="0"/>
+        <w:snapToGrid w:val="0"/>
+        <w:textAlignment w:val="baseline"/>
       </w:pPr>
       <w:r>
         <w:t>服务级别评审记录。</w:t>
@@ -4305,11 +5766,24 @@
     <w:p>
       <w:pPr>
         <w:pStyle w:val="28"/>
-        <w:bidi w:val="0"/>
+        <w:keepNext w:val="0"/>
+        <w:keepLines w:val="0"/>
+        <w:pageBreakBefore w:val="0"/>
+        <w:widowControl w:val="0"/>
+        <w:kinsoku w:val="0"/>
+        <w:wordWrap/>
+        <w:overflowPunct/>
+        <w:topLinePunct w:val="0"/>
+        <w:autoSpaceDE w:val="0"/>
+        <w:autoSpaceDN w:val="0"/>
+        <w:bidi w:val="0"/>
+        <w:adjustRightInd w:val="0"/>
+        <w:snapToGrid w:val="0"/>
+        <w:textAlignment w:val="baseline"/>
       </w:pPr>
       <w:bookmarkStart w:id="14" w:name="bookmark1"/>
       <w:bookmarkEnd w:id="14"/>
-      <w:bookmarkStart w:id="15" w:name="_Toc1174"/>
+      <w:bookmarkStart w:id="15" w:name="_Toc6930"/>
       <w:r>
         <w:t>服务级别管理流程图</w:t>
       </w:r>
@@ -4371,8 +5845,22 @@
           </w:tcPr>
           <w:p>
             <w:pPr>
+              <w:keepNext w:val="0"/>
+              <w:keepLines w:val="0"/>
+              <w:pageBreakBefore w:val="0"/>
+              <w:widowControl w:val="0"/>
+              <w:kinsoku w:val="0"/>
+              <w:wordWrap/>
+              <w:overflowPunct/>
+              <w:topLinePunct w:val="0"/>
+              <w:autoSpaceDE w:val="0"/>
+              <w:autoSpaceDN w:val="0"/>
+              <w:bidi w:val="0"/>
+              <w:adjustRightInd w:val="0"/>
+              <w:snapToGrid w:val="0"/>
               <w:spacing w:before="79" w:line="221" w:lineRule="auto"/>
               <w:ind w:left="45"/>
+              <w:textAlignment w:val="baseline"/>
               <w:rPr>
                 <w:rFonts w:ascii="宋体" w:hAnsi="宋体" w:eastAsia="宋体" w:cs="宋体"/>
                 <w:sz w:val="30"/>
@@ -4471,8 +5959,22 @@
           </w:tcPr>
           <w:p>
             <w:pPr>
+              <w:keepNext w:val="0"/>
+              <w:keepLines w:val="0"/>
+              <w:pageBreakBefore w:val="0"/>
+              <w:widowControl w:val="0"/>
+              <w:kinsoku w:val="0"/>
+              <w:wordWrap/>
+              <w:overflowPunct/>
+              <w:topLinePunct w:val="0"/>
+              <w:autoSpaceDE w:val="0"/>
+              <w:autoSpaceDN w:val="0"/>
+              <w:bidi w:val="0"/>
+              <w:adjustRightInd w:val="0"/>
+              <w:snapToGrid w:val="0"/>
               <w:spacing w:before="125" w:line="231" w:lineRule="auto"/>
               <w:ind w:left="1258"/>
+              <w:textAlignment w:val="baseline"/>
               <w:rPr>
                 <w:rFonts w:ascii="宋体" w:hAnsi="宋体" w:eastAsia="宋体" w:cs="宋体"/>
                 <w:sz w:val="16"/>
@@ -4500,8 +6002,22 @@
           </w:tcPr>
           <w:p>
             <w:pPr>
+              <w:keepNext w:val="0"/>
+              <w:keepLines w:val="0"/>
+              <w:pageBreakBefore w:val="0"/>
+              <w:widowControl w:val="0"/>
+              <w:kinsoku w:val="0"/>
+              <w:wordWrap/>
+              <w:overflowPunct/>
+              <w:topLinePunct w:val="0"/>
+              <w:autoSpaceDE w:val="0"/>
+              <w:autoSpaceDN w:val="0"/>
+              <w:bidi w:val="0"/>
+              <w:adjustRightInd w:val="0"/>
+              <w:snapToGrid w:val="0"/>
               <w:spacing w:before="182" w:line="221" w:lineRule="auto"/>
               <w:ind w:left="648"/>
+              <w:textAlignment w:val="baseline"/>
               <w:rPr>
                 <w:rFonts w:ascii="宋体" w:hAnsi="宋体" w:eastAsia="宋体" w:cs="宋体"/>
                 <w:sz w:val="20"/>
@@ -4527,8 +6043,22 @@
           </w:tcPr>
           <w:p>
             <w:pPr>
+              <w:keepNext w:val="0"/>
+              <w:keepLines w:val="0"/>
+              <w:pageBreakBefore w:val="0"/>
+              <w:widowControl w:val="0"/>
+              <w:kinsoku w:val="0"/>
+              <w:wordWrap/>
+              <w:overflowPunct/>
+              <w:topLinePunct w:val="0"/>
+              <w:autoSpaceDE w:val="0"/>
+              <w:autoSpaceDN w:val="0"/>
+              <w:bidi w:val="0"/>
+              <w:adjustRightInd w:val="0"/>
+              <w:snapToGrid w:val="0"/>
               <w:spacing w:before="181" w:line="222" w:lineRule="auto"/>
               <w:ind w:left="1179"/>
+              <w:textAlignment w:val="baseline"/>
               <w:rPr>
                 <w:rFonts w:ascii="宋体" w:hAnsi="宋体" w:eastAsia="宋体" w:cs="宋体"/>
                 <w:sz w:val="20"/>
@@ -4562,8 +6092,22 @@
           </w:tcPr>
           <w:p>
             <w:pPr>
+              <w:keepNext w:val="0"/>
+              <w:keepLines w:val="0"/>
+              <w:pageBreakBefore w:val="0"/>
+              <w:widowControl w:val="0"/>
+              <w:kinsoku w:val="0"/>
+              <w:wordWrap/>
+              <w:overflowPunct/>
+              <w:topLinePunct w:val="0"/>
+              <w:autoSpaceDE w:val="0"/>
+              <w:autoSpaceDN w:val="0"/>
+              <w:bidi w:val="0"/>
+              <w:adjustRightInd w:val="0"/>
+              <w:snapToGrid w:val="0"/>
               <w:spacing w:before="182" w:line="221" w:lineRule="auto"/>
               <w:ind w:left="630"/>
+              <w:textAlignment w:val="baseline"/>
               <w:rPr>
                 <w:rFonts w:ascii="宋体" w:hAnsi="宋体" w:eastAsia="宋体" w:cs="宋体"/>
                 <w:sz w:val="20"/>
@@ -4588,8 +6132,22 @@
           </w:tcPr>
           <w:p>
             <w:pPr>
+              <w:keepNext w:val="0"/>
+              <w:keepLines w:val="0"/>
+              <w:pageBreakBefore w:val="0"/>
+              <w:widowControl w:val="0"/>
+              <w:kinsoku w:val="0"/>
+              <w:wordWrap/>
+              <w:overflowPunct/>
+              <w:topLinePunct w:val="0"/>
+              <w:autoSpaceDE w:val="0"/>
+              <w:autoSpaceDN w:val="0"/>
+              <w:bidi w:val="0"/>
+              <w:adjustRightInd w:val="0"/>
+              <w:snapToGrid w:val="0"/>
               <w:spacing w:before="182" w:line="221" w:lineRule="auto"/>
               <w:ind w:left="732"/>
+              <w:textAlignment w:val="baseline"/>
               <w:rPr>
                 <w:rFonts w:ascii="宋体" w:hAnsi="宋体" w:eastAsia="宋体" w:cs="宋体"/>
                 <w:sz w:val="20"/>
@@ -4643,6 +6201,20 @@
           <w:p>
             <w:pPr>
               <w:pStyle w:val="25"/>
+              <w:keepNext w:val="0"/>
+              <w:keepLines w:val="0"/>
+              <w:pageBreakBefore w:val="0"/>
+              <w:widowControl w:val="0"/>
+              <w:kinsoku w:val="0"/>
+              <w:wordWrap/>
+              <w:overflowPunct/>
+              <w:topLinePunct w:val="0"/>
+              <w:autoSpaceDE w:val="0"/>
+              <w:autoSpaceDN w:val="0"/>
+              <w:bidi w:val="0"/>
+              <w:adjustRightInd w:val="0"/>
+              <w:snapToGrid w:val="0"/>
+              <w:textAlignment w:val="baseline"/>
             </w:pPr>
           </w:p>
         </w:tc>
@@ -4658,19 +6230,61 @@
           <w:p>
             <w:pPr>
               <w:pStyle w:val="25"/>
+              <w:keepNext w:val="0"/>
+              <w:keepLines w:val="0"/>
+              <w:pageBreakBefore w:val="0"/>
+              <w:widowControl w:val="0"/>
+              <w:kinsoku w:val="0"/>
+              <w:wordWrap/>
+              <w:overflowPunct/>
+              <w:topLinePunct w:val="0"/>
+              <w:autoSpaceDE w:val="0"/>
+              <w:autoSpaceDN w:val="0"/>
+              <w:bidi w:val="0"/>
+              <w:adjustRightInd w:val="0"/>
+              <w:snapToGrid w:val="0"/>
               <w:spacing w:line="357" w:lineRule="auto"/>
+              <w:textAlignment w:val="baseline"/>
             </w:pPr>
           </w:p>
           <w:p>
             <w:pPr>
               <w:pStyle w:val="25"/>
+              <w:keepNext w:val="0"/>
+              <w:keepLines w:val="0"/>
+              <w:pageBreakBefore w:val="0"/>
+              <w:widowControl w:val="0"/>
+              <w:kinsoku w:val="0"/>
+              <w:wordWrap/>
+              <w:overflowPunct/>
+              <w:topLinePunct w:val="0"/>
+              <w:autoSpaceDE w:val="0"/>
+              <w:autoSpaceDN w:val="0"/>
+              <w:bidi w:val="0"/>
+              <w:adjustRightInd w:val="0"/>
+              <w:snapToGrid w:val="0"/>
               <w:spacing w:line="358" w:lineRule="auto"/>
-            </w:pPr>
-          </w:p>
-          <w:p>
-            <w:pPr>
+              <w:textAlignment w:val="baseline"/>
+            </w:pPr>
+          </w:p>
+          <w:p>
+            <w:pPr>
+              <w:keepNext w:val="0"/>
+              <w:keepLines w:val="0"/>
+              <w:pageBreakBefore w:val="0"/>
+              <w:widowControl w:val="0"/>
+              <w:kinsoku w:val="0"/>
+              <w:wordWrap/>
+              <w:overflowPunct/>
+              <w:topLinePunct w:val="0"/>
+              <w:autoSpaceDE w:val="0"/>
+              <w:autoSpaceDN w:val="0"/>
+              <w:bidi w:val="0"/>
+              <w:adjustRightInd w:val="0"/>
+              <w:snapToGrid w:val="0"/>
               <w:spacing w:before="43" w:line="227" w:lineRule="auto"/>
               <w:ind w:left="591"/>
+              <w:textAlignment w:val="baseline"/>
               <w:rPr>
                 <w:rFonts w:ascii="宋体" w:hAnsi="宋体" w:eastAsia="宋体" w:cs="宋体"/>
                 <w:sz w:val="13"/>
@@ -4690,8 +6304,22 @@
           </w:p>
           <w:p>
             <w:pPr>
+              <w:keepNext w:val="0"/>
+              <w:keepLines w:val="0"/>
+              <w:pageBreakBefore w:val="0"/>
+              <w:widowControl w:val="0"/>
+              <w:kinsoku w:val="0"/>
+              <w:wordWrap/>
+              <w:overflowPunct/>
+              <w:topLinePunct w:val="0"/>
+              <w:autoSpaceDE w:val="0"/>
+              <w:autoSpaceDN w:val="0"/>
+              <w:bidi w:val="0"/>
+              <w:adjustRightInd w:val="0"/>
+              <w:snapToGrid w:val="0"/>
               <w:spacing w:before="17" w:line="226" w:lineRule="auto"/>
               <w:ind w:left="590"/>
+              <w:textAlignment w:val="baseline"/>
               <w:rPr>
                 <w:rFonts w:ascii="宋体" w:hAnsi="宋体" w:eastAsia="宋体" w:cs="宋体"/>
                 <w:sz w:val="13"/>
@@ -4711,8 +6339,22 @@
           </w:p>
           <w:p>
             <w:pPr>
+              <w:keepNext w:val="0"/>
+              <w:keepLines w:val="0"/>
+              <w:pageBreakBefore w:val="0"/>
+              <w:widowControl w:val="0"/>
+              <w:kinsoku w:val="0"/>
+              <w:wordWrap/>
+              <w:overflowPunct/>
+              <w:topLinePunct w:val="0"/>
+              <w:autoSpaceDE w:val="0"/>
+              <w:autoSpaceDN w:val="0"/>
+              <w:bidi w:val="0"/>
+              <w:adjustRightInd w:val="0"/>
+              <w:snapToGrid w:val="0"/>
               <w:spacing w:before="18" w:line="226" w:lineRule="auto"/>
               <w:ind w:left="477"/>
+              <w:textAlignment w:val="baseline"/>
               <w:rPr>
                 <w:rFonts w:ascii="宋体" w:hAnsi="宋体" w:eastAsia="宋体" w:cs="宋体"/>
                 <w:sz w:val="13"/>
@@ -4732,8 +6374,22 @@
           </w:p>
           <w:p>
             <w:pPr>
+              <w:keepNext w:val="0"/>
+              <w:keepLines w:val="0"/>
+              <w:pageBreakBefore w:val="0"/>
+              <w:widowControl w:val="0"/>
+              <w:kinsoku w:val="0"/>
+              <w:wordWrap/>
+              <w:overflowPunct/>
+              <w:topLinePunct w:val="0"/>
+              <w:autoSpaceDE w:val="0"/>
+              <w:autoSpaceDN w:val="0"/>
+              <w:bidi w:val="0"/>
+              <w:adjustRightInd w:val="0"/>
+              <w:snapToGrid w:val="0"/>
               <w:spacing w:before="17" w:line="252" w:lineRule="auto"/>
               <w:ind w:left="589" w:right="482" w:hanging="108"/>
+              <w:textAlignment w:val="baseline"/>
               <w:rPr>
                 <w:rFonts w:ascii="宋体" w:hAnsi="宋体" w:eastAsia="宋体" w:cs="宋体"/>
                 <w:sz w:val="13"/>
@@ -4763,8 +6419,22 @@
           </w:p>
           <w:p>
             <w:pPr>
+              <w:keepNext w:val="0"/>
+              <w:keepLines w:val="0"/>
+              <w:pageBreakBefore w:val="0"/>
+              <w:widowControl w:val="0"/>
+              <w:kinsoku w:val="0"/>
+              <w:wordWrap/>
+              <w:overflowPunct/>
+              <w:topLinePunct w:val="0"/>
+              <w:autoSpaceDE w:val="0"/>
+              <w:autoSpaceDN w:val="0"/>
+              <w:bidi w:val="0"/>
+              <w:adjustRightInd w:val="0"/>
+              <w:snapToGrid w:val="0"/>
               <w:spacing w:line="226" w:lineRule="auto"/>
               <w:ind w:left="421"/>
+              <w:textAlignment w:val="baseline"/>
               <w:rPr>
                 <w:rFonts w:ascii="宋体" w:hAnsi="宋体" w:eastAsia="宋体" w:cs="宋体"/>
                 <w:sz w:val="13"/>
@@ -4793,19 +6463,61 @@
           <w:p>
             <w:pPr>
               <w:pStyle w:val="25"/>
+              <w:keepNext w:val="0"/>
+              <w:keepLines w:val="0"/>
+              <w:pageBreakBefore w:val="0"/>
+              <w:widowControl w:val="0"/>
+              <w:kinsoku w:val="0"/>
+              <w:wordWrap/>
+              <w:overflowPunct/>
+              <w:topLinePunct w:val="0"/>
+              <w:autoSpaceDE w:val="0"/>
+              <w:autoSpaceDN w:val="0"/>
+              <w:bidi w:val="0"/>
+              <w:adjustRightInd w:val="0"/>
+              <w:snapToGrid w:val="0"/>
               <w:spacing w:line="297" w:lineRule="auto"/>
+              <w:textAlignment w:val="baseline"/>
             </w:pPr>
           </w:p>
           <w:p>
             <w:pPr>
               <w:pStyle w:val="25"/>
+              <w:keepNext w:val="0"/>
+              <w:keepLines w:val="0"/>
+              <w:pageBreakBefore w:val="0"/>
+              <w:widowControl w:val="0"/>
+              <w:kinsoku w:val="0"/>
+              <w:wordWrap/>
+              <w:overflowPunct/>
+              <w:topLinePunct w:val="0"/>
+              <w:autoSpaceDE w:val="0"/>
+              <w:autoSpaceDN w:val="0"/>
+              <w:bidi w:val="0"/>
+              <w:adjustRightInd w:val="0"/>
+              <w:snapToGrid w:val="0"/>
               <w:spacing w:line="298" w:lineRule="auto"/>
-            </w:pPr>
-          </w:p>
-          <w:p>
-            <w:pPr>
+              <w:textAlignment w:val="baseline"/>
+            </w:pPr>
+          </w:p>
+          <w:p>
+            <w:pPr>
+              <w:keepNext w:val="0"/>
+              <w:keepLines w:val="0"/>
+              <w:pageBreakBefore w:val="0"/>
+              <w:widowControl w:val="0"/>
+              <w:kinsoku w:val="0"/>
+              <w:wordWrap/>
+              <w:overflowPunct/>
+              <w:topLinePunct w:val="0"/>
+              <w:autoSpaceDE w:val="0"/>
+              <w:autoSpaceDN w:val="0"/>
+              <w:bidi w:val="0"/>
+              <w:adjustRightInd w:val="0"/>
+              <w:snapToGrid w:val="0"/>
               <w:spacing w:before="42" w:line="227" w:lineRule="auto"/>
               <w:ind w:left="1887"/>
+              <w:textAlignment w:val="baseline"/>
               <w:rPr>
                 <w:rFonts w:ascii="宋体" w:hAnsi="宋体" w:eastAsia="宋体" w:cs="宋体"/>
                 <w:sz w:val="13"/>
@@ -4826,19 +6538,61 @@
           <w:p>
             <w:pPr>
               <w:pStyle w:val="25"/>
+              <w:keepNext w:val="0"/>
+              <w:keepLines w:val="0"/>
+              <w:pageBreakBefore w:val="0"/>
+              <w:widowControl w:val="0"/>
+              <w:kinsoku w:val="0"/>
+              <w:wordWrap/>
+              <w:overflowPunct/>
+              <w:topLinePunct w:val="0"/>
+              <w:autoSpaceDE w:val="0"/>
+              <w:autoSpaceDN w:val="0"/>
+              <w:bidi w:val="0"/>
+              <w:adjustRightInd w:val="0"/>
+              <w:snapToGrid w:val="0"/>
               <w:spacing w:line="253" w:lineRule="auto"/>
+              <w:textAlignment w:val="baseline"/>
             </w:pPr>
           </w:p>
           <w:p>
             <w:pPr>
               <w:pStyle w:val="25"/>
+              <w:keepNext w:val="0"/>
+              <w:keepLines w:val="0"/>
+              <w:pageBreakBefore w:val="0"/>
+              <w:widowControl w:val="0"/>
+              <w:kinsoku w:val="0"/>
+              <w:wordWrap/>
+              <w:overflowPunct/>
+              <w:topLinePunct w:val="0"/>
+              <w:autoSpaceDE w:val="0"/>
+              <w:autoSpaceDN w:val="0"/>
+              <w:bidi w:val="0"/>
+              <w:adjustRightInd w:val="0"/>
+              <w:snapToGrid w:val="0"/>
               <w:spacing w:line="254" w:lineRule="auto"/>
-            </w:pPr>
-          </w:p>
-          <w:p>
-            <w:pPr>
+              <w:textAlignment w:val="baseline"/>
+            </w:pPr>
+          </w:p>
+          <w:p>
+            <w:pPr>
+              <w:keepNext w:val="0"/>
+              <w:keepLines w:val="0"/>
+              <w:pageBreakBefore w:val="0"/>
+              <w:widowControl w:val="0"/>
+              <w:kinsoku w:val="0"/>
+              <w:wordWrap/>
+              <w:overflowPunct/>
+              <w:topLinePunct w:val="0"/>
+              <w:autoSpaceDE w:val="0"/>
+              <w:autoSpaceDN w:val="0"/>
+              <w:bidi w:val="0"/>
+              <w:adjustRightInd w:val="0"/>
+              <w:snapToGrid w:val="0"/>
               <w:spacing w:before="42" w:line="226" w:lineRule="auto"/>
               <w:ind w:left="1889"/>
+              <w:textAlignment w:val="baseline"/>
               <w:rPr>
                 <w:rFonts w:ascii="宋体" w:hAnsi="宋体" w:eastAsia="宋体" w:cs="宋体"/>
                 <w:sz w:val="13"/>
@@ -4858,8 +6612,22 @@
           </w:p>
           <w:p>
             <w:pPr>
+              <w:keepNext w:val="0"/>
+              <w:keepLines w:val="0"/>
+              <w:pageBreakBefore w:val="0"/>
+              <w:widowControl w:val="0"/>
+              <w:kinsoku w:val="0"/>
+              <w:wordWrap/>
+              <w:overflowPunct/>
+              <w:topLinePunct w:val="0"/>
+              <w:autoSpaceDE w:val="0"/>
+              <w:autoSpaceDN w:val="0"/>
+              <w:bidi w:val="0"/>
+              <w:adjustRightInd w:val="0"/>
+              <w:snapToGrid w:val="0"/>
               <w:spacing w:before="117" w:line="227" w:lineRule="auto"/>
               <w:ind w:left="405"/>
+              <w:textAlignment w:val="baseline"/>
               <w:rPr>
                 <w:rFonts w:ascii="宋体" w:hAnsi="宋体" w:eastAsia="宋体" w:cs="宋体"/>
                 <w:sz w:val="13"/>
@@ -4879,8 +6647,22 @@
           </w:p>
           <w:p>
             <w:pPr>
+              <w:keepNext w:val="0"/>
+              <w:keepLines w:val="0"/>
+              <w:pageBreakBefore w:val="0"/>
+              <w:widowControl w:val="0"/>
+              <w:kinsoku w:val="0"/>
+              <w:wordWrap/>
+              <w:overflowPunct/>
+              <w:topLinePunct w:val="0"/>
+              <w:autoSpaceDE w:val="0"/>
+              <w:autoSpaceDN w:val="0"/>
+              <w:bidi w:val="0"/>
+              <w:adjustRightInd w:val="0"/>
+              <w:snapToGrid w:val="0"/>
               <w:spacing w:before="23" w:line="187" w:lineRule="auto"/>
               <w:ind w:left="716"/>
+              <w:textAlignment w:val="baseline"/>
               <w:rPr>
                 <w:rFonts w:ascii="宋体" w:hAnsi="宋体" w:eastAsia="宋体" w:cs="宋体"/>
                 <w:sz w:val="13"/>
@@ -4909,6 +6691,20 @@
           <w:p>
             <w:pPr>
               <w:pStyle w:val="25"/>
+              <w:keepNext w:val="0"/>
+              <w:keepLines w:val="0"/>
+              <w:pageBreakBefore w:val="0"/>
+              <w:widowControl w:val="0"/>
+              <w:kinsoku w:val="0"/>
+              <w:wordWrap/>
+              <w:overflowPunct/>
+              <w:topLinePunct w:val="0"/>
+              <w:autoSpaceDE w:val="0"/>
+              <w:autoSpaceDN w:val="0"/>
+              <w:bidi w:val="0"/>
+              <w:adjustRightInd w:val="0"/>
+              <w:snapToGrid w:val="0"/>
+              <w:textAlignment w:val="baseline"/>
             </w:pPr>
           </w:p>
         </w:tc>
@@ -4923,19 +6719,61 @@
           <w:p>
             <w:pPr>
               <w:pStyle w:val="25"/>
+              <w:keepNext w:val="0"/>
+              <w:keepLines w:val="0"/>
+              <w:pageBreakBefore w:val="0"/>
+              <w:widowControl w:val="0"/>
+              <w:kinsoku w:val="0"/>
+              <w:wordWrap/>
+              <w:overflowPunct/>
+              <w:topLinePunct w:val="0"/>
+              <w:autoSpaceDE w:val="0"/>
+              <w:autoSpaceDN w:val="0"/>
+              <w:bidi w:val="0"/>
+              <w:adjustRightInd w:val="0"/>
+              <w:snapToGrid w:val="0"/>
               <w:spacing w:line="269" w:lineRule="auto"/>
+              <w:textAlignment w:val="baseline"/>
             </w:pPr>
           </w:p>
           <w:p>
             <w:pPr>
               <w:pStyle w:val="25"/>
+              <w:keepNext w:val="0"/>
+              <w:keepLines w:val="0"/>
+              <w:pageBreakBefore w:val="0"/>
+              <w:widowControl w:val="0"/>
+              <w:kinsoku w:val="0"/>
+              <w:wordWrap/>
+              <w:overflowPunct/>
+              <w:topLinePunct w:val="0"/>
+              <w:autoSpaceDE w:val="0"/>
+              <w:autoSpaceDN w:val="0"/>
+              <w:bidi w:val="0"/>
+              <w:adjustRightInd w:val="0"/>
+              <w:snapToGrid w:val="0"/>
               <w:spacing w:line="269" w:lineRule="auto"/>
-            </w:pPr>
-          </w:p>
-          <w:p>
-            <w:pPr>
+              <w:textAlignment w:val="baseline"/>
+            </w:pPr>
+          </w:p>
+          <w:p>
+            <w:pPr>
+              <w:keepNext w:val="0"/>
+              <w:keepLines w:val="0"/>
+              <w:pageBreakBefore w:val="0"/>
+              <w:widowControl w:val="0"/>
+              <w:kinsoku w:val="0"/>
+              <w:wordWrap/>
+              <w:overflowPunct/>
+              <w:topLinePunct w:val="0"/>
+              <w:autoSpaceDE w:val="0"/>
+              <w:autoSpaceDN w:val="0"/>
+              <w:bidi w:val="0"/>
+              <w:adjustRightInd w:val="0"/>
+              <w:snapToGrid w:val="0"/>
               <w:spacing w:before="43" w:line="226" w:lineRule="auto"/>
               <w:ind w:left="481"/>
+              <w:textAlignment w:val="baseline"/>
               <w:rPr>
                 <w:rFonts w:ascii="宋体" w:hAnsi="宋体" w:eastAsia="宋体" w:cs="宋体"/>
                 <w:sz w:val="13"/>
@@ -4955,19 +6793,61 @@
           <w:p>
             <w:pPr>
               <w:pStyle w:val="25"/>
+              <w:keepNext w:val="0"/>
+              <w:keepLines w:val="0"/>
+              <w:pageBreakBefore w:val="0"/>
+              <w:widowControl w:val="0"/>
+              <w:kinsoku w:val="0"/>
+              <w:wordWrap/>
+              <w:overflowPunct/>
+              <w:topLinePunct w:val="0"/>
+              <w:autoSpaceDE w:val="0"/>
+              <w:autoSpaceDN w:val="0"/>
+              <w:bidi w:val="0"/>
+              <w:adjustRightInd w:val="0"/>
+              <w:snapToGrid w:val="0"/>
               <w:spacing w:line="255" w:lineRule="auto"/>
+              <w:textAlignment w:val="baseline"/>
             </w:pPr>
           </w:p>
           <w:p>
             <w:pPr>
               <w:pStyle w:val="25"/>
+              <w:keepNext w:val="0"/>
+              <w:keepLines w:val="0"/>
+              <w:pageBreakBefore w:val="0"/>
+              <w:widowControl w:val="0"/>
+              <w:kinsoku w:val="0"/>
+              <w:wordWrap/>
+              <w:overflowPunct/>
+              <w:topLinePunct w:val="0"/>
+              <w:autoSpaceDE w:val="0"/>
+              <w:autoSpaceDN w:val="0"/>
+              <w:bidi w:val="0"/>
+              <w:adjustRightInd w:val="0"/>
+              <w:snapToGrid w:val="0"/>
               <w:spacing w:line="256" w:lineRule="auto"/>
-            </w:pPr>
-          </w:p>
-          <w:p>
-            <w:pPr>
+              <w:textAlignment w:val="baseline"/>
+            </w:pPr>
+          </w:p>
+          <w:p>
+            <w:pPr>
+              <w:keepNext w:val="0"/>
+              <w:keepLines w:val="0"/>
+              <w:pageBreakBefore w:val="0"/>
+              <w:widowControl w:val="0"/>
+              <w:kinsoku w:val="0"/>
+              <w:wordWrap/>
+              <w:overflowPunct/>
+              <w:topLinePunct w:val="0"/>
+              <w:autoSpaceDE w:val="0"/>
+              <w:autoSpaceDN w:val="0"/>
+              <w:bidi w:val="0"/>
+              <w:adjustRightInd w:val="0"/>
+              <w:snapToGrid w:val="0"/>
               <w:spacing w:before="42" w:line="226" w:lineRule="auto"/>
               <w:ind w:left="536"/>
+              <w:textAlignment w:val="baseline"/>
               <w:rPr>
                 <w:rFonts w:ascii="宋体" w:hAnsi="宋体" w:eastAsia="宋体" w:cs="宋体"/>
                 <w:sz w:val="13"/>
@@ -4988,13 +6868,41 @@
           <w:p>
             <w:pPr>
               <w:pStyle w:val="25"/>
+              <w:keepNext w:val="0"/>
+              <w:keepLines w:val="0"/>
+              <w:pageBreakBefore w:val="0"/>
+              <w:widowControl w:val="0"/>
+              <w:kinsoku w:val="0"/>
+              <w:wordWrap/>
+              <w:overflowPunct/>
+              <w:topLinePunct w:val="0"/>
+              <w:autoSpaceDE w:val="0"/>
+              <w:autoSpaceDN w:val="0"/>
+              <w:bidi w:val="0"/>
+              <w:adjustRightInd w:val="0"/>
+              <w:snapToGrid w:val="0"/>
               <w:spacing w:line="279" w:lineRule="auto"/>
-            </w:pPr>
-          </w:p>
-          <w:p>
-            <w:pPr>
+              <w:textAlignment w:val="baseline"/>
+            </w:pPr>
+          </w:p>
+          <w:p>
+            <w:pPr>
+              <w:keepNext w:val="0"/>
+              <w:keepLines w:val="0"/>
+              <w:pageBreakBefore w:val="0"/>
+              <w:widowControl w:val="0"/>
+              <w:kinsoku w:val="0"/>
+              <w:wordWrap/>
+              <w:overflowPunct/>
+              <w:topLinePunct w:val="0"/>
+              <w:autoSpaceDE w:val="0"/>
+              <w:autoSpaceDN w:val="0"/>
+              <w:bidi w:val="0"/>
+              <w:adjustRightInd w:val="0"/>
+              <w:snapToGrid w:val="0"/>
               <w:spacing w:before="42" w:line="226" w:lineRule="auto"/>
               <w:ind w:firstLine="612" w:firstLineChars="600"/>
+              <w:textAlignment w:val="baseline"/>
               <w:rPr>
                 <w:rFonts w:ascii="宋体" w:hAnsi="宋体" w:eastAsia="宋体" w:cs="宋体"/>
                 <w:spacing w:val="-14"/>
@@ -5005,8 +6913,22 @@
           </w:p>
           <w:p>
             <w:pPr>
+              <w:keepNext w:val="0"/>
+              <w:keepLines w:val="0"/>
+              <w:pageBreakBefore w:val="0"/>
+              <w:widowControl w:val="0"/>
+              <w:kinsoku w:val="0"/>
+              <w:wordWrap/>
+              <w:overflowPunct/>
+              <w:topLinePunct w:val="0"/>
+              <w:autoSpaceDE w:val="0"/>
+              <w:autoSpaceDN w:val="0"/>
+              <w:bidi w:val="0"/>
+              <w:adjustRightInd w:val="0"/>
+              <w:snapToGrid w:val="0"/>
               <w:spacing w:before="42" w:line="226" w:lineRule="auto"/>
               <w:ind w:firstLine="612" w:firstLineChars="600"/>
+              <w:textAlignment w:val="baseline"/>
               <w:rPr>
                 <w:rFonts w:ascii="宋体" w:hAnsi="宋体" w:eastAsia="宋体" w:cs="宋体"/>
                 <w:sz w:val="13"/>
@@ -5026,13 +6948,41 @@
           <w:p>
             <w:pPr>
               <w:pStyle w:val="25"/>
+              <w:keepNext w:val="0"/>
+              <w:keepLines w:val="0"/>
+              <w:pageBreakBefore w:val="0"/>
+              <w:widowControl w:val="0"/>
+              <w:kinsoku w:val="0"/>
+              <w:wordWrap/>
+              <w:overflowPunct/>
+              <w:topLinePunct w:val="0"/>
+              <w:autoSpaceDE w:val="0"/>
+              <w:autoSpaceDN w:val="0"/>
+              <w:bidi w:val="0"/>
+              <w:adjustRightInd w:val="0"/>
+              <w:snapToGrid w:val="0"/>
               <w:spacing w:line="267" w:lineRule="auto"/>
-            </w:pPr>
-          </w:p>
-          <w:p>
-            <w:pPr>
+              <w:textAlignment w:val="baseline"/>
+            </w:pPr>
+          </w:p>
+          <w:p>
+            <w:pPr>
+              <w:keepNext w:val="0"/>
+              <w:keepLines w:val="0"/>
+              <w:pageBreakBefore w:val="0"/>
+              <w:widowControl w:val="0"/>
+              <w:kinsoku w:val="0"/>
+              <w:wordWrap/>
+              <w:overflowPunct/>
+              <w:topLinePunct w:val="0"/>
+              <w:autoSpaceDE w:val="0"/>
+              <w:autoSpaceDN w:val="0"/>
+              <w:bidi w:val="0"/>
+              <w:adjustRightInd w:val="0"/>
+              <w:snapToGrid w:val="0"/>
               <w:spacing w:before="42" w:line="226" w:lineRule="auto"/>
               <w:ind w:firstLine="612" w:firstLineChars="600"/>
+              <w:textAlignment w:val="baseline"/>
               <w:rPr>
                 <w:rFonts w:ascii="宋体" w:hAnsi="宋体" w:eastAsia="宋体" w:cs="宋体"/>
                 <w:spacing w:val="-14"/>
@@ -5043,8 +6993,22 @@
           </w:p>
           <w:p>
             <w:pPr>
+              <w:keepNext w:val="0"/>
+              <w:keepLines w:val="0"/>
+              <w:pageBreakBefore w:val="0"/>
+              <w:widowControl w:val="0"/>
+              <w:kinsoku w:val="0"/>
+              <w:wordWrap/>
+              <w:overflowPunct/>
+              <w:topLinePunct w:val="0"/>
+              <w:autoSpaceDE w:val="0"/>
+              <w:autoSpaceDN w:val="0"/>
+              <w:bidi w:val="0"/>
+              <w:adjustRightInd w:val="0"/>
+              <w:snapToGrid w:val="0"/>
               <w:spacing w:before="42" w:line="226" w:lineRule="auto"/>
               <w:ind w:firstLine="612" w:firstLineChars="600"/>
+              <w:textAlignment w:val="baseline"/>
               <w:rPr>
                 <w:rFonts w:ascii="宋体" w:hAnsi="宋体" w:eastAsia="宋体" w:cs="宋体"/>
                 <w:sz w:val="13"/>
@@ -5098,6 +7062,20 @@
           <w:p>
             <w:pPr>
               <w:pStyle w:val="25"/>
+              <w:keepNext w:val="0"/>
+              <w:keepLines w:val="0"/>
+              <w:pageBreakBefore w:val="0"/>
+              <w:widowControl w:val="0"/>
+              <w:kinsoku w:val="0"/>
+              <w:wordWrap/>
+              <w:overflowPunct/>
+              <w:topLinePunct w:val="0"/>
+              <w:autoSpaceDE w:val="0"/>
+              <w:autoSpaceDN w:val="0"/>
+              <w:bidi w:val="0"/>
+              <w:adjustRightInd w:val="0"/>
+              <w:snapToGrid w:val="0"/>
+              <w:textAlignment w:val="baseline"/>
             </w:pPr>
           </w:p>
         </w:tc>
@@ -5114,6 +7092,20 @@
           <w:p>
             <w:pPr>
               <w:pStyle w:val="25"/>
+              <w:keepNext w:val="0"/>
+              <w:keepLines w:val="0"/>
+              <w:pageBreakBefore w:val="0"/>
+              <w:widowControl w:val="0"/>
+              <w:kinsoku w:val="0"/>
+              <w:wordWrap/>
+              <w:overflowPunct/>
+              <w:topLinePunct w:val="0"/>
+              <w:autoSpaceDE w:val="0"/>
+              <w:autoSpaceDN w:val="0"/>
+              <w:bidi w:val="0"/>
+              <w:adjustRightInd w:val="0"/>
+              <w:snapToGrid w:val="0"/>
+              <w:textAlignment w:val="baseline"/>
             </w:pPr>
           </w:p>
         </w:tc>
@@ -5129,13 +7121,41 @@
           <w:p>
             <w:pPr>
               <w:pStyle w:val="25"/>
+              <w:keepNext w:val="0"/>
+              <w:keepLines w:val="0"/>
+              <w:pageBreakBefore w:val="0"/>
+              <w:widowControl w:val="0"/>
+              <w:kinsoku w:val="0"/>
+              <w:wordWrap/>
+              <w:overflowPunct/>
+              <w:topLinePunct w:val="0"/>
+              <w:autoSpaceDE w:val="0"/>
+              <w:autoSpaceDN w:val="0"/>
+              <w:bidi w:val="0"/>
+              <w:adjustRightInd w:val="0"/>
+              <w:snapToGrid w:val="0"/>
               <w:spacing w:line="349" w:lineRule="auto"/>
-            </w:pPr>
-          </w:p>
-          <w:p>
-            <w:pPr>
+              <w:textAlignment w:val="baseline"/>
+            </w:pPr>
+          </w:p>
+          <w:p>
+            <w:pPr>
+              <w:keepNext w:val="0"/>
+              <w:keepLines w:val="0"/>
+              <w:pageBreakBefore w:val="0"/>
+              <w:widowControl w:val="0"/>
+              <w:kinsoku w:val="0"/>
+              <w:wordWrap/>
+              <w:overflowPunct/>
+              <w:topLinePunct w:val="0"/>
+              <w:autoSpaceDE w:val="0"/>
+              <w:autoSpaceDN w:val="0"/>
+              <w:bidi w:val="0"/>
+              <w:adjustRightInd w:val="0"/>
+              <w:snapToGrid w:val="0"/>
               <w:spacing w:before="42" w:line="225" w:lineRule="auto"/>
               <w:ind w:left="415"/>
+              <w:textAlignment w:val="baseline"/>
               <w:rPr>
                 <w:rFonts w:ascii="宋体" w:hAnsi="宋体" w:eastAsia="宋体" w:cs="宋体"/>
                 <w:sz w:val="13"/>
@@ -5166,13 +7186,41 @@
           <w:p>
             <w:pPr>
               <w:pStyle w:val="25"/>
+              <w:keepNext w:val="0"/>
+              <w:keepLines w:val="0"/>
+              <w:pageBreakBefore w:val="0"/>
+              <w:widowControl w:val="0"/>
+              <w:kinsoku w:val="0"/>
+              <w:wordWrap/>
+              <w:overflowPunct/>
+              <w:topLinePunct w:val="0"/>
+              <w:autoSpaceDE w:val="0"/>
+              <w:autoSpaceDN w:val="0"/>
+              <w:bidi w:val="0"/>
+              <w:adjustRightInd w:val="0"/>
+              <w:snapToGrid w:val="0"/>
               <w:spacing w:line="244" w:lineRule="auto"/>
-            </w:pPr>
-          </w:p>
-          <w:p>
-            <w:pPr>
+              <w:textAlignment w:val="baseline"/>
+            </w:pPr>
+          </w:p>
+          <w:p>
+            <w:pPr>
+              <w:keepNext w:val="0"/>
+              <w:keepLines w:val="0"/>
+              <w:pageBreakBefore w:val="0"/>
+              <w:widowControl w:val="0"/>
+              <w:kinsoku w:val="0"/>
+              <w:wordWrap/>
+              <w:overflowPunct/>
+              <w:topLinePunct w:val="0"/>
+              <w:autoSpaceDE w:val="0"/>
+              <w:autoSpaceDN w:val="0"/>
+              <w:bidi w:val="0"/>
+              <w:adjustRightInd w:val="0"/>
+              <w:snapToGrid w:val="0"/>
               <w:spacing w:before="43" w:line="231" w:lineRule="auto"/>
               <w:ind w:left="289" w:right="347" w:firstLine="27"/>
+              <w:textAlignment w:val="baseline"/>
               <w:rPr>
                 <w:rFonts w:ascii="宋体" w:hAnsi="宋体" w:eastAsia="宋体" w:cs="宋体"/>
                 <w:sz w:val="13"/>
@@ -5212,6 +7260,20 @@
           <w:p>
             <w:pPr>
               <w:pStyle w:val="25"/>
+              <w:keepNext w:val="0"/>
+              <w:keepLines w:val="0"/>
+              <w:pageBreakBefore w:val="0"/>
+              <w:widowControl w:val="0"/>
+              <w:kinsoku w:val="0"/>
+              <w:wordWrap/>
+              <w:overflowPunct/>
+              <w:topLinePunct w:val="0"/>
+              <w:autoSpaceDE w:val="0"/>
+              <w:autoSpaceDN w:val="0"/>
+              <w:bidi w:val="0"/>
+              <w:adjustRightInd w:val="0"/>
+              <w:snapToGrid w:val="0"/>
+              <w:textAlignment w:val="baseline"/>
             </w:pPr>
           </w:p>
         </w:tc>
@@ -5227,6 +7289,20 @@
           <w:p>
             <w:pPr>
               <w:pStyle w:val="25"/>
+              <w:keepNext w:val="0"/>
+              <w:keepLines w:val="0"/>
+              <w:pageBreakBefore w:val="0"/>
+              <w:widowControl w:val="0"/>
+              <w:kinsoku w:val="0"/>
+              <w:wordWrap/>
+              <w:overflowPunct/>
+              <w:topLinePunct w:val="0"/>
+              <w:autoSpaceDE w:val="0"/>
+              <w:autoSpaceDN w:val="0"/>
+              <w:bidi w:val="0"/>
+              <w:adjustRightInd w:val="0"/>
+              <w:snapToGrid w:val="0"/>
+              <w:textAlignment w:val="baseline"/>
             </w:pPr>
           </w:p>
         </w:tc>
@@ -5264,8 +7340,22 @@
           </w:tcPr>
           <w:p>
             <w:pPr>
+              <w:keepNext w:val="0"/>
+              <w:keepLines w:val="0"/>
+              <w:pageBreakBefore w:val="0"/>
+              <w:widowControl w:val="0"/>
+              <w:kinsoku w:val="0"/>
+              <w:wordWrap/>
+              <w:overflowPunct/>
+              <w:topLinePunct w:val="0"/>
+              <w:autoSpaceDE w:val="0"/>
+              <w:autoSpaceDN w:val="0"/>
+              <w:bidi w:val="0"/>
+              <w:adjustRightInd w:val="0"/>
+              <w:snapToGrid w:val="0"/>
               <w:spacing w:before="125" w:line="231" w:lineRule="auto"/>
               <w:ind w:left="94"/>
+              <w:textAlignment w:val="baseline"/>
               <w:rPr>
                 <w:rFonts w:ascii="宋体" w:hAnsi="宋体" w:eastAsia="宋体" w:cs="宋体"/>
                 <w:sz w:val="16"/>
@@ -5296,6 +7386,20 @@
           <w:p>
             <w:pPr>
               <w:pStyle w:val="25"/>
+              <w:keepNext w:val="0"/>
+              <w:keepLines w:val="0"/>
+              <w:pageBreakBefore w:val="0"/>
+              <w:widowControl w:val="0"/>
+              <w:kinsoku w:val="0"/>
+              <w:wordWrap/>
+              <w:overflowPunct/>
+              <w:topLinePunct w:val="0"/>
+              <w:autoSpaceDE w:val="0"/>
+              <w:autoSpaceDN w:val="0"/>
+              <w:bidi w:val="0"/>
+              <w:adjustRightInd w:val="0"/>
+              <w:snapToGrid w:val="0"/>
+              <w:textAlignment w:val="baseline"/>
             </w:pPr>
           </w:p>
         </w:tc>
@@ -5311,6 +7415,20 @@
           <w:p>
             <w:pPr>
               <w:pStyle w:val="25"/>
+              <w:keepNext w:val="0"/>
+              <w:keepLines w:val="0"/>
+              <w:pageBreakBefore w:val="0"/>
+              <w:widowControl w:val="0"/>
+              <w:kinsoku w:val="0"/>
+              <w:wordWrap/>
+              <w:overflowPunct/>
+              <w:topLinePunct w:val="0"/>
+              <w:autoSpaceDE w:val="0"/>
+              <w:autoSpaceDN w:val="0"/>
+              <w:bidi w:val="0"/>
+              <w:adjustRightInd w:val="0"/>
+              <w:snapToGrid w:val="0"/>
+              <w:textAlignment w:val="baseline"/>
             </w:pPr>
           </w:p>
         </w:tc>
@@ -5325,19 +7443,61 @@
           <w:p>
             <w:pPr>
               <w:pStyle w:val="25"/>
+              <w:keepNext w:val="0"/>
+              <w:keepLines w:val="0"/>
+              <w:pageBreakBefore w:val="0"/>
+              <w:widowControl w:val="0"/>
+              <w:kinsoku w:val="0"/>
+              <w:wordWrap/>
+              <w:overflowPunct/>
+              <w:topLinePunct w:val="0"/>
+              <w:autoSpaceDE w:val="0"/>
+              <w:autoSpaceDN w:val="0"/>
+              <w:bidi w:val="0"/>
+              <w:adjustRightInd w:val="0"/>
+              <w:snapToGrid w:val="0"/>
               <w:spacing w:line="342" w:lineRule="auto"/>
+              <w:textAlignment w:val="baseline"/>
             </w:pPr>
           </w:p>
           <w:p>
             <w:pPr>
               <w:pStyle w:val="25"/>
+              <w:keepNext w:val="0"/>
+              <w:keepLines w:val="0"/>
+              <w:pageBreakBefore w:val="0"/>
+              <w:widowControl w:val="0"/>
+              <w:kinsoku w:val="0"/>
+              <w:wordWrap/>
+              <w:overflowPunct/>
+              <w:topLinePunct w:val="0"/>
+              <w:autoSpaceDE w:val="0"/>
+              <w:autoSpaceDN w:val="0"/>
+              <w:bidi w:val="0"/>
+              <w:adjustRightInd w:val="0"/>
+              <w:snapToGrid w:val="0"/>
               <w:spacing w:line="342" w:lineRule="auto"/>
-            </w:pPr>
-          </w:p>
-          <w:p>
-            <w:pPr>
+              <w:textAlignment w:val="baseline"/>
+            </w:pPr>
+          </w:p>
+          <w:p>
+            <w:pPr>
+              <w:keepNext w:val="0"/>
+              <w:keepLines w:val="0"/>
+              <w:pageBreakBefore w:val="0"/>
+              <w:widowControl w:val="0"/>
+              <w:kinsoku w:val="0"/>
+              <w:wordWrap/>
+              <w:overflowPunct/>
+              <w:topLinePunct w:val="0"/>
+              <w:autoSpaceDE w:val="0"/>
+              <w:autoSpaceDN w:val="0"/>
+              <w:bidi w:val="0"/>
+              <w:adjustRightInd w:val="0"/>
+              <w:snapToGrid w:val="0"/>
               <w:spacing w:before="42" w:line="226" w:lineRule="auto"/>
               <w:ind w:left="942"/>
+              <w:textAlignment w:val="baseline"/>
               <w:rPr>
                 <w:rFonts w:ascii="宋体" w:hAnsi="宋体" w:eastAsia="宋体" w:cs="宋体"/>
                 <w:sz w:val="13"/>
@@ -5367,19 +7527,61 @@
           <w:p>
             <w:pPr>
               <w:pStyle w:val="25"/>
+              <w:keepNext w:val="0"/>
+              <w:keepLines w:val="0"/>
+              <w:pageBreakBefore w:val="0"/>
+              <w:widowControl w:val="0"/>
+              <w:kinsoku w:val="0"/>
+              <w:wordWrap/>
+              <w:overflowPunct/>
+              <w:topLinePunct w:val="0"/>
+              <w:autoSpaceDE w:val="0"/>
+              <w:autoSpaceDN w:val="0"/>
+              <w:bidi w:val="0"/>
+              <w:adjustRightInd w:val="0"/>
+              <w:snapToGrid w:val="0"/>
               <w:spacing w:line="315" w:lineRule="auto"/>
+              <w:textAlignment w:val="baseline"/>
             </w:pPr>
           </w:p>
           <w:p>
             <w:pPr>
               <w:pStyle w:val="25"/>
+              <w:keepNext w:val="0"/>
+              <w:keepLines w:val="0"/>
+              <w:pageBreakBefore w:val="0"/>
+              <w:widowControl w:val="0"/>
+              <w:kinsoku w:val="0"/>
+              <w:wordWrap/>
+              <w:overflowPunct/>
+              <w:topLinePunct w:val="0"/>
+              <w:autoSpaceDE w:val="0"/>
+              <w:autoSpaceDN w:val="0"/>
+              <w:bidi w:val="0"/>
+              <w:adjustRightInd w:val="0"/>
+              <w:snapToGrid w:val="0"/>
               <w:spacing w:line="316" w:lineRule="auto"/>
-            </w:pPr>
-          </w:p>
-          <w:p>
-            <w:pPr>
+              <w:textAlignment w:val="baseline"/>
+            </w:pPr>
+          </w:p>
+          <w:p>
+            <w:pPr>
+              <w:keepNext w:val="0"/>
+              <w:keepLines w:val="0"/>
+              <w:pageBreakBefore w:val="0"/>
+              <w:widowControl w:val="0"/>
+              <w:kinsoku w:val="0"/>
+              <w:wordWrap/>
+              <w:overflowPunct/>
+              <w:topLinePunct w:val="0"/>
+              <w:autoSpaceDE w:val="0"/>
+              <w:autoSpaceDN w:val="0"/>
+              <w:bidi w:val="0"/>
+              <w:adjustRightInd w:val="0"/>
+              <w:snapToGrid w:val="0"/>
               <w:spacing w:before="42" w:line="225" w:lineRule="auto"/>
               <w:ind w:left="674"/>
+              <w:textAlignment w:val="baseline"/>
               <w:rPr>
                 <w:rFonts w:ascii="宋体" w:hAnsi="宋体" w:eastAsia="宋体" w:cs="宋体"/>
                 <w:sz w:val="13"/>
@@ -5432,8 +7634,22 @@
           </w:tcPr>
           <w:p>
             <w:pPr>
+              <w:keepNext w:val="0"/>
+              <w:keepLines w:val="0"/>
+              <w:pageBreakBefore w:val="0"/>
+              <w:widowControl w:val="0"/>
+              <w:kinsoku w:val="0"/>
+              <w:wordWrap/>
+              <w:overflowPunct/>
+              <w:topLinePunct w:val="0"/>
+              <w:autoSpaceDE w:val="0"/>
+              <w:autoSpaceDN w:val="0"/>
+              <w:bidi w:val="0"/>
+              <w:adjustRightInd w:val="0"/>
+              <w:snapToGrid w:val="0"/>
               <w:spacing w:before="125" w:line="231" w:lineRule="auto"/>
               <w:ind w:left="136"/>
+              <w:textAlignment w:val="baseline"/>
               <w:rPr>
                 <w:rFonts w:ascii="宋体" w:hAnsi="宋体" w:eastAsia="宋体" w:cs="宋体"/>
                 <w:sz w:val="16"/>
@@ -5463,6 +7679,20 @@
           <w:p>
             <w:pPr>
               <w:pStyle w:val="25"/>
+              <w:keepNext w:val="0"/>
+              <w:keepLines w:val="0"/>
+              <w:pageBreakBefore w:val="0"/>
+              <w:widowControl w:val="0"/>
+              <w:kinsoku w:val="0"/>
+              <w:wordWrap/>
+              <w:overflowPunct/>
+              <w:topLinePunct w:val="0"/>
+              <w:autoSpaceDE w:val="0"/>
+              <w:autoSpaceDN w:val="0"/>
+              <w:bidi w:val="0"/>
+              <w:adjustRightInd w:val="0"/>
+              <w:snapToGrid w:val="0"/>
+              <w:textAlignment w:val="baseline"/>
             </w:pPr>
           </w:p>
         </w:tc>
@@ -5477,6 +7707,20 @@
           <w:p>
             <w:pPr>
               <w:pStyle w:val="25"/>
+              <w:keepNext w:val="0"/>
+              <w:keepLines w:val="0"/>
+              <w:pageBreakBefore w:val="0"/>
+              <w:widowControl w:val="0"/>
+              <w:kinsoku w:val="0"/>
+              <w:wordWrap/>
+              <w:overflowPunct/>
+              <w:topLinePunct w:val="0"/>
+              <w:autoSpaceDE w:val="0"/>
+              <w:autoSpaceDN w:val="0"/>
+              <w:bidi w:val="0"/>
+              <w:adjustRightInd w:val="0"/>
+              <w:snapToGrid w:val="0"/>
+              <w:textAlignment w:val="baseline"/>
             </w:pPr>
           </w:p>
         </w:tc>
@@ -5490,25 +7734,81 @@
           <w:p>
             <w:pPr>
               <w:pStyle w:val="25"/>
+              <w:keepNext w:val="0"/>
+              <w:keepLines w:val="0"/>
+              <w:pageBreakBefore w:val="0"/>
+              <w:widowControl w:val="0"/>
+              <w:kinsoku w:val="0"/>
+              <w:wordWrap/>
+              <w:overflowPunct/>
+              <w:topLinePunct w:val="0"/>
+              <w:autoSpaceDE w:val="0"/>
+              <w:autoSpaceDN w:val="0"/>
+              <w:bidi w:val="0"/>
+              <w:adjustRightInd w:val="0"/>
+              <w:snapToGrid w:val="0"/>
               <w:spacing w:line="284" w:lineRule="auto"/>
+              <w:textAlignment w:val="baseline"/>
             </w:pPr>
           </w:p>
           <w:p>
             <w:pPr>
               <w:pStyle w:val="25"/>
+              <w:keepNext w:val="0"/>
+              <w:keepLines w:val="0"/>
+              <w:pageBreakBefore w:val="0"/>
+              <w:widowControl w:val="0"/>
+              <w:kinsoku w:val="0"/>
+              <w:wordWrap/>
+              <w:overflowPunct/>
+              <w:topLinePunct w:val="0"/>
+              <w:autoSpaceDE w:val="0"/>
+              <w:autoSpaceDN w:val="0"/>
+              <w:bidi w:val="0"/>
+              <w:adjustRightInd w:val="0"/>
+              <w:snapToGrid w:val="0"/>
               <w:spacing w:line="284" w:lineRule="auto"/>
+              <w:textAlignment w:val="baseline"/>
             </w:pPr>
           </w:p>
           <w:p>
             <w:pPr>
               <w:pStyle w:val="25"/>
+              <w:keepNext w:val="0"/>
+              <w:keepLines w:val="0"/>
+              <w:pageBreakBefore w:val="0"/>
+              <w:widowControl w:val="0"/>
+              <w:kinsoku w:val="0"/>
+              <w:wordWrap/>
+              <w:overflowPunct/>
+              <w:topLinePunct w:val="0"/>
+              <w:autoSpaceDE w:val="0"/>
+              <w:autoSpaceDN w:val="0"/>
+              <w:bidi w:val="0"/>
+              <w:adjustRightInd w:val="0"/>
+              <w:snapToGrid w:val="0"/>
               <w:spacing w:line="284" w:lineRule="auto"/>
-            </w:pPr>
-          </w:p>
-          <w:p>
-            <w:pPr>
+              <w:textAlignment w:val="baseline"/>
+            </w:pPr>
+          </w:p>
+          <w:p>
+            <w:pPr>
+              <w:keepNext w:val="0"/>
+              <w:keepLines w:val="0"/>
+              <w:pageBreakBefore w:val="0"/>
+              <w:widowControl w:val="0"/>
+              <w:kinsoku w:val="0"/>
+              <w:wordWrap/>
+              <w:overflowPunct/>
+              <w:topLinePunct w:val="0"/>
+              <w:autoSpaceDE w:val="0"/>
+              <w:autoSpaceDN w:val="0"/>
+              <w:bidi w:val="0"/>
+              <w:adjustRightInd w:val="0"/>
+              <w:snapToGrid w:val="0"/>
               <w:spacing w:before="43" w:line="226" w:lineRule="auto"/>
               <w:ind w:left="942"/>
+              <w:textAlignment w:val="baseline"/>
               <w:rPr>
                 <w:rFonts w:ascii="宋体" w:hAnsi="宋体" w:eastAsia="宋体" w:cs="宋体"/>
                 <w:sz w:val="13"/>
@@ -5537,25 +7837,81 @@
           <w:p>
             <w:pPr>
               <w:pStyle w:val="25"/>
+              <w:keepNext w:val="0"/>
+              <w:keepLines w:val="0"/>
+              <w:pageBreakBefore w:val="0"/>
+              <w:widowControl w:val="0"/>
+              <w:kinsoku w:val="0"/>
+              <w:wordWrap/>
+              <w:overflowPunct/>
+              <w:topLinePunct w:val="0"/>
+              <w:autoSpaceDE w:val="0"/>
+              <w:autoSpaceDN w:val="0"/>
+              <w:bidi w:val="0"/>
+              <w:adjustRightInd w:val="0"/>
+              <w:snapToGrid w:val="0"/>
               <w:spacing w:line="266" w:lineRule="auto"/>
+              <w:textAlignment w:val="baseline"/>
             </w:pPr>
           </w:p>
           <w:p>
             <w:pPr>
               <w:pStyle w:val="25"/>
+              <w:keepNext w:val="0"/>
+              <w:keepLines w:val="0"/>
+              <w:pageBreakBefore w:val="0"/>
+              <w:widowControl w:val="0"/>
+              <w:kinsoku w:val="0"/>
+              <w:wordWrap/>
+              <w:overflowPunct/>
+              <w:topLinePunct w:val="0"/>
+              <w:autoSpaceDE w:val="0"/>
+              <w:autoSpaceDN w:val="0"/>
+              <w:bidi w:val="0"/>
+              <w:adjustRightInd w:val="0"/>
+              <w:snapToGrid w:val="0"/>
               <w:spacing w:line="267" w:lineRule="auto"/>
+              <w:textAlignment w:val="baseline"/>
             </w:pPr>
           </w:p>
           <w:p>
             <w:pPr>
               <w:pStyle w:val="25"/>
+              <w:keepNext w:val="0"/>
+              <w:keepLines w:val="0"/>
+              <w:pageBreakBefore w:val="0"/>
+              <w:widowControl w:val="0"/>
+              <w:kinsoku w:val="0"/>
+              <w:wordWrap/>
+              <w:overflowPunct/>
+              <w:topLinePunct w:val="0"/>
+              <w:autoSpaceDE w:val="0"/>
+              <w:autoSpaceDN w:val="0"/>
+              <w:bidi w:val="0"/>
+              <w:adjustRightInd w:val="0"/>
+              <w:snapToGrid w:val="0"/>
               <w:spacing w:line="267" w:lineRule="auto"/>
-            </w:pPr>
-          </w:p>
-          <w:p>
-            <w:pPr>
+              <w:textAlignment w:val="baseline"/>
+            </w:pPr>
+          </w:p>
+          <w:p>
+            <w:pPr>
+              <w:keepNext w:val="0"/>
+              <w:keepLines w:val="0"/>
+              <w:pageBreakBefore w:val="0"/>
+              <w:widowControl w:val="0"/>
+              <w:kinsoku w:val="0"/>
+              <w:wordWrap/>
+              <w:overflowPunct/>
+              <w:topLinePunct w:val="0"/>
+              <w:autoSpaceDE w:val="0"/>
+              <w:autoSpaceDN w:val="0"/>
+              <w:bidi w:val="0"/>
+              <w:adjustRightInd w:val="0"/>
+              <w:snapToGrid w:val="0"/>
               <w:spacing w:before="42" w:line="226" w:lineRule="auto"/>
               <w:ind w:left="448"/>
+              <w:textAlignment w:val="baseline"/>
               <w:rPr>
                 <w:rFonts w:ascii="宋体" w:hAnsi="宋体" w:eastAsia="宋体" w:cs="宋体"/>
                 <w:sz w:val="13"/>
@@ -5578,8 +7934,22 @@
     </w:tbl>
     <w:p>
       <w:pPr>
+        <w:keepNext w:val="0"/>
+        <w:keepLines w:val="0"/>
+        <w:pageBreakBefore w:val="0"/>
+        <w:widowControl w:val="0"/>
+        <w:kinsoku w:val="0"/>
+        <w:wordWrap/>
+        <w:overflowPunct/>
+        <w:topLinePunct w:val="0"/>
+        <w:autoSpaceDE w:val="0"/>
+        <w:autoSpaceDN w:val="0"/>
+        <w:bidi w:val="0"/>
+        <w:adjustRightInd w:val="0"/>
+        <w:snapToGrid w:val="0"/>
         <w:spacing w:before="156" w:line="220" w:lineRule="auto"/>
         <w:ind w:left="3105"/>
+        <w:textAlignment w:val="baseline"/>
         <w:rPr>
           <w:rFonts w:ascii="宋体" w:hAnsi="宋体" w:eastAsia="宋体" w:cs="宋体"/>
           <w:sz w:val="18"/>
@@ -5641,9 +8011,22 @@
     <w:p>
       <w:pPr>
         <w:pStyle w:val="28"/>
-        <w:bidi w:val="0"/>
-      </w:pPr>
-      <w:bookmarkStart w:id="16" w:name="_Toc28866"/>
+        <w:keepNext w:val="0"/>
+        <w:keepLines w:val="0"/>
+        <w:pageBreakBefore w:val="0"/>
+        <w:widowControl w:val="0"/>
+        <w:kinsoku w:val="0"/>
+        <w:wordWrap/>
+        <w:overflowPunct/>
+        <w:topLinePunct w:val="0"/>
+        <w:autoSpaceDE w:val="0"/>
+        <w:autoSpaceDN w:val="0"/>
+        <w:bidi w:val="0"/>
+        <w:adjustRightInd w:val="0"/>
+        <w:snapToGrid w:val="0"/>
+        <w:textAlignment w:val="baseline"/>
+      </w:pPr>
+      <w:bookmarkStart w:id="16" w:name="_Toc22321"/>
       <w:r>
         <w:t>活动说明</w:t>
       </w:r>
@@ -5652,9 +8035,22 @@
     <w:p>
       <w:pPr>
         <w:pStyle w:val="29"/>
-        <w:bidi w:val="0"/>
-      </w:pPr>
-      <w:bookmarkStart w:id="17" w:name="_Toc19470"/>
+        <w:keepNext w:val="0"/>
+        <w:keepLines w:val="0"/>
+        <w:pageBreakBefore w:val="0"/>
+        <w:widowControl w:val="0"/>
+        <w:kinsoku w:val="0"/>
+        <w:wordWrap/>
+        <w:overflowPunct/>
+        <w:topLinePunct w:val="0"/>
+        <w:autoSpaceDE w:val="0"/>
+        <w:autoSpaceDN w:val="0"/>
+        <w:bidi w:val="0"/>
+        <w:adjustRightInd w:val="0"/>
+        <w:snapToGrid w:val="0"/>
+        <w:textAlignment w:val="baseline"/>
+      </w:pPr>
+      <w:bookmarkStart w:id="17" w:name="_Toc17007"/>
       <w:r>
         <w:t>识别客户需求</w:t>
       </w:r>
@@ -5663,7 +8059,20 @@
     <w:p>
       <w:pPr>
         <w:pStyle w:val="27"/>
-        <w:bidi w:val="0"/>
+        <w:keepNext w:val="0"/>
+        <w:keepLines w:val="0"/>
+        <w:pageBreakBefore w:val="0"/>
+        <w:widowControl w:val="0"/>
+        <w:kinsoku w:val="0"/>
+        <w:wordWrap/>
+        <w:overflowPunct/>
+        <w:topLinePunct w:val="0"/>
+        <w:autoSpaceDE w:val="0"/>
+        <w:autoSpaceDN w:val="0"/>
+        <w:bidi w:val="0"/>
+        <w:adjustRightInd w:val="0"/>
+        <w:snapToGrid w:val="0"/>
+        <w:textAlignment w:val="baseline"/>
       </w:pPr>
       <w:r>
         <w:rPr>
@@ -5679,9 +8088,22 @@
     <w:p>
       <w:pPr>
         <w:pStyle w:val="29"/>
-        <w:bidi w:val="0"/>
-      </w:pPr>
-      <w:bookmarkStart w:id="18" w:name="_Toc22891"/>
+        <w:keepNext w:val="0"/>
+        <w:keepLines w:val="0"/>
+        <w:pageBreakBefore w:val="0"/>
+        <w:widowControl w:val="0"/>
+        <w:kinsoku w:val="0"/>
+        <w:wordWrap/>
+        <w:overflowPunct/>
+        <w:topLinePunct w:val="0"/>
+        <w:autoSpaceDE w:val="0"/>
+        <w:autoSpaceDN w:val="0"/>
+        <w:bidi w:val="0"/>
+        <w:adjustRightInd w:val="0"/>
+        <w:snapToGrid w:val="0"/>
+        <w:textAlignment w:val="baseline"/>
+      </w:pPr>
+      <w:bookmarkStart w:id="18" w:name="_Toc17240"/>
       <w:r>
         <w:t>定义服务级别</w:t>
       </w:r>
@@ -5690,7 +8112,20 @@
     <w:p>
       <w:pPr>
         <w:pStyle w:val="27"/>
-        <w:bidi w:val="0"/>
+        <w:keepNext w:val="0"/>
+        <w:keepLines w:val="0"/>
+        <w:pageBreakBefore w:val="0"/>
+        <w:widowControl w:val="0"/>
+        <w:kinsoku w:val="0"/>
+        <w:wordWrap/>
+        <w:overflowPunct/>
+        <w:topLinePunct w:val="0"/>
+        <w:autoSpaceDE w:val="0"/>
+        <w:autoSpaceDN w:val="0"/>
+        <w:bidi w:val="0"/>
+        <w:adjustRightInd w:val="0"/>
+        <w:snapToGrid w:val="0"/>
+        <w:textAlignment w:val="baseline"/>
       </w:pPr>
       <w:r>
         <w:rPr>
@@ -5706,11 +8141,24 @@
     <w:p>
       <w:pPr>
         <w:pStyle w:val="39"/>
+        <w:keepNext w:val="0"/>
+        <w:keepLines w:val="0"/>
+        <w:pageBreakBefore w:val="0"/>
+        <w:widowControl w:val="0"/>
         <w:numPr>
           <w:ilvl w:val="0"/>
           <w:numId w:val="8"/>
         </w:numPr>
-        <w:bidi w:val="0"/>
+        <w:kinsoku w:val="0"/>
+        <w:wordWrap/>
+        <w:overflowPunct/>
+        <w:topLinePunct w:val="0"/>
+        <w:autoSpaceDE w:val="0"/>
+        <w:autoSpaceDN w:val="0"/>
+        <w:bidi w:val="0"/>
+        <w:adjustRightInd w:val="0"/>
+        <w:snapToGrid w:val="0"/>
+        <w:textAlignment w:val="baseline"/>
       </w:pPr>
       <w:r>
         <w:t>服务概述；</w:t>
@@ -5719,11 +8167,24 @@
     <w:p>
       <w:pPr>
         <w:pStyle w:val="39"/>
+        <w:keepNext w:val="0"/>
+        <w:keepLines w:val="0"/>
+        <w:pageBreakBefore w:val="0"/>
+        <w:widowControl w:val="0"/>
         <w:numPr>
           <w:ilvl w:val="0"/>
           <w:numId w:val="8"/>
         </w:numPr>
-        <w:bidi w:val="0"/>
+        <w:kinsoku w:val="0"/>
+        <w:wordWrap/>
+        <w:overflowPunct/>
+        <w:topLinePunct w:val="0"/>
+        <w:autoSpaceDE w:val="0"/>
+        <w:autoSpaceDN w:val="0"/>
+        <w:bidi w:val="0"/>
+        <w:adjustRightInd w:val="0"/>
+        <w:snapToGrid w:val="0"/>
+        <w:textAlignment w:val="baseline"/>
       </w:pPr>
       <w:r>
         <w:t>服务周期和服务时间；</w:t>
@@ -5732,11 +8193,24 @@
     <w:p>
       <w:pPr>
         <w:pStyle w:val="39"/>
+        <w:keepNext w:val="0"/>
+        <w:keepLines w:val="0"/>
+        <w:pageBreakBefore w:val="0"/>
+        <w:widowControl w:val="0"/>
         <w:numPr>
           <w:ilvl w:val="0"/>
           <w:numId w:val="8"/>
         </w:numPr>
-        <w:bidi w:val="0"/>
+        <w:kinsoku w:val="0"/>
+        <w:wordWrap/>
+        <w:overflowPunct/>
+        <w:topLinePunct w:val="0"/>
+        <w:autoSpaceDE w:val="0"/>
+        <w:autoSpaceDN w:val="0"/>
+        <w:bidi w:val="0"/>
+        <w:adjustRightInd w:val="0"/>
+        <w:snapToGrid w:val="0"/>
+        <w:textAlignment w:val="baseline"/>
       </w:pPr>
       <w:r>
         <w:t>服务范围；</w:t>
@@ -5745,11 +8219,24 @@
     <w:p>
       <w:pPr>
         <w:pStyle w:val="39"/>
+        <w:keepNext w:val="0"/>
+        <w:keepLines w:val="0"/>
+        <w:pageBreakBefore w:val="0"/>
+        <w:widowControl w:val="0"/>
         <w:numPr>
           <w:ilvl w:val="0"/>
           <w:numId w:val="8"/>
         </w:numPr>
-        <w:bidi w:val="0"/>
+        <w:kinsoku w:val="0"/>
+        <w:wordWrap/>
+        <w:overflowPunct/>
+        <w:topLinePunct w:val="0"/>
+        <w:autoSpaceDE w:val="0"/>
+        <w:autoSpaceDN w:val="0"/>
+        <w:bidi w:val="0"/>
+        <w:adjustRightInd w:val="0"/>
+        <w:snapToGrid w:val="0"/>
+        <w:textAlignment w:val="baseline"/>
       </w:pPr>
       <w:r>
         <w:t>双方职责和义务；</w:t>
@@ -5758,11 +8245,24 @@
     <w:p>
       <w:pPr>
         <w:pStyle w:val="39"/>
+        <w:keepNext w:val="0"/>
+        <w:keepLines w:val="0"/>
+        <w:pageBreakBefore w:val="0"/>
+        <w:widowControl w:val="0"/>
         <w:numPr>
           <w:ilvl w:val="0"/>
           <w:numId w:val="8"/>
         </w:numPr>
-        <w:bidi w:val="0"/>
+        <w:kinsoku w:val="0"/>
+        <w:wordWrap/>
+        <w:overflowPunct/>
+        <w:topLinePunct w:val="0"/>
+        <w:autoSpaceDE w:val="0"/>
+        <w:autoSpaceDN w:val="0"/>
+        <w:bidi w:val="0"/>
+        <w:adjustRightInd w:val="0"/>
+        <w:snapToGrid w:val="0"/>
+        <w:textAlignment w:val="baseline"/>
       </w:pPr>
       <w:r>
         <w:t>考核指标（即服务要达到的目标，如响应时间、可用性等）；</w:t>
@@ -5771,11 +8271,24 @@
     <w:p>
       <w:pPr>
         <w:pStyle w:val="39"/>
+        <w:keepNext w:val="0"/>
+        <w:keepLines w:val="0"/>
+        <w:pageBreakBefore w:val="0"/>
+        <w:widowControl w:val="0"/>
         <w:numPr>
           <w:ilvl w:val="0"/>
           <w:numId w:val="8"/>
         </w:numPr>
-        <w:bidi w:val="0"/>
+        <w:kinsoku w:val="0"/>
+        <w:wordWrap/>
+        <w:overflowPunct/>
+        <w:topLinePunct w:val="0"/>
+        <w:autoSpaceDE w:val="0"/>
+        <w:autoSpaceDN w:val="0"/>
+        <w:bidi w:val="0"/>
+        <w:adjustRightInd w:val="0"/>
+        <w:snapToGrid w:val="0"/>
+        <w:textAlignment w:val="baseline"/>
       </w:pPr>
       <w:r>
         <w:t>服务费用；</w:t>
@@ -5784,11 +8297,24 @@
     <w:p>
       <w:pPr>
         <w:pStyle w:val="39"/>
+        <w:keepNext w:val="0"/>
+        <w:keepLines w:val="0"/>
+        <w:pageBreakBefore w:val="0"/>
+        <w:widowControl w:val="0"/>
         <w:numPr>
           <w:ilvl w:val="0"/>
           <w:numId w:val="8"/>
         </w:numPr>
-        <w:bidi w:val="0"/>
+        <w:kinsoku w:val="0"/>
+        <w:wordWrap/>
+        <w:overflowPunct/>
+        <w:topLinePunct w:val="0"/>
+        <w:autoSpaceDE w:val="0"/>
+        <w:autoSpaceDN w:val="0"/>
+        <w:bidi w:val="0"/>
+        <w:adjustRightInd w:val="0"/>
+        <w:snapToGrid w:val="0"/>
+        <w:textAlignment w:val="baseline"/>
       </w:pPr>
       <w:r>
         <w:t>设备清单。</w:t>
@@ -5797,9 +8323,22 @@
     <w:p>
       <w:pPr>
         <w:pStyle w:val="29"/>
-        <w:bidi w:val="0"/>
-      </w:pPr>
-      <w:bookmarkStart w:id="19" w:name="_Toc6021"/>
+        <w:keepNext w:val="0"/>
+        <w:keepLines w:val="0"/>
+        <w:pageBreakBefore w:val="0"/>
+        <w:widowControl w:val="0"/>
+        <w:kinsoku w:val="0"/>
+        <w:wordWrap/>
+        <w:overflowPunct/>
+        <w:topLinePunct w:val="0"/>
+        <w:autoSpaceDE w:val="0"/>
+        <w:autoSpaceDN w:val="0"/>
+        <w:bidi w:val="0"/>
+        <w:adjustRightInd w:val="0"/>
+        <w:snapToGrid w:val="0"/>
+        <w:textAlignment w:val="baseline"/>
+      </w:pPr>
+      <w:bookmarkStart w:id="19" w:name="_Toc21603"/>
       <w:r>
         <w:t>SLA的签订</w:t>
       </w:r>
@@ -5808,7 +8347,20 @@
     <w:p>
       <w:pPr>
         <w:pStyle w:val="27"/>
-        <w:bidi w:val="0"/>
+        <w:keepNext w:val="0"/>
+        <w:keepLines w:val="0"/>
+        <w:pageBreakBefore w:val="0"/>
+        <w:widowControl w:val="0"/>
+        <w:kinsoku w:val="0"/>
+        <w:wordWrap/>
+        <w:overflowPunct/>
+        <w:topLinePunct w:val="0"/>
+        <w:autoSpaceDE w:val="0"/>
+        <w:autoSpaceDN w:val="0"/>
+        <w:bidi w:val="0"/>
+        <w:adjustRightInd w:val="0"/>
+        <w:snapToGrid w:val="0"/>
+        <w:textAlignment w:val="baseline"/>
       </w:pPr>
       <w:r>
         <w:rPr>
@@ -5824,7 +8376,20 @@
     <w:p>
       <w:pPr>
         <w:pStyle w:val="27"/>
-        <w:bidi w:val="0"/>
+        <w:keepNext w:val="0"/>
+        <w:keepLines w:val="0"/>
+        <w:pageBreakBefore w:val="0"/>
+        <w:widowControl w:val="0"/>
+        <w:kinsoku w:val="0"/>
+        <w:wordWrap/>
+        <w:overflowPunct/>
+        <w:topLinePunct w:val="0"/>
+        <w:autoSpaceDE w:val="0"/>
+        <w:autoSpaceDN w:val="0"/>
+        <w:bidi w:val="0"/>
+        <w:adjustRightInd w:val="0"/>
+        <w:snapToGrid w:val="0"/>
+        <w:textAlignment w:val="baseline"/>
       </w:pPr>
       <w:r>
         <w:t>项目级服务目录尽量避免技术术语，而使用一些符合相关业务的术语；尽量从客户的角度看待问题。通过协商、草拟、修订，完成SLA的签订。</w:t>
@@ -5833,9 +8398,22 @@
     <w:p>
       <w:pPr>
         <w:pStyle w:val="29"/>
-        <w:bidi w:val="0"/>
-      </w:pPr>
-      <w:bookmarkStart w:id="20" w:name="_Toc7896"/>
+        <w:keepNext w:val="0"/>
+        <w:keepLines w:val="0"/>
+        <w:pageBreakBefore w:val="0"/>
+        <w:widowControl w:val="0"/>
+        <w:kinsoku w:val="0"/>
+        <w:wordWrap/>
+        <w:overflowPunct/>
+        <w:topLinePunct w:val="0"/>
+        <w:autoSpaceDE w:val="0"/>
+        <w:autoSpaceDN w:val="0"/>
+        <w:bidi w:val="0"/>
+        <w:adjustRightInd w:val="0"/>
+        <w:snapToGrid w:val="0"/>
+        <w:textAlignment w:val="baseline"/>
+      </w:pPr>
+      <w:bookmarkStart w:id="20" w:name="_Toc4829"/>
       <w:r>
         <w:t>SLA的实施和监控</w:t>
       </w:r>
@@ -5844,7 +8422,20 @@
     <w:p>
       <w:pPr>
         <w:pStyle w:val="27"/>
-        <w:bidi w:val="0"/>
+        <w:keepNext w:val="0"/>
+        <w:keepLines w:val="0"/>
+        <w:pageBreakBefore w:val="0"/>
+        <w:widowControl w:val="0"/>
+        <w:kinsoku w:val="0"/>
+        <w:wordWrap/>
+        <w:overflowPunct/>
+        <w:topLinePunct w:val="0"/>
+        <w:autoSpaceDE w:val="0"/>
+        <w:autoSpaceDN w:val="0"/>
+        <w:bidi w:val="0"/>
+        <w:adjustRightInd w:val="0"/>
+        <w:snapToGrid w:val="0"/>
+        <w:textAlignment w:val="baseline"/>
       </w:pPr>
       <w:r>
         <w:t>服务级别协议签署并开通服务之后，由服务级别经理建立和监测机制，并按照确立的监控机制制定《服务级别管理监控记录表》以对我方提供的运维服务进行相关数据采集，判断服务过程中是否存在违背服务级别协议的内容，如有，请记录。</w:t>
@@ -5853,9 +8444,22 @@
     <w:p>
       <w:pPr>
         <w:pStyle w:val="29"/>
-        <w:bidi w:val="0"/>
-      </w:pPr>
-      <w:bookmarkStart w:id="21" w:name="_Toc10089"/>
+        <w:keepNext w:val="0"/>
+        <w:keepLines w:val="0"/>
+        <w:pageBreakBefore w:val="0"/>
+        <w:widowControl w:val="0"/>
+        <w:kinsoku w:val="0"/>
+        <w:wordWrap/>
+        <w:overflowPunct/>
+        <w:topLinePunct w:val="0"/>
+        <w:autoSpaceDE w:val="0"/>
+        <w:autoSpaceDN w:val="0"/>
+        <w:bidi w:val="0"/>
+        <w:adjustRightInd w:val="0"/>
+        <w:snapToGrid w:val="0"/>
+        <w:textAlignment w:val="baseline"/>
+      </w:pPr>
+      <w:bookmarkStart w:id="21" w:name="_Toc15307"/>
       <w:r>
         <w:t>服务级别评审</w:t>
       </w:r>
@@ -5864,7 +8468,20 @@
     <w:p>
       <w:pPr>
         <w:pStyle w:val="27"/>
-        <w:bidi w:val="0"/>
+        <w:keepNext w:val="0"/>
+        <w:keepLines w:val="0"/>
+        <w:pageBreakBefore w:val="0"/>
+        <w:widowControl w:val="0"/>
+        <w:kinsoku w:val="0"/>
+        <w:wordWrap/>
+        <w:overflowPunct/>
+        <w:topLinePunct w:val="0"/>
+        <w:autoSpaceDE w:val="0"/>
+        <w:autoSpaceDN w:val="0"/>
+        <w:bidi w:val="0"/>
+        <w:adjustRightInd w:val="0"/>
+        <w:snapToGrid w:val="0"/>
+        <w:textAlignment w:val="baseline"/>
       </w:pPr>
       <w:r>
         <w:t>服务级别经理依据服务级别管理监控，组织召开 SLA 评审会议，回顾和总结检查服务级别的履行状况，形成服务改进方案和措施，形成《服务级别评审表》，同客户进行评价，并调整下一服务周期的SLA。</w:t>
@@ -5873,13 +8490,26 @@
     <w:p>
       <w:pPr>
         <w:pStyle w:val="29"/>
-        <w:bidi w:val="0"/>
+        <w:keepNext w:val="0"/>
+        <w:keepLines w:val="0"/>
+        <w:pageBreakBefore w:val="0"/>
+        <w:widowControl w:val="0"/>
+        <w:kinsoku w:val="0"/>
+        <w:wordWrap/>
+        <w:overflowPunct/>
+        <w:topLinePunct w:val="0"/>
+        <w:autoSpaceDE w:val="0"/>
+        <w:autoSpaceDN w:val="0"/>
+        <w:bidi w:val="0"/>
+        <w:adjustRightInd w:val="0"/>
+        <w:snapToGrid w:val="0"/>
+        <w:textAlignment w:val="baseline"/>
         <w:rPr>
           <w:rFonts w:hint="eastAsia"/>
           <w:lang w:val="en-US" w:eastAsia="zh-CN"/>
         </w:rPr>
       </w:pPr>
-      <w:bookmarkStart w:id="22" w:name="_Toc18377"/>
+      <w:bookmarkStart w:id="22" w:name="_Toc10336"/>
       <w:r>
         <w:rPr>
           <w:rFonts w:hint="eastAsia"/>
@@ -5892,7 +8522,20 @@
     <w:p>
       <w:pPr>
         <w:pStyle w:val="27"/>
-        <w:bidi w:val="0"/>
+        <w:keepNext w:val="0"/>
+        <w:keepLines w:val="0"/>
+        <w:pageBreakBefore w:val="0"/>
+        <w:widowControl w:val="0"/>
+        <w:kinsoku w:val="0"/>
+        <w:wordWrap/>
+        <w:overflowPunct/>
+        <w:topLinePunct w:val="0"/>
+        <w:autoSpaceDE w:val="0"/>
+        <w:autoSpaceDN w:val="0"/>
+        <w:bidi w:val="0"/>
+        <w:adjustRightInd w:val="0"/>
+        <w:snapToGrid w:val="0"/>
+        <w:textAlignment w:val="baseline"/>
         <w:rPr>
           <w:rFonts w:hint="default"/>
           <w:lang w:val="en-US" w:eastAsia="zh-CN"/>
@@ -5909,7 +8552,20 @@
     <w:p>
       <w:pPr>
         <w:pStyle w:val="40"/>
-        <w:bidi w:val="0"/>
+        <w:keepNext w:val="0"/>
+        <w:keepLines w:val="0"/>
+        <w:pageBreakBefore w:val="0"/>
+        <w:widowControl w:val="0"/>
+        <w:kinsoku w:val="0"/>
+        <w:wordWrap/>
+        <w:overflowPunct/>
+        <w:topLinePunct w:val="0"/>
+        <w:autoSpaceDE w:val="0"/>
+        <w:autoSpaceDN w:val="0"/>
+        <w:bidi w:val="0"/>
+        <w:adjustRightInd w:val="0"/>
+        <w:snapToGrid w:val="0"/>
+        <w:textAlignment w:val="baseline"/>
         <w:rPr>
           <w:rFonts w:hint="default"/>
           <w:lang w:val="en-US" w:eastAsia="zh-CN"/>
@@ -5926,7 +8582,20 @@
     <w:p>
       <w:pPr>
         <w:pStyle w:val="27"/>
-        <w:bidi w:val="0"/>
+        <w:keepNext w:val="0"/>
+        <w:keepLines w:val="0"/>
+        <w:pageBreakBefore w:val="0"/>
+        <w:widowControl w:val="0"/>
+        <w:kinsoku w:val="0"/>
+        <w:wordWrap/>
+        <w:overflowPunct/>
+        <w:topLinePunct w:val="0"/>
+        <w:autoSpaceDE w:val="0"/>
+        <w:autoSpaceDN w:val="0"/>
+        <w:bidi w:val="0"/>
+        <w:adjustRightInd w:val="0"/>
+        <w:snapToGrid w:val="0"/>
+        <w:textAlignment w:val="baseline"/>
         <w:rPr>
           <w:rFonts w:hint="default"/>
           <w:lang w:val="en-US" w:eastAsia="zh-CN"/>
@@ -5943,7 +8612,20 @@
     <w:p>
       <w:pPr>
         <w:pStyle w:val="40"/>
-        <w:bidi w:val="0"/>
+        <w:keepNext w:val="0"/>
+        <w:keepLines w:val="0"/>
+        <w:pageBreakBefore w:val="0"/>
+        <w:widowControl w:val="0"/>
+        <w:kinsoku w:val="0"/>
+        <w:wordWrap/>
+        <w:overflowPunct/>
+        <w:topLinePunct w:val="0"/>
+        <w:autoSpaceDE w:val="0"/>
+        <w:autoSpaceDN w:val="0"/>
+        <w:bidi w:val="0"/>
+        <w:adjustRightInd w:val="0"/>
+        <w:snapToGrid w:val="0"/>
+        <w:textAlignment w:val="baseline"/>
         <w:rPr>
           <w:rFonts w:hint="default"/>
           <w:lang w:val="en-US" w:eastAsia="zh-CN"/>
@@ -5960,7 +8642,20 @@
     <w:p>
       <w:pPr>
         <w:pStyle w:val="27"/>
-        <w:bidi w:val="0"/>
+        <w:keepNext w:val="0"/>
+        <w:keepLines w:val="0"/>
+        <w:pageBreakBefore w:val="0"/>
+        <w:widowControl w:val="0"/>
+        <w:kinsoku w:val="0"/>
+        <w:wordWrap/>
+        <w:overflowPunct/>
+        <w:topLinePunct w:val="0"/>
+        <w:autoSpaceDE w:val="0"/>
+        <w:autoSpaceDN w:val="0"/>
+        <w:bidi w:val="0"/>
+        <w:adjustRightInd w:val="0"/>
+        <w:snapToGrid w:val="0"/>
+        <w:textAlignment w:val="baseline"/>
         <w:rPr>
           <w:rFonts w:hint="default"/>
           <w:lang w:val="en-US" w:eastAsia="zh-CN"/>
@@ -5977,12 +8672,25 @@
     <w:p>
       <w:pPr>
         <w:pStyle w:val="27"/>
+        <w:keepNext w:val="0"/>
+        <w:keepLines w:val="0"/>
+        <w:pageBreakBefore w:val="0"/>
+        <w:widowControl w:val="0"/>
         <w:numPr>
           <w:ilvl w:val="0"/>
           <w:numId w:val="9"/>
         </w:numPr>
-        <w:bidi w:val="0"/>
+        <w:kinsoku w:val="0"/>
+        <w:wordWrap/>
+        <w:overflowPunct/>
+        <w:topLinePunct w:val="0"/>
+        <w:autoSpaceDE w:val="0"/>
+        <w:autoSpaceDN w:val="0"/>
+        <w:bidi w:val="0"/>
+        <w:adjustRightInd w:val="0"/>
+        <w:snapToGrid w:val="0"/>
         <w:ind w:left="425" w:leftChars="0" w:hanging="425" w:firstLineChars="0"/>
+        <w:textAlignment w:val="baseline"/>
         <w:rPr>
           <w:rFonts w:hint="default"/>
           <w:lang w:val="en-US" w:eastAsia="zh-CN"/>
@@ -5999,12 +8707,25 @@
     <w:p>
       <w:pPr>
         <w:pStyle w:val="27"/>
+        <w:keepNext w:val="0"/>
+        <w:keepLines w:val="0"/>
+        <w:pageBreakBefore w:val="0"/>
+        <w:widowControl w:val="0"/>
         <w:numPr>
           <w:ilvl w:val="0"/>
           <w:numId w:val="9"/>
         </w:numPr>
-        <w:bidi w:val="0"/>
+        <w:kinsoku w:val="0"/>
+        <w:wordWrap/>
+        <w:overflowPunct/>
+        <w:topLinePunct w:val="0"/>
+        <w:autoSpaceDE w:val="0"/>
+        <w:autoSpaceDN w:val="0"/>
+        <w:bidi w:val="0"/>
+        <w:adjustRightInd w:val="0"/>
+        <w:snapToGrid w:val="0"/>
         <w:ind w:left="425" w:leftChars="0" w:hanging="425" w:firstLineChars="0"/>
+        <w:textAlignment w:val="baseline"/>
         <w:rPr>
           <w:rFonts w:hint="default"/>
           <w:lang w:val="en-US" w:eastAsia="zh-CN"/>
@@ -6021,12 +8742,25 @@
     <w:p>
       <w:pPr>
         <w:pStyle w:val="27"/>
+        <w:keepNext w:val="0"/>
+        <w:keepLines w:val="0"/>
+        <w:pageBreakBefore w:val="0"/>
+        <w:widowControl w:val="0"/>
         <w:numPr>
           <w:ilvl w:val="0"/>
           <w:numId w:val="9"/>
         </w:numPr>
-        <w:bidi w:val="0"/>
+        <w:kinsoku w:val="0"/>
+        <w:wordWrap/>
+        <w:overflowPunct/>
+        <w:topLinePunct w:val="0"/>
+        <w:autoSpaceDE w:val="0"/>
+        <w:autoSpaceDN w:val="0"/>
+        <w:bidi w:val="0"/>
+        <w:adjustRightInd w:val="0"/>
+        <w:snapToGrid w:val="0"/>
         <w:ind w:left="425" w:leftChars="0" w:hanging="425" w:firstLineChars="0"/>
+        <w:textAlignment w:val="baseline"/>
         <w:rPr>
           <w:rFonts w:hint="default"/>
           <w:lang w:val="en-US" w:eastAsia="zh-CN"/>
@@ -6043,12 +8777,25 @@
     <w:p>
       <w:pPr>
         <w:pStyle w:val="27"/>
+        <w:keepNext w:val="0"/>
+        <w:keepLines w:val="0"/>
+        <w:pageBreakBefore w:val="0"/>
+        <w:widowControl w:val="0"/>
         <w:numPr>
           <w:ilvl w:val="0"/>
           <w:numId w:val="9"/>
         </w:numPr>
-        <w:bidi w:val="0"/>
+        <w:kinsoku w:val="0"/>
+        <w:wordWrap/>
+        <w:overflowPunct/>
+        <w:topLinePunct w:val="0"/>
+        <w:autoSpaceDE w:val="0"/>
+        <w:autoSpaceDN w:val="0"/>
+        <w:bidi w:val="0"/>
+        <w:adjustRightInd w:val="0"/>
+        <w:snapToGrid w:val="0"/>
         <w:ind w:left="425" w:leftChars="0" w:hanging="425" w:firstLineChars="0"/>
+        <w:textAlignment w:val="baseline"/>
         <w:rPr>
           <w:rFonts w:hint="default"/>
           <w:lang w:val="en-US" w:eastAsia="zh-CN"/>
@@ -6065,12 +8812,25 @@
     <w:p>
       <w:pPr>
         <w:pStyle w:val="27"/>
+        <w:keepNext w:val="0"/>
+        <w:keepLines w:val="0"/>
+        <w:pageBreakBefore w:val="0"/>
+        <w:widowControl w:val="0"/>
         <w:numPr>
           <w:ilvl w:val="0"/>
           <w:numId w:val="9"/>
         </w:numPr>
-        <w:bidi w:val="0"/>
+        <w:kinsoku w:val="0"/>
+        <w:wordWrap/>
+        <w:overflowPunct/>
+        <w:topLinePunct w:val="0"/>
+        <w:autoSpaceDE w:val="0"/>
+        <w:autoSpaceDN w:val="0"/>
+        <w:bidi w:val="0"/>
+        <w:adjustRightInd w:val="0"/>
+        <w:snapToGrid w:val="0"/>
         <w:ind w:left="425" w:leftChars="0" w:hanging="425" w:firstLineChars="0"/>
+        <w:textAlignment w:val="baseline"/>
         <w:rPr>
           <w:rFonts w:hint="default"/>
           <w:lang w:val="en-US" w:eastAsia="zh-CN"/>
@@ -6087,7 +8847,20 @@
     <w:p>
       <w:pPr>
         <w:pStyle w:val="40"/>
-        <w:bidi w:val="0"/>
+        <w:keepNext w:val="0"/>
+        <w:keepLines w:val="0"/>
+        <w:pageBreakBefore w:val="0"/>
+        <w:widowControl w:val="0"/>
+        <w:kinsoku w:val="0"/>
+        <w:wordWrap/>
+        <w:overflowPunct/>
+        <w:topLinePunct w:val="0"/>
+        <w:autoSpaceDE w:val="0"/>
+        <w:autoSpaceDN w:val="0"/>
+        <w:bidi w:val="0"/>
+        <w:adjustRightInd w:val="0"/>
+        <w:snapToGrid w:val="0"/>
+        <w:textAlignment w:val="baseline"/>
         <w:rPr>
           <w:rFonts w:hint="default"/>
           <w:lang w:val="en-US" w:eastAsia="zh-CN"/>
@@ -6104,7 +8877,20 @@
     <w:p>
       <w:pPr>
         <w:pStyle w:val="27"/>
-        <w:bidi w:val="0"/>
+        <w:keepNext w:val="0"/>
+        <w:keepLines w:val="0"/>
+        <w:pageBreakBefore w:val="0"/>
+        <w:widowControl w:val="0"/>
+        <w:kinsoku w:val="0"/>
+        <w:wordWrap/>
+        <w:overflowPunct/>
+        <w:topLinePunct w:val="0"/>
+        <w:autoSpaceDE w:val="0"/>
+        <w:autoSpaceDN w:val="0"/>
+        <w:bidi w:val="0"/>
+        <w:adjustRightInd w:val="0"/>
+        <w:snapToGrid w:val="0"/>
+        <w:textAlignment w:val="baseline"/>
         <w:rPr>
           <w:rFonts w:hint="default"/>
           <w:lang w:val="en-US" w:eastAsia="zh-CN"/>
@@ -6121,7 +8907,20 @@
     <w:p>
       <w:pPr>
         <w:pStyle w:val="40"/>
-        <w:bidi w:val="0"/>
+        <w:keepNext w:val="0"/>
+        <w:keepLines w:val="0"/>
+        <w:pageBreakBefore w:val="0"/>
+        <w:widowControl w:val="0"/>
+        <w:kinsoku w:val="0"/>
+        <w:wordWrap/>
+        <w:overflowPunct/>
+        <w:topLinePunct w:val="0"/>
+        <w:autoSpaceDE w:val="0"/>
+        <w:autoSpaceDN w:val="0"/>
+        <w:bidi w:val="0"/>
+        <w:adjustRightInd w:val="0"/>
+        <w:snapToGrid w:val="0"/>
+        <w:textAlignment w:val="baseline"/>
         <w:rPr>
           <w:rFonts w:hint="default"/>
           <w:lang w:val="en-US" w:eastAsia="zh-CN"/>
@@ -6138,7 +8937,20 @@
     <w:p>
       <w:pPr>
         <w:pStyle w:val="27"/>
-        <w:bidi w:val="0"/>
+        <w:keepNext w:val="0"/>
+        <w:keepLines w:val="0"/>
+        <w:pageBreakBefore w:val="0"/>
+        <w:widowControl w:val="0"/>
+        <w:kinsoku w:val="0"/>
+        <w:wordWrap/>
+        <w:overflowPunct/>
+        <w:topLinePunct w:val="0"/>
+        <w:autoSpaceDE w:val="0"/>
+        <w:autoSpaceDN w:val="0"/>
+        <w:bidi w:val="0"/>
+        <w:adjustRightInd w:val="0"/>
+        <w:snapToGrid w:val="0"/>
+        <w:textAlignment w:val="baseline"/>
         <w:rPr>
           <w:rFonts w:hint="default"/>
           <w:lang w:val="en-US" w:eastAsia="zh-CN"/>
@@ -6155,7 +8967,20 @@
     <w:p>
       <w:pPr>
         <w:pStyle w:val="27"/>
-        <w:bidi w:val="0"/>
+        <w:keepNext w:val="0"/>
+        <w:keepLines w:val="0"/>
+        <w:pageBreakBefore w:val="0"/>
+        <w:widowControl w:val="0"/>
+        <w:kinsoku w:val="0"/>
+        <w:wordWrap/>
+        <w:overflowPunct/>
+        <w:topLinePunct w:val="0"/>
+        <w:autoSpaceDE w:val="0"/>
+        <w:autoSpaceDN w:val="0"/>
+        <w:bidi w:val="0"/>
+        <w:adjustRightInd w:val="0"/>
+        <w:snapToGrid w:val="0"/>
+        <w:textAlignment w:val="baseline"/>
         <w:rPr>
           <w:rFonts w:hint="default"/>
           <w:lang w:val="en-US" w:eastAsia="zh-CN"/>
@@ -6172,7 +8997,20 @@
     <w:p>
       <w:pPr>
         <w:pStyle w:val="27"/>
-        <w:bidi w:val="0"/>
+        <w:keepNext w:val="0"/>
+        <w:keepLines w:val="0"/>
+        <w:pageBreakBefore w:val="0"/>
+        <w:widowControl w:val="0"/>
+        <w:kinsoku w:val="0"/>
+        <w:wordWrap/>
+        <w:overflowPunct/>
+        <w:topLinePunct w:val="0"/>
+        <w:autoSpaceDE w:val="0"/>
+        <w:autoSpaceDN w:val="0"/>
+        <w:bidi w:val="0"/>
+        <w:adjustRightInd w:val="0"/>
+        <w:snapToGrid w:val="0"/>
+        <w:textAlignment w:val="baseline"/>
         <w:rPr>
           <w:rFonts w:hint="default"/>
           <w:lang w:val="en-US" w:eastAsia="zh-CN"/>
@@ -6189,9 +9027,22 @@
     <w:p>
       <w:pPr>
         <w:pStyle w:val="28"/>
-        <w:bidi w:val="0"/>
-      </w:pPr>
-      <w:bookmarkStart w:id="23" w:name="_Toc14177"/>
+        <w:keepNext w:val="0"/>
+        <w:keepLines w:val="0"/>
+        <w:pageBreakBefore w:val="0"/>
+        <w:widowControl w:val="0"/>
+        <w:kinsoku w:val="0"/>
+        <w:wordWrap/>
+        <w:overflowPunct/>
+        <w:topLinePunct w:val="0"/>
+        <w:autoSpaceDE w:val="0"/>
+        <w:autoSpaceDN w:val="0"/>
+        <w:bidi w:val="0"/>
+        <w:adjustRightInd w:val="0"/>
+        <w:snapToGrid w:val="0"/>
+        <w:textAlignment w:val="baseline"/>
+      </w:pPr>
+      <w:bookmarkStart w:id="23" w:name="_Toc12079"/>
       <w:r>
         <w:t>关键成功因素</w:t>
       </w:r>
@@ -6200,11 +9051,24 @@
     <w:p>
       <w:pPr>
         <w:pStyle w:val="39"/>
+        <w:keepNext w:val="0"/>
+        <w:keepLines w:val="0"/>
+        <w:pageBreakBefore w:val="0"/>
+        <w:widowControl w:val="0"/>
         <w:numPr>
           <w:ilvl w:val="0"/>
           <w:numId w:val="10"/>
         </w:numPr>
-        <w:bidi w:val="0"/>
+        <w:kinsoku w:val="0"/>
+        <w:wordWrap/>
+        <w:overflowPunct/>
+        <w:topLinePunct w:val="0"/>
+        <w:autoSpaceDE w:val="0"/>
+        <w:autoSpaceDN w:val="0"/>
+        <w:bidi w:val="0"/>
+        <w:adjustRightInd w:val="0"/>
+        <w:snapToGrid w:val="0"/>
+        <w:textAlignment w:val="baseline"/>
       </w:pPr>
       <w:r>
         <w:t>了解服务内容</w:t>
@@ -6213,7 +9077,20 @@
     <w:p>
       <w:pPr>
         <w:pStyle w:val="27"/>
-        <w:bidi w:val="0"/>
+        <w:keepNext w:val="0"/>
+        <w:keepLines w:val="0"/>
+        <w:pageBreakBefore w:val="0"/>
+        <w:widowControl w:val="0"/>
+        <w:kinsoku w:val="0"/>
+        <w:wordWrap/>
+        <w:overflowPunct/>
+        <w:topLinePunct w:val="0"/>
+        <w:autoSpaceDE w:val="0"/>
+        <w:autoSpaceDN w:val="0"/>
+        <w:bidi w:val="0"/>
+        <w:adjustRightInd w:val="0"/>
+        <w:snapToGrid w:val="0"/>
+        <w:textAlignment w:val="baseline"/>
       </w:pPr>
       <w:r>
         <w:t>服务提供方充分了解它所能提供的各种服务，以及相关的优先权和业务重要程度；</w:t>
@@ -6222,11 +9099,24 @@
     <w:p>
       <w:pPr>
         <w:pStyle w:val="39"/>
+        <w:keepNext w:val="0"/>
+        <w:keepLines w:val="0"/>
+        <w:pageBreakBefore w:val="0"/>
+        <w:widowControl w:val="0"/>
         <w:numPr>
           <w:ilvl w:val="0"/>
           <w:numId w:val="10"/>
         </w:numPr>
-        <w:bidi w:val="0"/>
+        <w:kinsoku w:val="0"/>
+        <w:wordWrap/>
+        <w:overflowPunct/>
+        <w:topLinePunct w:val="0"/>
+        <w:autoSpaceDE w:val="0"/>
+        <w:autoSpaceDN w:val="0"/>
+        <w:bidi w:val="0"/>
+        <w:adjustRightInd w:val="0"/>
+        <w:snapToGrid w:val="0"/>
+        <w:textAlignment w:val="baseline"/>
       </w:pPr>
       <w:r>
         <w:t>确定服务范围、服务对象和服务内容</w:t>
@@ -6235,7 +9125,20 @@
     <w:p>
       <w:pPr>
         <w:pStyle w:val="27"/>
-        <w:bidi w:val="0"/>
+        <w:keepNext w:val="0"/>
+        <w:keepLines w:val="0"/>
+        <w:pageBreakBefore w:val="0"/>
+        <w:widowControl w:val="0"/>
+        <w:kinsoku w:val="0"/>
+        <w:wordWrap/>
+        <w:overflowPunct/>
+        <w:topLinePunct w:val="0"/>
+        <w:autoSpaceDE w:val="0"/>
+        <w:autoSpaceDN w:val="0"/>
+        <w:bidi w:val="0"/>
+        <w:adjustRightInd w:val="0"/>
+        <w:snapToGrid w:val="0"/>
+        <w:textAlignment w:val="baseline"/>
       </w:pPr>
       <w:r>
         <w:t>参考服务目录，但是对于不同的用户，具体的服务级别设定又要有针对性</w:t>
@@ -6254,7 +9157,20 @@
     <w:p>
       <w:pPr>
         <w:pStyle w:val="27"/>
-        <w:bidi w:val="0"/>
+        <w:keepNext w:val="0"/>
+        <w:keepLines w:val="0"/>
+        <w:pageBreakBefore w:val="0"/>
+        <w:widowControl w:val="0"/>
+        <w:kinsoku w:val="0"/>
+        <w:wordWrap/>
+        <w:overflowPunct/>
+        <w:topLinePunct w:val="0"/>
+        <w:autoSpaceDE w:val="0"/>
+        <w:autoSpaceDN w:val="0"/>
+        <w:bidi w:val="0"/>
+        <w:adjustRightInd w:val="0"/>
+        <w:snapToGrid w:val="0"/>
+        <w:textAlignment w:val="baseline"/>
       </w:pPr>
       <w:r>
         <w:t>定义服务级别目标</w:t>
@@ -6263,12 +9179,25 @@
     <w:p>
       <w:pPr>
         <w:pStyle w:val="27"/>
+        <w:keepNext w:val="0"/>
+        <w:keepLines w:val="0"/>
+        <w:pageBreakBefore w:val="0"/>
+        <w:widowControl w:val="0"/>
         <w:numPr>
           <w:ilvl w:val="0"/>
           <w:numId w:val="10"/>
         </w:numPr>
-        <w:bidi w:val="0"/>
+        <w:kinsoku w:val="0"/>
+        <w:wordWrap/>
+        <w:overflowPunct/>
+        <w:topLinePunct w:val="0"/>
+        <w:autoSpaceDE w:val="0"/>
+        <w:autoSpaceDN w:val="0"/>
+        <w:bidi w:val="0"/>
+        <w:adjustRightInd w:val="0"/>
+        <w:snapToGrid w:val="0"/>
         <w:ind w:left="425" w:leftChars="0" w:hanging="425" w:firstLineChars="0"/>
+        <w:textAlignment w:val="baseline"/>
       </w:pPr>
       <w:r>
         <w:rPr>
@@ -6283,11 +9212,24 @@
     <w:p>
       <w:pPr>
         <w:pStyle w:val="39"/>
+        <w:keepNext w:val="0"/>
+        <w:keepLines w:val="0"/>
+        <w:pageBreakBefore w:val="0"/>
+        <w:widowControl w:val="0"/>
         <w:numPr>
           <w:ilvl w:val="0"/>
           <w:numId w:val="10"/>
         </w:numPr>
-        <w:bidi w:val="0"/>
+        <w:kinsoku w:val="0"/>
+        <w:wordWrap/>
+        <w:overflowPunct/>
+        <w:topLinePunct w:val="0"/>
+        <w:autoSpaceDE w:val="0"/>
+        <w:autoSpaceDN w:val="0"/>
+        <w:bidi w:val="0"/>
+        <w:adjustRightInd w:val="0"/>
+        <w:snapToGrid w:val="0"/>
+        <w:textAlignment w:val="baseline"/>
       </w:pPr>
       <w:r>
         <w:t>明确双方职责</w:t>
@@ -6296,7 +9238,20 @@
     <w:p>
       <w:pPr>
         <w:pStyle w:val="27"/>
-        <w:bidi w:val="0"/>
+        <w:keepNext w:val="0"/>
+        <w:keepLines w:val="0"/>
+        <w:pageBreakBefore w:val="0"/>
+        <w:widowControl w:val="0"/>
+        <w:kinsoku w:val="0"/>
+        <w:wordWrap/>
+        <w:overflowPunct/>
+        <w:topLinePunct w:val="0"/>
+        <w:autoSpaceDE w:val="0"/>
+        <w:autoSpaceDN w:val="0"/>
+        <w:bidi w:val="0"/>
+        <w:adjustRightInd w:val="0"/>
+        <w:snapToGrid w:val="0"/>
+        <w:textAlignment w:val="baseline"/>
       </w:pPr>
       <w:r>
         <w:t>就服务本身而言，并不是单方面的工作，许多服务级别设定后在实施过程中失败，其原因就是因为忽略了客户在服务提供过程中的角色，以及相应的权利、义务、职责等。经过双方确认，除了在服务提供方任命专人对口客户，在客户方亦需要有专人负责对服务提供方进行监督；</w:t>
@@ -6305,11 +9260,24 @@
     <w:p>
       <w:pPr>
         <w:pStyle w:val="39"/>
+        <w:keepNext w:val="0"/>
+        <w:keepLines w:val="0"/>
+        <w:pageBreakBefore w:val="0"/>
+        <w:widowControl w:val="0"/>
         <w:numPr>
           <w:ilvl w:val="0"/>
           <w:numId w:val="10"/>
         </w:numPr>
-        <w:bidi w:val="0"/>
+        <w:kinsoku w:val="0"/>
+        <w:wordWrap/>
+        <w:overflowPunct/>
+        <w:topLinePunct w:val="0"/>
+        <w:autoSpaceDE w:val="0"/>
+        <w:autoSpaceDN w:val="0"/>
+        <w:bidi w:val="0"/>
+        <w:adjustRightInd w:val="0"/>
+        <w:snapToGrid w:val="0"/>
+        <w:textAlignment w:val="baseline"/>
       </w:pPr>
       <w:r>
         <w:t>对服务级别设定的评审和修改</w:t>
@@ -6318,7 +9286,20 @@
     <w:p>
       <w:pPr>
         <w:pStyle w:val="27"/>
-        <w:bidi w:val="0"/>
+        <w:keepNext w:val="0"/>
+        <w:keepLines w:val="0"/>
+        <w:pageBreakBefore w:val="0"/>
+        <w:widowControl w:val="0"/>
+        <w:kinsoku w:val="0"/>
+        <w:wordWrap/>
+        <w:overflowPunct/>
+        <w:topLinePunct w:val="0"/>
+        <w:autoSpaceDE w:val="0"/>
+        <w:autoSpaceDN w:val="0"/>
+        <w:bidi w:val="0"/>
+        <w:adjustRightInd w:val="0"/>
+        <w:snapToGrid w:val="0"/>
+        <w:textAlignment w:val="baseline"/>
       </w:pPr>
       <w:r>
         <w:t>服务级别设定后需要在公司内部进行评审，评审过程除应召集服务过程相关方，还应有质量管理人员，必要时还需邀请法务人员和财务人员进行评审；</w:t>
@@ -6327,11 +9308,24 @@
     <w:p>
       <w:pPr>
         <w:pStyle w:val="39"/>
+        <w:keepNext w:val="0"/>
+        <w:keepLines w:val="0"/>
+        <w:pageBreakBefore w:val="0"/>
+        <w:widowControl w:val="0"/>
         <w:numPr>
           <w:ilvl w:val="0"/>
           <w:numId w:val="10"/>
         </w:numPr>
-        <w:bidi w:val="0"/>
+        <w:kinsoku w:val="0"/>
+        <w:wordWrap/>
+        <w:overflowPunct/>
+        <w:topLinePunct w:val="0"/>
+        <w:autoSpaceDE w:val="0"/>
+        <w:autoSpaceDN w:val="0"/>
+        <w:bidi w:val="0"/>
+        <w:adjustRightInd w:val="0"/>
+        <w:snapToGrid w:val="0"/>
+        <w:textAlignment w:val="baseline"/>
       </w:pPr>
       <w:r>
         <w:t>服务级别谈判和沟通</w:t>
@@ -6340,7 +9334,20 @@
     <w:p>
       <w:pPr>
         <w:pStyle w:val="27"/>
-        <w:bidi w:val="0"/>
+        <w:keepNext w:val="0"/>
+        <w:keepLines w:val="0"/>
+        <w:pageBreakBefore w:val="0"/>
+        <w:widowControl w:val="0"/>
+        <w:kinsoku w:val="0"/>
+        <w:wordWrap/>
+        <w:overflowPunct/>
+        <w:topLinePunct w:val="0"/>
+        <w:autoSpaceDE w:val="0"/>
+        <w:autoSpaceDN w:val="0"/>
+        <w:bidi w:val="0"/>
+        <w:adjustRightInd w:val="0"/>
+        <w:snapToGrid w:val="0"/>
+        <w:textAlignment w:val="baseline"/>
       </w:pPr>
       <w:r>
         <w:t>在最终形成文档的 SLA中，每个细节都是经过谈判、双方同意并被记录在案的。及时的沟通服务级别设定的每项内容，对整个服务级别管理过程有着重要作用。</w:t>
@@ -6349,9 +9356,22 @@
     <w:p>
       <w:pPr>
         <w:pStyle w:val="28"/>
-        <w:bidi w:val="0"/>
-      </w:pPr>
-      <w:bookmarkStart w:id="24" w:name="_Toc14756"/>
+        <w:keepNext w:val="0"/>
+        <w:keepLines w:val="0"/>
+        <w:pageBreakBefore w:val="0"/>
+        <w:widowControl w:val="0"/>
+        <w:kinsoku w:val="0"/>
+        <w:wordWrap/>
+        <w:overflowPunct/>
+        <w:topLinePunct w:val="0"/>
+        <w:autoSpaceDE w:val="0"/>
+        <w:autoSpaceDN w:val="0"/>
+        <w:bidi w:val="0"/>
+        <w:adjustRightInd w:val="0"/>
+        <w:snapToGrid w:val="0"/>
+        <w:textAlignment w:val="baseline"/>
+      </w:pPr>
+      <w:bookmarkStart w:id="24" w:name="_Toc27916"/>
       <w:r>
         <w:t>可能存在的风险</w:t>
       </w:r>
@@ -6360,7 +9380,20 @@
     <w:p>
       <w:pPr>
         <w:pStyle w:val="27"/>
-        <w:bidi w:val="0"/>
+        <w:keepNext w:val="0"/>
+        <w:keepLines w:val="0"/>
+        <w:pageBreakBefore w:val="0"/>
+        <w:widowControl w:val="0"/>
+        <w:kinsoku w:val="0"/>
+        <w:wordWrap/>
+        <w:overflowPunct/>
+        <w:topLinePunct w:val="0"/>
+        <w:autoSpaceDE w:val="0"/>
+        <w:autoSpaceDN w:val="0"/>
+        <w:bidi w:val="0"/>
+        <w:adjustRightInd w:val="0"/>
+        <w:snapToGrid w:val="0"/>
+        <w:textAlignment w:val="baseline"/>
       </w:pPr>
       <w:r>
         <w:t>在实施服务级别管理的过程中，下列问题值得关注：</w:t>
@@ -6369,12 +9402,25 @@
     <w:p>
       <w:pPr>
         <w:pStyle w:val="39"/>
+        <w:keepNext w:val="0"/>
+        <w:keepLines w:val="0"/>
+        <w:pageBreakBefore w:val="0"/>
+        <w:widowControl w:val="0"/>
         <w:numPr>
           <w:ilvl w:val="0"/>
           <w:numId w:val="11"/>
         </w:numPr>
-        <w:bidi w:val="0"/>
+        <w:kinsoku w:val="0"/>
+        <w:wordWrap/>
+        <w:overflowPunct/>
+        <w:topLinePunct w:val="0"/>
+        <w:autoSpaceDE w:val="0"/>
+        <w:autoSpaceDN w:val="0"/>
+        <w:bidi w:val="0"/>
+        <w:adjustRightInd w:val="0"/>
+        <w:snapToGrid w:val="0"/>
         <w:ind w:left="425" w:leftChars="0" w:hanging="425" w:firstLineChars="0"/>
+        <w:textAlignment w:val="baseline"/>
       </w:pPr>
       <w:r>
         <w:t>未充分考虑客户需求，导致服务级别偏离；</w:t>
@@ -6383,12 +9429,25 @@
     <w:p>
       <w:pPr>
         <w:pStyle w:val="39"/>
+        <w:keepNext w:val="0"/>
+        <w:keepLines w:val="0"/>
+        <w:pageBreakBefore w:val="0"/>
+        <w:widowControl w:val="0"/>
         <w:numPr>
           <w:ilvl w:val="0"/>
           <w:numId w:val="11"/>
         </w:numPr>
-        <w:bidi w:val="0"/>
+        <w:kinsoku w:val="0"/>
+        <w:wordWrap/>
+        <w:overflowPunct/>
+        <w:topLinePunct w:val="0"/>
+        <w:autoSpaceDE w:val="0"/>
+        <w:autoSpaceDN w:val="0"/>
+        <w:bidi w:val="0"/>
+        <w:adjustRightInd w:val="0"/>
+        <w:snapToGrid w:val="0"/>
         <w:ind w:left="425" w:leftChars="0" w:hanging="425" w:firstLineChars="0"/>
+        <w:textAlignment w:val="baseline"/>
       </w:pPr>
       <w:r>
         <w:t>没有验证服务目标是否可实现，在签约前没有对这些服务目标进行核实；</w:t>
@@ -6397,12 +9456,25 @@
     <w:p>
       <w:pPr>
         <w:pStyle w:val="39"/>
+        <w:keepNext w:val="0"/>
+        <w:keepLines w:val="0"/>
+        <w:pageBreakBefore w:val="0"/>
+        <w:widowControl w:val="0"/>
         <w:numPr>
           <w:ilvl w:val="0"/>
           <w:numId w:val="11"/>
         </w:numPr>
-        <w:bidi w:val="0"/>
+        <w:kinsoku w:val="0"/>
+        <w:wordWrap/>
+        <w:overflowPunct/>
+        <w:topLinePunct w:val="0"/>
+        <w:autoSpaceDE w:val="0"/>
+        <w:autoSpaceDN w:val="0"/>
+        <w:bidi w:val="0"/>
+        <w:adjustRightInd w:val="0"/>
+        <w:snapToGrid w:val="0"/>
         <w:ind w:left="425" w:leftChars="0" w:hanging="425" w:firstLineChars="0"/>
+        <w:textAlignment w:val="baseline"/>
       </w:pPr>
       <w:r>
         <w:t>对服务级别管理重视不够，投入的资源和时间太少；</w:t>
@@ -6411,12 +9483,25 @@
     <w:p>
       <w:pPr>
         <w:pStyle w:val="39"/>
+        <w:keepNext w:val="0"/>
+        <w:keepLines w:val="0"/>
+        <w:pageBreakBefore w:val="0"/>
+        <w:widowControl w:val="0"/>
         <w:numPr>
           <w:ilvl w:val="0"/>
           <w:numId w:val="11"/>
         </w:numPr>
-        <w:bidi w:val="0"/>
+        <w:kinsoku w:val="0"/>
+        <w:wordWrap/>
+        <w:overflowPunct/>
+        <w:topLinePunct w:val="0"/>
+        <w:autoSpaceDE w:val="0"/>
+        <w:autoSpaceDN w:val="0"/>
+        <w:bidi w:val="0"/>
+        <w:adjustRightInd w:val="0"/>
+        <w:snapToGrid w:val="0"/>
         <w:ind w:left="425" w:leftChars="0" w:hanging="425" w:firstLineChars="0"/>
+        <w:textAlignment w:val="baseline"/>
       </w:pPr>
       <w:r>
         <w:t>服务协议没有得到足够的运营级别协议或支持合同的支持；</w:t>
@@ -6425,12 +9510,25 @@
     <w:p>
       <w:pPr>
         <w:pStyle w:val="39"/>
+        <w:keepNext w:val="0"/>
+        <w:keepLines w:val="0"/>
+        <w:pageBreakBefore w:val="0"/>
+        <w:widowControl w:val="0"/>
         <w:numPr>
           <w:ilvl w:val="0"/>
           <w:numId w:val="11"/>
         </w:numPr>
-        <w:bidi w:val="0"/>
+        <w:kinsoku w:val="0"/>
+        <w:wordWrap/>
+        <w:overflowPunct/>
+        <w:topLinePunct w:val="0"/>
+        <w:autoSpaceDE w:val="0"/>
+        <w:autoSpaceDN w:val="0"/>
+        <w:bidi w:val="0"/>
+        <w:adjustRightInd w:val="0"/>
+        <w:snapToGrid w:val="0"/>
         <w:ind w:left="425" w:leftChars="0" w:hanging="425" w:firstLineChars="0"/>
+        <w:textAlignment w:val="baseline"/>
       </w:pPr>
       <w:r>
         <w:t>各方的责任定义不明确，从而可能会导致各方都推卸责任；</w:t>
@@ -6439,12 +9537,25 @@
     <w:p>
       <w:pPr>
         <w:pStyle w:val="39"/>
+        <w:keepNext w:val="0"/>
+        <w:keepLines w:val="0"/>
+        <w:pageBreakBefore w:val="0"/>
+        <w:widowControl w:val="0"/>
         <w:numPr>
           <w:ilvl w:val="0"/>
           <w:numId w:val="11"/>
         </w:numPr>
-        <w:bidi w:val="0"/>
+        <w:kinsoku w:val="0"/>
+        <w:wordWrap/>
+        <w:overflowPunct/>
+        <w:topLinePunct w:val="0"/>
+        <w:autoSpaceDE w:val="0"/>
+        <w:autoSpaceDN w:val="0"/>
+        <w:bidi w:val="0"/>
+        <w:adjustRightInd w:val="0"/>
+        <w:snapToGrid w:val="0"/>
         <w:ind w:left="425" w:leftChars="0" w:hanging="425" w:firstLineChars="0"/>
+        <w:textAlignment w:val="baseline"/>
       </w:pPr>
       <w:r>
         <w:t>SLA根据IT而不是结合业务需求来签订，尤其在业务方不清楚其业务需求时更是如此；</w:t>
@@ -6453,12 +9564,25 @@
     <w:p>
       <w:pPr>
         <w:pStyle w:val="39"/>
+        <w:keepNext w:val="0"/>
+        <w:keepLines w:val="0"/>
+        <w:pageBreakBefore w:val="0"/>
+        <w:widowControl w:val="0"/>
         <w:numPr>
           <w:ilvl w:val="0"/>
           <w:numId w:val="11"/>
         </w:numPr>
-        <w:bidi w:val="0"/>
+        <w:kinsoku w:val="0"/>
+        <w:wordWrap/>
+        <w:overflowPunct/>
+        <w:topLinePunct w:val="0"/>
+        <w:autoSpaceDE w:val="0"/>
+        <w:autoSpaceDN w:val="0"/>
+        <w:bidi w:val="0"/>
+        <w:adjustRightInd w:val="0"/>
+        <w:snapToGrid w:val="0"/>
         <w:ind w:left="425" w:leftChars="0" w:hanging="425" w:firstLineChars="0"/>
+        <w:textAlignment w:val="baseline"/>
       </w:pPr>
       <w:r>
         <w:t>SLA太长，不够简洁，对关键业务或流程关注不够；</w:t>
@@ -6467,12 +9591,25 @@
     <w:p>
       <w:pPr>
         <w:pStyle w:val="39"/>
+        <w:keepNext w:val="0"/>
+        <w:keepLines w:val="0"/>
+        <w:pageBreakBefore w:val="0"/>
+        <w:widowControl w:val="0"/>
         <w:numPr>
           <w:ilvl w:val="0"/>
           <w:numId w:val="11"/>
         </w:numPr>
-        <w:bidi w:val="0"/>
+        <w:kinsoku w:val="0"/>
+        <w:wordWrap/>
+        <w:overflowPunct/>
+        <w:topLinePunct w:val="0"/>
+        <w:autoSpaceDE w:val="0"/>
+        <w:autoSpaceDN w:val="0"/>
+        <w:bidi w:val="0"/>
+        <w:adjustRightInd w:val="0"/>
+        <w:snapToGrid w:val="0"/>
         <w:ind w:left="425" w:leftChars="0" w:hanging="425" w:firstLineChars="0"/>
+        <w:textAlignment w:val="baseline"/>
       </w:pPr>
       <w:r>
         <w:t>拟提供的服务级别未能很好地传递给客户或客户有拒绝变化的抵触情绪；</w:t>
@@ -6481,12 +9618,25 @@
     <w:p>
       <w:pPr>
         <w:pStyle w:val="39"/>
+        <w:keepNext w:val="0"/>
+        <w:keepLines w:val="0"/>
+        <w:pageBreakBefore w:val="0"/>
+        <w:widowControl w:val="0"/>
         <w:numPr>
           <w:ilvl w:val="0"/>
           <w:numId w:val="11"/>
         </w:numPr>
-        <w:bidi w:val="0"/>
+        <w:kinsoku w:val="0"/>
+        <w:wordWrap/>
+        <w:overflowPunct/>
+        <w:topLinePunct w:val="0"/>
+        <w:autoSpaceDE w:val="0"/>
+        <w:autoSpaceDN w:val="0"/>
+        <w:bidi w:val="0"/>
+        <w:adjustRightInd w:val="0"/>
+        <w:snapToGrid w:val="0"/>
         <w:ind w:left="425" w:leftChars="0" w:hanging="425" w:firstLineChars="0"/>
+        <w:textAlignment w:val="baseline"/>
       </w:pPr>
       <w:r>
         <w:t>服务级别管理未能与完整的服务周期相结合。</w:t>
@@ -6495,7 +9645,20 @@
     <w:p>
       <w:pPr>
         <w:pStyle w:val="27"/>
-        <w:bidi w:val="0"/>
+        <w:keepNext w:val="0"/>
+        <w:keepLines w:val="0"/>
+        <w:pageBreakBefore w:val="0"/>
+        <w:widowControl w:val="0"/>
+        <w:kinsoku w:val="0"/>
+        <w:wordWrap/>
+        <w:overflowPunct/>
+        <w:topLinePunct w:val="0"/>
+        <w:autoSpaceDE w:val="0"/>
+        <w:autoSpaceDN w:val="0"/>
+        <w:bidi w:val="0"/>
+        <w:adjustRightInd w:val="0"/>
+        <w:snapToGrid w:val="0"/>
+        <w:textAlignment w:val="baseline"/>
       </w:pPr>
       <w:r>
         <w:t>服务级别管理中出现的上述任何问题都可能导致服务级别管理的失败。因此，有必要提前确认这些问题并进行适当的监控，以确保服务级别管理流程成功地实施。</w:t>
@@ -6504,9 +9667,22 @@
     <w:p>
       <w:pPr>
         <w:pStyle w:val="28"/>
-        <w:bidi w:val="0"/>
-      </w:pPr>
-      <w:bookmarkStart w:id="25" w:name="_Toc13864"/>
+        <w:keepNext w:val="0"/>
+        <w:keepLines w:val="0"/>
+        <w:pageBreakBefore w:val="0"/>
+        <w:widowControl w:val="0"/>
+        <w:kinsoku w:val="0"/>
+        <w:wordWrap/>
+        <w:overflowPunct/>
+        <w:topLinePunct w:val="0"/>
+        <w:autoSpaceDE w:val="0"/>
+        <w:autoSpaceDN w:val="0"/>
+        <w:bidi w:val="0"/>
+        <w:adjustRightInd w:val="0"/>
+        <w:snapToGrid w:val="0"/>
+        <w:textAlignment w:val="baseline"/>
+      </w:pPr>
+      <w:bookmarkStart w:id="25" w:name="_Toc21708"/>
       <w:r>
         <w:t>与其他流程的关系</w:t>
       </w:r>
@@ -6515,11 +9691,24 @@
     <w:p>
       <w:pPr>
         <w:pStyle w:val="29"/>
-        <w:bidi w:val="0"/>
+        <w:keepNext w:val="0"/>
+        <w:keepLines w:val="0"/>
+        <w:pageBreakBefore w:val="0"/>
+        <w:widowControl w:val="0"/>
+        <w:kinsoku w:val="0"/>
+        <w:wordWrap/>
+        <w:overflowPunct/>
+        <w:topLinePunct w:val="0"/>
+        <w:autoSpaceDE w:val="0"/>
+        <w:autoSpaceDN w:val="0"/>
+        <w:bidi w:val="0"/>
+        <w:adjustRightInd w:val="0"/>
+        <w:snapToGrid w:val="0"/>
+        <w:textAlignment w:val="baseline"/>
       </w:pPr>
       <w:bookmarkStart w:id="26" w:name="bookmark31"/>
       <w:bookmarkEnd w:id="26"/>
-      <w:bookmarkStart w:id="27" w:name="_Toc4958"/>
+      <w:bookmarkStart w:id="27" w:name="_Toc12533"/>
       <w:r>
         <w:t>与事件管理和问题管理</w:t>
       </w:r>
@@ -6528,12 +9717,25 @@
     <w:p>
       <w:pPr>
         <w:pStyle w:val="39"/>
+        <w:keepNext w:val="0"/>
+        <w:keepLines w:val="0"/>
+        <w:pageBreakBefore w:val="0"/>
+        <w:widowControl w:val="0"/>
         <w:numPr>
           <w:ilvl w:val="0"/>
           <w:numId w:val="12"/>
         </w:numPr>
-        <w:bidi w:val="0"/>
+        <w:kinsoku w:val="0"/>
+        <w:wordWrap/>
+        <w:overflowPunct/>
+        <w:topLinePunct w:val="0"/>
+        <w:autoSpaceDE w:val="0"/>
+        <w:autoSpaceDN w:val="0"/>
+        <w:bidi w:val="0"/>
+        <w:adjustRightInd w:val="0"/>
+        <w:snapToGrid w:val="0"/>
         <w:ind w:left="425" w:leftChars="0" w:hanging="425" w:firstLineChars="0"/>
+        <w:textAlignment w:val="baseline"/>
       </w:pPr>
       <w:r>
         <w:t>事件管理过程中，在接受客户上报或主动监控上报的故障时，服务人员需要依据SLA对事件进行识别判断，属于服务级别范围内的故障应尽快解决，对于协议范围外的事件原则上不提供服务，但应与客户沟通以取得客户理解。</w:t>
@@ -6542,12 +9744,25 @@
     <w:p>
       <w:pPr>
         <w:pStyle w:val="39"/>
+        <w:keepNext w:val="0"/>
+        <w:keepLines w:val="0"/>
+        <w:pageBreakBefore w:val="0"/>
+        <w:widowControl w:val="0"/>
         <w:numPr>
           <w:ilvl w:val="0"/>
           <w:numId w:val="12"/>
         </w:numPr>
-        <w:bidi w:val="0"/>
+        <w:kinsoku w:val="0"/>
+        <w:wordWrap/>
+        <w:overflowPunct/>
+        <w:topLinePunct w:val="0"/>
+        <w:autoSpaceDE w:val="0"/>
+        <w:autoSpaceDN w:val="0"/>
+        <w:bidi w:val="0"/>
+        <w:adjustRightInd w:val="0"/>
+        <w:snapToGrid w:val="0"/>
         <w:ind w:left="425" w:leftChars="0" w:hanging="425" w:firstLineChars="0"/>
+        <w:textAlignment w:val="baseline"/>
       </w:pPr>
       <w:r>
         <w:t>事件优先级顺序的判断，应参照 SLA 中所约定的标准，应保证现有故障的处理时间满足SLA中所约定的时间要求。</w:t>
@@ -6556,12 +9771,25 @@
     <w:p>
       <w:pPr>
         <w:pStyle w:val="39"/>
+        <w:keepNext w:val="0"/>
+        <w:keepLines w:val="0"/>
+        <w:pageBreakBefore w:val="0"/>
+        <w:widowControl w:val="0"/>
         <w:numPr>
           <w:ilvl w:val="0"/>
           <w:numId w:val="12"/>
         </w:numPr>
-        <w:bidi w:val="0"/>
+        <w:kinsoku w:val="0"/>
+        <w:wordWrap/>
+        <w:overflowPunct/>
+        <w:topLinePunct w:val="0"/>
+        <w:autoSpaceDE w:val="0"/>
+        <w:autoSpaceDN w:val="0"/>
+        <w:bidi w:val="0"/>
+        <w:adjustRightInd w:val="0"/>
+        <w:snapToGrid w:val="0"/>
         <w:ind w:left="425" w:leftChars="0" w:hanging="425" w:firstLineChars="0"/>
+        <w:textAlignment w:val="baseline"/>
       </w:pPr>
       <w:r>
         <w:t>问题管理过程中，通过采取永久性或彻底的措施，确保该类故障不再重复发生，以求达到 SLA 协议中约定的可用性等指标的目标。</w:t>
@@ -6570,9 +9798,22 @@
     <w:p>
       <w:pPr>
         <w:pStyle w:val="29"/>
-        <w:bidi w:val="0"/>
-      </w:pPr>
-      <w:bookmarkStart w:id="28" w:name="_Toc11623"/>
+        <w:keepNext w:val="0"/>
+        <w:keepLines w:val="0"/>
+        <w:pageBreakBefore w:val="0"/>
+        <w:widowControl w:val="0"/>
+        <w:kinsoku w:val="0"/>
+        <w:wordWrap/>
+        <w:overflowPunct/>
+        <w:topLinePunct w:val="0"/>
+        <w:autoSpaceDE w:val="0"/>
+        <w:autoSpaceDN w:val="0"/>
+        <w:bidi w:val="0"/>
+        <w:adjustRightInd w:val="0"/>
+        <w:snapToGrid w:val="0"/>
+        <w:textAlignment w:val="baseline"/>
+      </w:pPr>
+      <w:bookmarkStart w:id="28" w:name="_Toc15339"/>
       <w:r>
         <w:t>与变更管理和发布管理</w:t>
       </w:r>
@@ -6581,12 +9822,25 @@
     <w:p>
       <w:pPr>
         <w:pStyle w:val="39"/>
+        <w:keepNext w:val="0"/>
+        <w:keepLines w:val="0"/>
+        <w:pageBreakBefore w:val="0"/>
+        <w:widowControl w:val="0"/>
         <w:numPr>
           <w:ilvl w:val="0"/>
           <w:numId w:val="13"/>
         </w:numPr>
-        <w:bidi w:val="0"/>
+        <w:kinsoku w:val="0"/>
+        <w:wordWrap/>
+        <w:overflowPunct/>
+        <w:topLinePunct w:val="0"/>
+        <w:autoSpaceDE w:val="0"/>
+        <w:autoSpaceDN w:val="0"/>
+        <w:bidi w:val="0"/>
+        <w:adjustRightInd w:val="0"/>
+        <w:snapToGrid w:val="0"/>
         <w:ind w:left="425" w:leftChars="0" w:hanging="425" w:firstLineChars="0"/>
+        <w:textAlignment w:val="baseline"/>
       </w:pPr>
       <w:r>
         <w:t>变更管理过程中，将提供与服务级别协议相关的服务信息。</w:t>
@@ -6595,12 +9849,25 @@
     <w:p>
       <w:pPr>
         <w:pStyle w:val="39"/>
+        <w:keepNext w:val="0"/>
+        <w:keepLines w:val="0"/>
+        <w:pageBreakBefore w:val="0"/>
+        <w:widowControl w:val="0"/>
         <w:numPr>
           <w:ilvl w:val="0"/>
           <w:numId w:val="13"/>
         </w:numPr>
-        <w:bidi w:val="0"/>
+        <w:kinsoku w:val="0"/>
+        <w:wordWrap/>
+        <w:overflowPunct/>
+        <w:topLinePunct w:val="0"/>
+        <w:autoSpaceDE w:val="0"/>
+        <w:autoSpaceDN w:val="0"/>
+        <w:bidi w:val="0"/>
+        <w:adjustRightInd w:val="0"/>
+        <w:snapToGrid w:val="0"/>
         <w:ind w:left="425" w:leftChars="0" w:hanging="425" w:firstLineChars="0"/>
+        <w:textAlignment w:val="baseline"/>
       </w:pPr>
       <w:r>
         <w:t>变更管理过程对配置项的变更评估，应充分参考对相关的运维服务及服务级别的保障。</w:t>
@@ -6609,12 +9876,25 @@
     <w:p>
       <w:pPr>
         <w:pStyle w:val="39"/>
+        <w:keepNext w:val="0"/>
+        <w:keepLines w:val="0"/>
+        <w:pageBreakBefore w:val="0"/>
+        <w:widowControl w:val="0"/>
         <w:numPr>
           <w:ilvl w:val="0"/>
           <w:numId w:val="13"/>
         </w:numPr>
-        <w:bidi w:val="0"/>
+        <w:kinsoku w:val="0"/>
+        <w:wordWrap/>
+        <w:overflowPunct/>
+        <w:topLinePunct w:val="0"/>
+        <w:autoSpaceDE w:val="0"/>
+        <w:autoSpaceDN w:val="0"/>
+        <w:bidi w:val="0"/>
+        <w:adjustRightInd w:val="0"/>
+        <w:snapToGrid w:val="0"/>
         <w:ind w:left="425" w:leftChars="0" w:hanging="425" w:firstLineChars="0"/>
+        <w:textAlignment w:val="baseline"/>
       </w:pPr>
       <w:r>
         <w:t>任何对服务、服务级别以及 SLA 的变更，都应通过变更管理来进行控制。</w:t>
@@ -6623,9 +9903,22 @@
     <w:p>
       <w:pPr>
         <w:pStyle w:val="29"/>
-        <w:bidi w:val="0"/>
-      </w:pPr>
-      <w:bookmarkStart w:id="29" w:name="_Toc3196"/>
+        <w:keepNext w:val="0"/>
+        <w:keepLines w:val="0"/>
+        <w:pageBreakBefore w:val="0"/>
+        <w:widowControl w:val="0"/>
+        <w:kinsoku w:val="0"/>
+        <w:wordWrap/>
+        <w:overflowPunct/>
+        <w:topLinePunct w:val="0"/>
+        <w:autoSpaceDE w:val="0"/>
+        <w:autoSpaceDN w:val="0"/>
+        <w:bidi w:val="0"/>
+        <w:adjustRightInd w:val="0"/>
+        <w:snapToGrid w:val="0"/>
+        <w:textAlignment w:val="baseline"/>
+      </w:pPr>
+      <w:bookmarkStart w:id="29" w:name="_Toc28586"/>
       <w:r>
         <w:t>与配置管理</w:t>
       </w:r>
@@ -6634,7 +9927,20 @@
     <w:p>
       <w:pPr>
         <w:pStyle w:val="27"/>
-        <w:bidi w:val="0"/>
+        <w:keepNext w:val="0"/>
+        <w:keepLines w:val="0"/>
+        <w:pageBreakBefore w:val="0"/>
+        <w:widowControl w:val="0"/>
+        <w:kinsoku w:val="0"/>
+        <w:wordWrap/>
+        <w:overflowPunct/>
+        <w:topLinePunct w:val="0"/>
+        <w:autoSpaceDE w:val="0"/>
+        <w:autoSpaceDN w:val="0"/>
+        <w:bidi w:val="0"/>
+        <w:adjustRightInd w:val="0"/>
+        <w:snapToGrid w:val="0"/>
+        <w:textAlignment w:val="baseline"/>
       </w:pPr>
       <w:r>
         <w:t>配置管理可将服务级别协议（SLA）作为配置项进行统一记录和管理，则当发生对SLA的变更时，配置管理库中对应 SLA 配置项的记录也应保持同步更新。</w:t>
@@ -6643,9 +9949,22 @@
     <w:p>
       <w:pPr>
         <w:pStyle w:val="28"/>
-        <w:bidi w:val="0"/>
-      </w:pPr>
-      <w:bookmarkStart w:id="30" w:name="_Toc24863"/>
+        <w:keepNext w:val="0"/>
+        <w:keepLines w:val="0"/>
+        <w:pageBreakBefore w:val="0"/>
+        <w:widowControl w:val="0"/>
+        <w:kinsoku w:val="0"/>
+        <w:wordWrap/>
+        <w:overflowPunct/>
+        <w:topLinePunct w:val="0"/>
+        <w:autoSpaceDE w:val="0"/>
+        <w:autoSpaceDN w:val="0"/>
+        <w:bidi w:val="0"/>
+        <w:adjustRightInd w:val="0"/>
+        <w:snapToGrid w:val="0"/>
+        <w:textAlignment w:val="baseline"/>
+      </w:pPr>
+      <w:bookmarkStart w:id="30" w:name="_Toc32189"/>
       <w:r>
         <w:t>考核指标</w:t>
       </w:r>
@@ -6655,7 +9974,7 @@
       <w:tblPr>
         <w:tblStyle w:val="24"/>
         <w:tblW w:w="8297" w:type="dxa"/>
-        <w:tblInd w:w="130" w:type="dxa"/>
+        <w:jc w:val="center"/>
         <w:tblBorders>
           <w:top w:val="single" w:color="000000" w:sz="2" w:space="0"/>
           <w:left w:val="single" w:color="000000" w:sz="2" w:space="0"/>
@@ -6697,7 +10016,8 @@
           </w:tblCellMar>
         </w:tblPrEx>
         <w:trPr>
-          <w:trHeight w:val="583" w:hRule="atLeast"/>
+          <w:trHeight w:val="436" w:hRule="atLeast"/>
+          <w:jc w:val="center"/>
         </w:trPr>
         <w:tc>
           <w:tcPr>
@@ -6711,8 +10031,23 @@
           </w:tcPr>
           <w:p>
             <w:pPr>
+              <w:keepNext w:val="0"/>
+              <w:keepLines w:val="0"/>
+              <w:pageBreakBefore w:val="0"/>
+              <w:widowControl w:val="0"/>
+              <w:kinsoku w:val="0"/>
+              <w:wordWrap/>
+              <w:overflowPunct/>
+              <w:topLinePunct w:val="0"/>
+              <w:autoSpaceDE w:val="0"/>
+              <w:autoSpaceDN w:val="0"/>
+              <w:bidi w:val="0"/>
+              <w:adjustRightInd w:val="0"/>
+              <w:snapToGrid w:val="0"/>
               <w:spacing w:before="205" w:line="221" w:lineRule="auto"/>
-              <w:ind w:left="195"/>
+              <w:ind w:left="0" w:leftChars="0" w:right="0" w:rightChars="0" w:firstLine="0" w:firstLineChars="0"/>
+              <w:jc w:val="center"/>
+              <w:textAlignment w:val="baseline"/>
               <w:rPr>
                 <w:rFonts w:ascii="宋体" w:hAnsi="宋体" w:eastAsia="宋体" w:cs="宋体"/>
                 <w:b/>
@@ -6746,8 +10081,23 @@
           </w:tcPr>
           <w:p>
             <w:pPr>
+              <w:keepNext w:val="0"/>
+              <w:keepLines w:val="0"/>
+              <w:pageBreakBefore w:val="0"/>
+              <w:widowControl w:val="0"/>
+              <w:kinsoku w:val="0"/>
+              <w:wordWrap/>
+              <w:overflowPunct/>
+              <w:topLinePunct w:val="0"/>
+              <w:autoSpaceDE w:val="0"/>
+              <w:autoSpaceDN w:val="0"/>
+              <w:bidi w:val="0"/>
+              <w:adjustRightInd w:val="0"/>
+              <w:snapToGrid w:val="0"/>
               <w:spacing w:before="205" w:line="221" w:lineRule="auto"/>
-              <w:ind w:left="195"/>
+              <w:ind w:left="0" w:leftChars="0" w:right="0" w:rightChars="0" w:firstLine="0" w:firstLineChars="0"/>
+              <w:jc w:val="center"/>
+              <w:textAlignment w:val="baseline"/>
               <w:rPr>
                 <w:rFonts w:ascii="宋体" w:hAnsi="宋体" w:eastAsia="宋体" w:cs="宋体"/>
                 <w:b/>
@@ -6782,8 +10132,23 @@
           </w:tcPr>
           <w:p>
             <w:pPr>
+              <w:keepNext w:val="0"/>
+              <w:keepLines w:val="0"/>
+              <w:pageBreakBefore w:val="0"/>
+              <w:widowControl w:val="0"/>
+              <w:kinsoku w:val="0"/>
+              <w:wordWrap/>
+              <w:overflowPunct/>
+              <w:topLinePunct w:val="0"/>
+              <w:autoSpaceDE w:val="0"/>
+              <w:autoSpaceDN w:val="0"/>
+              <w:bidi w:val="0"/>
+              <w:adjustRightInd w:val="0"/>
+              <w:snapToGrid w:val="0"/>
               <w:spacing w:before="205" w:line="221" w:lineRule="auto"/>
-              <w:ind w:left="195"/>
+              <w:ind w:left="0" w:leftChars="0" w:right="0" w:rightChars="0" w:firstLine="0" w:firstLineChars="0"/>
+              <w:jc w:val="center"/>
+              <w:textAlignment w:val="baseline"/>
               <w:rPr>
                 <w:rFonts w:ascii="宋体" w:hAnsi="宋体" w:eastAsia="宋体" w:cs="宋体"/>
                 <w:b/>
@@ -6818,8 +10183,23 @@
           </w:tcPr>
           <w:p>
             <w:pPr>
+              <w:keepNext w:val="0"/>
+              <w:keepLines w:val="0"/>
+              <w:pageBreakBefore w:val="0"/>
+              <w:widowControl w:val="0"/>
+              <w:kinsoku w:val="0"/>
+              <w:wordWrap/>
+              <w:overflowPunct/>
+              <w:topLinePunct w:val="0"/>
+              <w:autoSpaceDE w:val="0"/>
+              <w:autoSpaceDN w:val="0"/>
+              <w:bidi w:val="0"/>
+              <w:adjustRightInd w:val="0"/>
+              <w:snapToGrid w:val="0"/>
               <w:spacing w:before="205" w:line="221" w:lineRule="auto"/>
-              <w:ind w:left="195"/>
+              <w:ind w:left="0" w:leftChars="0" w:right="0" w:rightChars="0" w:firstLine="0" w:firstLineChars="0"/>
+              <w:jc w:val="center"/>
+              <w:textAlignment w:val="baseline"/>
               <w:rPr>
                 <w:rFonts w:hint="default" w:ascii="宋体" w:hAnsi="宋体" w:eastAsia="宋体" w:cs="宋体"/>
                 <w:b/>
@@ -6856,8 +10236,23 @@
           </w:tcPr>
           <w:p>
             <w:pPr>
+              <w:keepNext w:val="0"/>
+              <w:keepLines w:val="0"/>
+              <w:pageBreakBefore w:val="0"/>
+              <w:widowControl w:val="0"/>
+              <w:kinsoku w:val="0"/>
+              <w:wordWrap/>
+              <w:overflowPunct/>
+              <w:topLinePunct w:val="0"/>
+              <w:autoSpaceDE w:val="0"/>
+              <w:autoSpaceDN w:val="0"/>
+              <w:bidi w:val="0"/>
+              <w:adjustRightInd w:val="0"/>
+              <w:snapToGrid w:val="0"/>
               <w:spacing w:before="205" w:line="221" w:lineRule="auto"/>
-              <w:ind w:left="195"/>
+              <w:ind w:left="0" w:leftChars="0" w:right="0" w:rightChars="0" w:firstLine="0" w:firstLineChars="0"/>
+              <w:jc w:val="center"/>
+              <w:textAlignment w:val="baseline"/>
               <w:rPr>
                 <w:rFonts w:hint="default" w:ascii="宋体" w:hAnsi="宋体" w:eastAsia="宋体" w:cs="宋体"/>
                 <w:b/>
@@ -6901,7 +10296,8 @@
           </w:tblCellMar>
         </w:tblPrEx>
         <w:trPr>
-          <w:trHeight w:val="549" w:hRule="atLeast"/>
+          <w:trHeight w:val="429" w:hRule="atLeast"/>
+          <w:jc w:val="center"/>
         </w:trPr>
         <w:tc>
           <w:tcPr>
@@ -6910,11 +10306,27 @@
               <w:top w:val="single" w:color="000000" w:sz="6" w:space="0"/>
               <w:left w:val="single" w:color="000000" w:sz="6" w:space="0"/>
             </w:tcBorders>
+            <w:vAlign w:val="center"/>
           </w:tcPr>
           <w:p>
             <w:pPr>
+              <w:keepNext w:val="0"/>
+              <w:keepLines w:val="0"/>
+              <w:pageBreakBefore w:val="0"/>
+              <w:widowControl w:val="0"/>
+              <w:kinsoku w:val="0"/>
+              <w:wordWrap/>
+              <w:overflowPunct/>
+              <w:topLinePunct w:val="0"/>
+              <w:autoSpaceDE w:val="0"/>
+              <w:autoSpaceDN w:val="0"/>
+              <w:bidi w:val="0"/>
+              <w:adjustRightInd w:val="0"/>
+              <w:snapToGrid w:val="0"/>
               <w:spacing w:before="194" w:line="219" w:lineRule="auto"/>
-              <w:ind w:left="123"/>
+              <w:ind w:left="0" w:leftChars="0" w:right="0" w:rightChars="0" w:firstLine="0" w:firstLineChars="0"/>
+              <w:jc w:val="center"/>
+              <w:textAlignment w:val="baseline"/>
               <w:rPr>
                 <w:rFonts w:hint="eastAsia" w:ascii="宋体" w:hAnsi="宋体" w:eastAsia="宋体" w:cs="宋体"/>
                 <w:spacing w:val="-2"/>
@@ -6941,11 +10353,27 @@
             <w:tcBorders>
               <w:top w:val="single" w:color="000000" w:sz="6" w:space="0"/>
             </w:tcBorders>
+            <w:vAlign w:val="center"/>
           </w:tcPr>
           <w:p>
             <w:pPr>
+              <w:keepNext w:val="0"/>
+              <w:keepLines w:val="0"/>
+              <w:pageBreakBefore w:val="0"/>
+              <w:widowControl w:val="0"/>
+              <w:kinsoku w:val="0"/>
+              <w:wordWrap/>
+              <w:overflowPunct/>
+              <w:topLinePunct w:val="0"/>
+              <w:autoSpaceDE w:val="0"/>
+              <w:autoSpaceDN w:val="0"/>
+              <w:bidi w:val="0"/>
+              <w:adjustRightInd w:val="0"/>
+              <w:snapToGrid w:val="0"/>
               <w:spacing w:before="194" w:line="219" w:lineRule="auto"/>
-              <w:ind w:left="123"/>
+              <w:ind w:left="0" w:leftChars="0" w:right="0" w:rightChars="0" w:firstLine="0" w:firstLineChars="0"/>
+              <w:jc w:val="center"/>
+              <w:textAlignment w:val="baseline"/>
               <w:rPr>
                 <w:rFonts w:hint="default" w:ascii="宋体" w:hAnsi="宋体" w:eastAsia="宋体" w:cs="宋体"/>
                 <w:spacing w:val="-2"/>
@@ -6973,30 +10401,28 @@
               <w:top w:val="single" w:color="000000" w:sz="6" w:space="0"/>
               <w:right w:val="single" w:color="000000" w:sz="6" w:space="0"/>
             </w:tcBorders>
+            <w:vAlign w:val="center"/>
           </w:tcPr>
           <w:p>
             <w:pPr>
               <w:pStyle w:val="25"/>
+              <w:keepNext w:val="0"/>
+              <w:keepLines w:val="0"/>
+              <w:pageBreakBefore w:val="0"/>
+              <w:widowControl w:val="0"/>
+              <w:kinsoku w:val="0"/>
+              <w:wordWrap/>
+              <w:overflowPunct/>
+              <w:topLinePunct w:val="0"/>
+              <w:autoSpaceDE w:val="0"/>
+              <w:autoSpaceDN w:val="0"/>
+              <w:bidi w:val="0"/>
+              <w:adjustRightInd w:val="0"/>
+              <w:snapToGrid w:val="0"/>
               <w:spacing w:before="59" w:line="220" w:lineRule="auto"/>
-              <w:ind w:left="113"/>
-              <w:rPr>
-                <w:sz w:val="18"/>
-                <w:szCs w:val="18"/>
-              </w:rPr>
-            </w:pPr>
-            <w:r>
-              <w:rPr>
-                <w:spacing w:val="-2"/>
-                <w:sz w:val="18"/>
-                <w:szCs w:val="18"/>
-              </w:rPr>
-              <w:t>（满足服务级别事件数/事件总数）</w:t>
-            </w:r>
-          </w:p>
-          <w:p>
-            <w:pPr>
-              <w:spacing w:before="194" w:line="219" w:lineRule="auto"/>
-              <w:ind w:left="123"/>
+              <w:ind w:left="0" w:leftChars="0" w:right="0" w:rightChars="0" w:firstLine="0" w:firstLineChars="0"/>
+              <w:jc w:val="center"/>
+              <w:textAlignment w:val="baseline"/>
               <w:rPr>
                 <w:rFonts w:hint="default" w:ascii="宋体" w:hAnsi="宋体" w:eastAsia="宋体" w:cs="宋体"/>
                 <w:spacing w:val="-2"/>
@@ -7011,7 +10437,7 @@
                 <w:sz w:val="18"/>
                 <w:szCs w:val="18"/>
               </w:rPr>
-              <w:t>*100%</w:t>
+              <w:t>（满足服务级别事件数/事件总数）*100%</w:t>
             </w:r>
           </w:p>
         </w:tc>
@@ -7022,11 +10448,27 @@
               <w:top w:val="single" w:color="000000" w:sz="6" w:space="0"/>
               <w:right w:val="single" w:color="000000" w:sz="6" w:space="0"/>
             </w:tcBorders>
+            <w:vAlign w:val="center"/>
           </w:tcPr>
           <w:p>
             <w:pPr>
+              <w:keepNext w:val="0"/>
+              <w:keepLines w:val="0"/>
+              <w:pageBreakBefore w:val="0"/>
+              <w:widowControl w:val="0"/>
+              <w:kinsoku w:val="0"/>
+              <w:wordWrap/>
+              <w:overflowPunct/>
+              <w:topLinePunct w:val="0"/>
+              <w:autoSpaceDE w:val="0"/>
+              <w:autoSpaceDN w:val="0"/>
+              <w:bidi w:val="0"/>
+              <w:adjustRightInd w:val="0"/>
+              <w:snapToGrid w:val="0"/>
               <w:spacing w:before="194" w:line="219" w:lineRule="auto"/>
-              <w:ind w:left="123"/>
+              <w:ind w:left="0" w:leftChars="0" w:right="0" w:rightChars="0" w:firstLine="0" w:firstLineChars="0"/>
+              <w:jc w:val="center"/>
+              <w:textAlignment w:val="baseline"/>
               <w:rPr>
                 <w:rFonts w:hint="eastAsia" w:ascii="宋体" w:hAnsi="宋体" w:eastAsia="宋体" w:cs="宋体"/>
                 <w:spacing w:val="-2"/>
@@ -7054,11 +10496,27 @@
               <w:top w:val="single" w:color="000000" w:sz="6" w:space="0"/>
               <w:right w:val="single" w:color="000000" w:sz="6" w:space="0"/>
             </w:tcBorders>
+            <w:vAlign w:val="center"/>
           </w:tcPr>
           <w:p>
             <w:pPr>
+              <w:keepNext w:val="0"/>
+              <w:keepLines w:val="0"/>
+              <w:pageBreakBefore w:val="0"/>
+              <w:widowControl w:val="0"/>
+              <w:kinsoku w:val="0"/>
+              <w:wordWrap/>
+              <w:overflowPunct/>
+              <w:topLinePunct w:val="0"/>
+              <w:autoSpaceDE w:val="0"/>
+              <w:autoSpaceDN w:val="0"/>
+              <w:bidi w:val="0"/>
+              <w:adjustRightInd w:val="0"/>
+              <w:snapToGrid w:val="0"/>
               <w:spacing w:before="194" w:line="219" w:lineRule="auto"/>
-              <w:ind w:left="123"/>
+              <w:ind w:left="0" w:leftChars="0" w:right="0" w:rightChars="0" w:firstLine="0" w:firstLineChars="0"/>
+              <w:jc w:val="center"/>
+              <w:textAlignment w:val="baseline"/>
               <w:rPr>
                 <w:rFonts w:hint="default"/>
                 <w:spacing w:val="-2"/>
@@ -7077,8 +10535,6 @@
               </w:rPr>
               <w:t>≥90%</w:t>
             </w:r>
-            <w:bookmarkStart w:id="35" w:name="_GoBack"/>
-            <w:bookmarkEnd w:id="35"/>
           </w:p>
         </w:tc>
       </w:tr>
@@ -7086,9 +10542,22 @@
     <w:p>
       <w:pPr>
         <w:pStyle w:val="28"/>
-        <w:bidi w:val="0"/>
-      </w:pPr>
-      <w:bookmarkStart w:id="31" w:name="_Toc24899"/>
+        <w:keepNext w:val="0"/>
+        <w:keepLines w:val="0"/>
+        <w:pageBreakBefore w:val="0"/>
+        <w:widowControl w:val="0"/>
+        <w:kinsoku w:val="0"/>
+        <w:wordWrap/>
+        <w:overflowPunct/>
+        <w:topLinePunct w:val="0"/>
+        <w:autoSpaceDE w:val="0"/>
+        <w:autoSpaceDN w:val="0"/>
+        <w:bidi w:val="0"/>
+        <w:adjustRightInd w:val="0"/>
+        <w:snapToGrid w:val="0"/>
+        <w:textAlignment w:val="baseline"/>
+      </w:pPr>
+      <w:bookmarkStart w:id="31" w:name="_Toc8708"/>
       <w:r>
         <w:t>相关政策</w:t>
       </w:r>
@@ -7097,9 +10566,22 @@
     <w:p>
       <w:pPr>
         <w:pStyle w:val="29"/>
-        <w:bidi w:val="0"/>
-      </w:pPr>
-      <w:bookmarkStart w:id="32" w:name="_Toc11169"/>
+        <w:keepNext w:val="0"/>
+        <w:keepLines w:val="0"/>
+        <w:pageBreakBefore w:val="0"/>
+        <w:widowControl w:val="0"/>
+        <w:kinsoku w:val="0"/>
+        <w:wordWrap/>
+        <w:overflowPunct/>
+        <w:topLinePunct w:val="0"/>
+        <w:autoSpaceDE w:val="0"/>
+        <w:autoSpaceDN w:val="0"/>
+        <w:bidi w:val="0"/>
+        <w:adjustRightInd w:val="0"/>
+        <w:snapToGrid w:val="0"/>
+        <w:textAlignment w:val="baseline"/>
+      </w:pPr>
+      <w:bookmarkStart w:id="32" w:name="_Toc10844"/>
       <w:r>
         <w:t>常规方针</w:t>
       </w:r>
@@ -7108,12 +10590,25 @@
     <w:p>
       <w:pPr>
         <w:pStyle w:val="39"/>
+        <w:keepNext w:val="0"/>
+        <w:keepLines w:val="0"/>
+        <w:pageBreakBefore w:val="0"/>
+        <w:widowControl w:val="0"/>
         <w:numPr>
           <w:ilvl w:val="0"/>
           <w:numId w:val="14"/>
         </w:numPr>
-        <w:bidi w:val="0"/>
+        <w:kinsoku w:val="0"/>
+        <w:wordWrap/>
+        <w:overflowPunct/>
+        <w:topLinePunct w:val="0"/>
+        <w:autoSpaceDE w:val="0"/>
+        <w:autoSpaceDN w:val="0"/>
+        <w:bidi w:val="0"/>
+        <w:adjustRightInd w:val="0"/>
+        <w:snapToGrid w:val="0"/>
         <w:ind w:left="425" w:leftChars="0" w:hanging="425" w:firstLineChars="0"/>
+        <w:textAlignment w:val="baseline"/>
       </w:pPr>
       <w:r>
         <w:t>服务范围和相应服务级别目标、工作量应得到相关各方的认同，并被记录。每项服务应在服务级别协议（SLA）中被定义、认可和记录。</w:t>
@@ -7122,12 +10617,25 @@
     <w:p>
       <w:pPr>
         <w:pStyle w:val="39"/>
+        <w:keepNext w:val="0"/>
+        <w:keepLines w:val="0"/>
+        <w:pageBreakBefore w:val="0"/>
+        <w:widowControl w:val="0"/>
         <w:numPr>
           <w:ilvl w:val="0"/>
           <w:numId w:val="14"/>
         </w:numPr>
-        <w:bidi w:val="0"/>
+        <w:kinsoku w:val="0"/>
+        <w:wordWrap/>
+        <w:overflowPunct/>
+        <w:topLinePunct w:val="0"/>
+        <w:autoSpaceDE w:val="0"/>
+        <w:autoSpaceDN w:val="0"/>
+        <w:bidi w:val="0"/>
+        <w:adjustRightInd w:val="0"/>
+        <w:snapToGrid w:val="0"/>
         <w:ind w:left="425" w:leftChars="0" w:hanging="425" w:firstLineChars="0"/>
+        <w:textAlignment w:val="baseline"/>
       </w:pPr>
       <w:r>
         <w:t>服务级别协议的变更应置于变更管理控制之下。</w:t>
@@ -7136,12 +10644,25 @@
     <w:p>
       <w:pPr>
         <w:pStyle w:val="39"/>
+        <w:keepNext w:val="0"/>
+        <w:keepLines w:val="0"/>
+        <w:pageBreakBefore w:val="0"/>
+        <w:widowControl w:val="0"/>
         <w:numPr>
           <w:ilvl w:val="0"/>
           <w:numId w:val="14"/>
         </w:numPr>
-        <w:bidi w:val="0"/>
+        <w:kinsoku w:val="0"/>
+        <w:wordWrap/>
+        <w:overflowPunct/>
+        <w:topLinePunct w:val="0"/>
+        <w:autoSpaceDE w:val="0"/>
+        <w:autoSpaceDN w:val="0"/>
+        <w:bidi w:val="0"/>
+        <w:adjustRightInd w:val="0"/>
+        <w:snapToGrid w:val="0"/>
         <w:ind w:left="425" w:leftChars="0" w:hanging="425" w:firstLineChars="0"/>
+        <w:textAlignment w:val="baseline"/>
       </w:pPr>
       <w:r>
         <w:t>服务级别协议应定期得到相关各方检查，以确保其及时更新和有效。</w:t>
@@ -7150,12 +10671,25 @@
     <w:p>
       <w:pPr>
         <w:pStyle w:val="39"/>
+        <w:keepNext w:val="0"/>
+        <w:keepLines w:val="0"/>
+        <w:pageBreakBefore w:val="0"/>
+        <w:widowControl w:val="0"/>
         <w:numPr>
           <w:ilvl w:val="0"/>
           <w:numId w:val="14"/>
         </w:numPr>
-        <w:bidi w:val="0"/>
+        <w:kinsoku w:val="0"/>
+        <w:wordWrap/>
+        <w:overflowPunct/>
+        <w:topLinePunct w:val="0"/>
+        <w:autoSpaceDE w:val="0"/>
+        <w:autoSpaceDN w:val="0"/>
+        <w:bidi w:val="0"/>
+        <w:adjustRightInd w:val="0"/>
+        <w:snapToGrid w:val="0"/>
         <w:ind w:left="425" w:leftChars="0" w:hanging="425" w:firstLineChars="0"/>
+        <w:textAlignment w:val="baseline"/>
       </w:pPr>
       <w:r>
         <w:t>定期（每</w:t>
@@ -7174,9 +10708,22 @@
     <w:p>
       <w:pPr>
         <w:pStyle w:val="29"/>
-        <w:bidi w:val="0"/>
-      </w:pPr>
-      <w:bookmarkStart w:id="33" w:name="_Toc23896"/>
+        <w:keepNext w:val="0"/>
+        <w:keepLines w:val="0"/>
+        <w:pageBreakBefore w:val="0"/>
+        <w:widowControl w:val="0"/>
+        <w:kinsoku w:val="0"/>
+        <w:wordWrap/>
+        <w:overflowPunct/>
+        <w:topLinePunct w:val="0"/>
+        <w:autoSpaceDE w:val="0"/>
+        <w:autoSpaceDN w:val="0"/>
+        <w:bidi w:val="0"/>
+        <w:adjustRightInd w:val="0"/>
+        <w:snapToGrid w:val="0"/>
+        <w:textAlignment w:val="baseline"/>
+      </w:pPr>
+      <w:bookmarkStart w:id="33" w:name="_Toc20408"/>
       <w:r>
         <w:t>责任人方针</w:t>
       </w:r>
@@ -7185,7 +10732,20 @@
     <w:p>
       <w:pPr>
         <w:pStyle w:val="27"/>
-        <w:bidi w:val="0"/>
+        <w:keepNext w:val="0"/>
+        <w:keepLines w:val="0"/>
+        <w:pageBreakBefore w:val="0"/>
+        <w:widowControl w:val="0"/>
+        <w:kinsoku w:val="0"/>
+        <w:wordWrap/>
+        <w:overflowPunct/>
+        <w:topLinePunct w:val="0"/>
+        <w:autoSpaceDE w:val="0"/>
+        <w:autoSpaceDN w:val="0"/>
+        <w:bidi w:val="0"/>
+        <w:adjustRightInd w:val="0"/>
+        <w:snapToGrid w:val="0"/>
+        <w:textAlignment w:val="baseline"/>
       </w:pPr>
       <w:r>
         <w:t>高效管理服务级别的一个关键要素，就是任命一个合适的责任人，以确保任何时候服务级别协议的有效执行。我们制定的该流程中，服务需求识别和签订的责任人被指派给</w:t>
@@ -7204,9 +10764,22 @@
     <w:p>
       <w:pPr>
         <w:pStyle w:val="26"/>
-        <w:bidi w:val="0"/>
-      </w:pPr>
-      <w:bookmarkStart w:id="34" w:name="_Toc562"/>
+        <w:keepNext w:val="0"/>
+        <w:keepLines w:val="0"/>
+        <w:pageBreakBefore w:val="0"/>
+        <w:widowControl w:val="0"/>
+        <w:kinsoku w:val="0"/>
+        <w:wordWrap/>
+        <w:overflowPunct/>
+        <w:topLinePunct w:val="0"/>
+        <w:autoSpaceDE w:val="0"/>
+        <w:autoSpaceDN w:val="0"/>
+        <w:bidi w:val="0"/>
+        <w:adjustRightInd w:val="0"/>
+        <w:snapToGrid w:val="0"/>
+        <w:textAlignment w:val="baseline"/>
+      </w:pPr>
+      <w:bookmarkStart w:id="34" w:name="_Toc2728"/>
       <w:r>
         <w:t>相关文件及模板</w:t>
       </w:r>
@@ -7214,8 +10787,22 @@
     </w:p>
     <w:p>
       <w:pPr>
+        <w:keepNext w:val="0"/>
+        <w:keepLines w:val="0"/>
+        <w:pageBreakBefore w:val="0"/>
+        <w:widowControl w:val="0"/>
+        <w:kinsoku w:val="0"/>
+        <w:wordWrap/>
+        <w:overflowPunct/>
+        <w:topLinePunct w:val="0"/>
+        <w:autoSpaceDE w:val="0"/>
+        <w:autoSpaceDN w:val="0"/>
+        <w:bidi w:val="0"/>
+        <w:adjustRightInd w:val="0"/>
+        <w:snapToGrid w:val="0"/>
         <w:spacing w:before="141" w:line="220" w:lineRule="auto"/>
         <w:ind w:left="181"/>
+        <w:textAlignment w:val="baseline"/>
         <w:rPr>
           <w:rFonts w:ascii="宋体" w:hAnsi="宋体" w:eastAsia="宋体" w:cs="宋体"/>
           <w:sz w:val="24"/>
@@ -7252,8 +10839,22 @@
     </w:p>
     <w:p>
       <w:pPr>
+        <w:keepNext w:val="0"/>
+        <w:keepLines w:val="0"/>
+        <w:pageBreakBefore w:val="0"/>
+        <w:widowControl w:val="0"/>
+        <w:kinsoku w:val="0"/>
+        <w:wordWrap/>
+        <w:overflowPunct/>
+        <w:topLinePunct w:val="0"/>
+        <w:autoSpaceDE w:val="0"/>
+        <w:autoSpaceDN w:val="0"/>
+        <w:bidi w:val="0"/>
+        <w:adjustRightInd w:val="0"/>
+        <w:snapToGrid w:val="0"/>
         <w:spacing w:before="182" w:line="220" w:lineRule="auto"/>
         <w:ind w:left="181"/>
+        <w:textAlignment w:val="baseline"/>
         <w:rPr>
           <w:rFonts w:ascii="宋体" w:hAnsi="宋体" w:eastAsia="宋体" w:cs="宋体"/>
           <w:sz w:val="24"/>
@@ -7269,6 +10870,8 @@
         </w:rPr>
         <w:t>《服务级别管理程序》</w:t>
       </w:r>
+      <w:bookmarkStart w:id="35" w:name="_GoBack"/>
+      <w:bookmarkEnd w:id="35"/>
     </w:p>
     <w:sectPr>
       <w:footerReference r:id="rId5" w:type="default"/>
